--- a/contracts/PECH_COMMISSION_MARKETER_AGREEMENT.docx
+++ b/contracts/PECH_COMMISSION_MARKETER_AGREEMENT.docx
@@ -2,12 +2,79 @@
 <file path=word/document.xml><?xml version="1.0" encoding="utf-8"?>
 <w:document xmlns:w="http://schemas.openxmlformats.org/wordprocessingml/2006/main" xmlns:m="http://schemas.openxmlformats.org/officeDocument/2006/math" xmlns:r="http://schemas.openxmlformats.org/officeDocument/2006/relationships" xmlns:o="urn:schemas-microsoft-com:office:office" xmlns:v="urn:schemas-microsoft-com:vml" xmlns:w10="urn:schemas-microsoft-com:office:word" xmlns:a="http://schemas.openxmlformats.org/drawingml/2006/main" xmlns:pic="http://schemas.openxmlformats.org/drawingml/2006/picture" xmlns:wp="http://schemas.openxmlformats.org/drawingml/2006/wordprocessingDrawing">
   <w:body>
+    <w:p>
+      <w:pPr>
+        <w:pBdr>
+          <w:top w:val="single" w:sz="12" w:space="1" w:color="00BFFF"/>
+          <w:bottom w:val="single" w:sz="36" w:space="0" w:color="F5A623"/>
+        </w:pBdr>
+        <w:spacing w:before="0" w:after="240"/>
+      </w:pPr>
+    </w:p>
+    <w:p>
+      <w:pPr>
+        <w:pBdr>
+          <w:bottom w:val="single" w:sz="6" w:space="1" w:color="00BFFF"/>
+        </w:pBdr>
+        <w:spacing w:before="0" w:after="120"/>
+      </w:pPr>
+    </w:p>
+    <w:p>
+      <w:pPr>
+        <w:jc w:val="center"/>
+        <w:spacing w:before="0" w:after="60"/>
+      </w:pPr>
+      <w:r>
+        <w:rPr>
+          <w:i/>
+          <w:color w:val="E08A00"/>
+          <w:sz w:val="18"/>
+          <w:szCs w:val="18"/>
+        </w:rPr>
+        <w:t>Technology &amp; Infrastructure Enablers for Africa</w:t>
+      </w:r>
+    </w:p>
+    <w:p>
+      <w:pPr>
+        <w:jc w:val="center"/>
+        <w:spacing w:before="200" w:after="40"/>
+      </w:pPr>
+      <w:r>
+        <w:rPr>
+          <w:b/>
+          <w:color w:val="0099CC"/>
+          <w:sz w:val="28"/>
+          <w:szCs w:val="28"/>
+        </w:rPr>
+        <w:t>PECH GROUP HOLDINGS LTD</w:t>
+      </w:r>
+    </w:p>
+    <w:p>
+      <w:pPr>
+        <w:pBdr>
+          <w:top w:val="single" w:sz="36" w:space="0" w:color="F5A623"/>
+          <w:bottom w:val="single" w:sz="12" w:space="1" w:color="00BFFF"/>
+        </w:pBdr>
+        <w:spacing w:after="0"/>
+      </w:pPr>
+    </w:p>
     <w:bookmarkStart w:id="21" w:name="pech-group-holdings-ltd"/>
     <w:p>
       <w:pPr>
         <w:pStyle w:val="Heading1"/>
-      </w:pPr>
-      <w:r>
+        <w:rPr>
+          <w:color w:val="0099CC"/>
+        </w:rPr>
+        <w:pBdr>
+          <w:bottom w:val="single" w:sz="18" w:space="2" w:color="F5A623"/>
+        </w:pBdr>
+      </w:pPr>
+      <w:r>
+        <w:rPr>
+          <w:b/>
+          <w:color w:val="0099CC"/>
+          <w:sz w:val="44"/>
+        </w:rPr>
         <w:t xml:space="preserve">PECH GROUP HOLDINGS LTD</w:t>
       </w:r>
     </w:p>
@@ -54,8 +121,19 @@
     <w:p>
       <w:pPr>
         <w:pStyle w:val="Heading1"/>
-      </w:pPr>
-      <w:r>
+        <w:rPr>
+          <w:color w:val="0099CC"/>
+        </w:rPr>
+        <w:pBdr>
+          <w:bottom w:val="single" w:sz="18" w:space="2" w:color="F5A623"/>
+        </w:pBdr>
+      </w:pPr>
+      <w:r>
+        <w:rPr>
+          <w:b/>
+          <w:color w:val="0099CC"/>
+          <w:sz w:val="44"/>
+        </w:rPr>
         <w:t xml:space="preserve">COMMISSION MARKETER AGREEMENT</w:t>
       </w:r>
     </w:p>
@@ -135,9 +213,29 @@
     <w:bookmarkStart w:id="22" w:name="table-of-contents"/>
     <w:p>
       <w:pPr>
+        <w:pBdr>
+          <w:top w:val="single" w:sz="18" w:space="1" w:color="F5A623"/>
+          <w:bottom w:val="single" w:sz="6" w:space="1" w:color="0099CC"/>
+        </w:pBdr>
+        <w:spacing w:before="200" w:after="200"/>
+      </w:pPr>
+    </w:p>
+    <w:p>
+      <w:pPr>
         <w:pStyle w:val="Heading2"/>
-      </w:pPr>
-      <w:r>
+        <w:rPr>
+          <w:color w:val="0099CC"/>
+        </w:rPr>
+        <w:pBdr>
+          <w:bottom w:val="single" w:sz="6" w:space="2" w:color="00BFFF"/>
+        </w:pBdr>
+      </w:pPr>
+      <w:r>
+        <w:rPr>
+          <w:b/>
+          <w:color w:val="0099CC"/>
+          <w:sz w:val="32"/>
+        </w:rPr>
         <w:t xml:space="preserve">TABLE OF CONTENTS</w:t>
       </w:r>
     </w:p>
@@ -428,9 +526,29 @@
     <w:bookmarkStart w:id="24" w:name="parties-definitions"/>
     <w:p>
       <w:pPr>
+        <w:pBdr>
+          <w:top w:val="single" w:sz="18" w:space="1" w:color="F5A623"/>
+          <w:bottom w:val="single" w:sz="6" w:space="1" w:color="0099CC"/>
+        </w:pBdr>
+        <w:spacing w:before="200" w:after="200"/>
+      </w:pPr>
+    </w:p>
+    <w:p>
+      <w:pPr>
         <w:pStyle w:val="Heading2"/>
-      </w:pPr>
-      <w:r>
+        <w:rPr>
+          <w:color w:val="0099CC"/>
+        </w:rPr>
+        <w:pBdr>
+          <w:bottom w:val="single" w:sz="6" w:space="2" w:color="00BFFF"/>
+        </w:pBdr>
+      </w:pPr>
+      <w:r>
+        <w:rPr>
+          <w:b/>
+          <w:color w:val="0099CC"/>
+          <w:sz w:val="32"/>
+        </w:rPr>
         <w:t xml:space="preserve">1. PARTIES &amp; DEFINITIONS</w:t>
       </w:r>
     </w:p>
@@ -775,8 +893,16 @@
     <w:p>
       <w:pPr>
         <w:pStyle w:val="Heading3"/>
-      </w:pPr>
-      <w:r>
+        <w:rPr>
+          <w:color w:val="E08A00"/>
+        </w:rPr>
+      </w:pPr>
+      <w:r>
+        <w:rPr>
+          <w:b/>
+          <w:color w:val="E08A00"/>
+          <w:sz w:val="26"/>
+        </w:rPr>
         <w:t xml:space="preserve">1.1 Definitions</w:t>
       </w:r>
     </w:p>
@@ -1408,9 +1534,29 @@
     <w:bookmarkStart w:id="29" w:name="appointment"/>
     <w:p>
       <w:pPr>
+        <w:pBdr>
+          <w:top w:val="single" w:sz="18" w:space="1" w:color="F5A623"/>
+          <w:bottom w:val="single" w:sz="6" w:space="1" w:color="0099CC"/>
+        </w:pBdr>
+        <w:spacing w:before="200" w:after="200"/>
+      </w:pPr>
+    </w:p>
+    <w:p>
+      <w:pPr>
         <w:pStyle w:val="Heading2"/>
-      </w:pPr>
-      <w:r>
+        <w:rPr>
+          <w:color w:val="0099CC"/>
+        </w:rPr>
+        <w:pBdr>
+          <w:bottom w:val="single" w:sz="6" w:space="2" w:color="00BFFF"/>
+        </w:pBdr>
+      </w:pPr>
+      <w:r>
+        <w:rPr>
+          <w:b/>
+          <w:color w:val="0099CC"/>
+          <w:sz w:val="32"/>
+        </w:rPr>
         <w:t xml:space="preserve">2. APPOINTMENT</w:t>
       </w:r>
     </w:p>
@@ -1418,8 +1564,16 @@
     <w:p>
       <w:pPr>
         <w:pStyle w:val="Heading3"/>
-      </w:pPr>
-      <w:r>
+        <w:rPr>
+          <w:color w:val="E08A00"/>
+        </w:rPr>
+      </w:pPr>
+      <w:r>
+        <w:rPr>
+          <w:b/>
+          <w:color w:val="E08A00"/>
+          <w:sz w:val="26"/>
+        </w:rPr>
         <w:t xml:space="preserve">2.1 Engagement</w:t>
       </w:r>
     </w:p>
@@ -1436,8 +1590,16 @@
     <w:p>
       <w:pPr>
         <w:pStyle w:val="Heading3"/>
-      </w:pPr>
-      <w:r>
+        <w:rPr>
+          <w:color w:val="E08A00"/>
+        </w:rPr>
+      </w:pPr>
+      <w:r>
+        <w:rPr>
+          <w:b/>
+          <w:color w:val="E08A00"/>
+          <w:sz w:val="26"/>
+        </w:rPr>
         <w:t xml:space="preserve">2.2 Non-Exclusive Arrangement</w:t>
       </w:r>
     </w:p>
@@ -1470,8 +1632,16 @@
     <w:p>
       <w:pPr>
         <w:pStyle w:val="Heading3"/>
-      </w:pPr>
-      <w:r>
+        <w:rPr>
+          <w:color w:val="E08A00"/>
+        </w:rPr>
+      </w:pPr>
+      <w:r>
+        <w:rPr>
+          <w:b/>
+          <w:color w:val="E08A00"/>
+          <w:sz w:val="26"/>
+        </w:rPr>
         <w:t xml:space="preserve">2.3 No Authority to Bind</w:t>
       </w:r>
     </w:p>
@@ -1488,8 +1658,16 @@
     <w:p>
       <w:pPr>
         <w:pStyle w:val="Heading3"/>
-      </w:pPr>
-      <w:r>
+        <w:rPr>
+          <w:color w:val="E08A00"/>
+        </w:rPr>
+      </w:pPr>
+      <w:r>
+        <w:rPr>
+          <w:b/>
+          <w:color w:val="E08A00"/>
+          <w:sz w:val="26"/>
+        </w:rPr>
         <w:t xml:space="preserve">2.4 Acceptance of Terms</w:t>
       </w:r>
     </w:p>
@@ -1513,9 +1691,29 @@
     <w:bookmarkStart w:id="32" w:name="scope-of-services"/>
     <w:p>
       <w:pPr>
+        <w:pBdr>
+          <w:top w:val="single" w:sz="18" w:space="1" w:color="F5A623"/>
+          <w:bottom w:val="single" w:sz="6" w:space="1" w:color="0099CC"/>
+        </w:pBdr>
+        <w:spacing w:before="200" w:after="200"/>
+      </w:pPr>
+    </w:p>
+    <w:p>
+      <w:pPr>
         <w:pStyle w:val="Heading2"/>
-      </w:pPr>
-      <w:r>
+        <w:rPr>
+          <w:color w:val="0099CC"/>
+        </w:rPr>
+        <w:pBdr>
+          <w:bottom w:val="single" w:sz="6" w:space="2" w:color="00BFFF"/>
+        </w:pBdr>
+      </w:pPr>
+      <w:r>
+        <w:rPr>
+          <w:b/>
+          <w:color w:val="0099CC"/>
+          <w:sz w:val="32"/>
+        </w:rPr>
         <w:t xml:space="preserve">3. SCOPE OF SERVICES</w:t>
       </w:r>
     </w:p>
@@ -1523,8 +1721,16 @@
     <w:p>
       <w:pPr>
         <w:pStyle w:val="Heading3"/>
-      </w:pPr>
-      <w:r>
+        <w:rPr>
+          <w:color w:val="E08A00"/>
+        </w:rPr>
+      </w:pPr>
+      <w:r>
+        <w:rPr>
+          <w:b/>
+          <w:color w:val="E08A00"/>
+          <w:sz w:val="26"/>
+        </w:rPr>
         <w:t xml:space="preserve">3.1 Marketing Activities</w:t>
       </w:r>
     </w:p>
@@ -1703,8 +1909,16 @@
     <w:p>
       <w:pPr>
         <w:pStyle w:val="Heading3"/>
-      </w:pPr>
-      <w:r>
+        <w:rPr>
+          <w:color w:val="E08A00"/>
+        </w:rPr>
+      </w:pPr>
+      <w:r>
+        <w:rPr>
+          <w:b/>
+          <w:color w:val="E08A00"/>
+          <w:sz w:val="26"/>
+        </w:rPr>
         <w:t xml:space="preserve">3.2 Prohibited Activities</w:t>
       </w:r>
     </w:p>
@@ -1854,9 +2068,29 @@
     <w:bookmarkStart w:id="37" w:name="commission-structure"/>
     <w:p>
       <w:pPr>
+        <w:pBdr>
+          <w:top w:val="single" w:sz="18" w:space="1" w:color="F5A623"/>
+          <w:bottom w:val="single" w:sz="6" w:space="1" w:color="0099CC"/>
+        </w:pBdr>
+        <w:spacing w:before="200" w:after="200"/>
+      </w:pPr>
+    </w:p>
+    <w:p>
+      <w:pPr>
         <w:pStyle w:val="Heading2"/>
-      </w:pPr>
-      <w:r>
+        <w:rPr>
+          <w:color w:val="0099CC"/>
+        </w:rPr>
+        <w:pBdr>
+          <w:bottom w:val="single" w:sz="6" w:space="2" w:color="00BFFF"/>
+        </w:pBdr>
+      </w:pPr>
+      <w:r>
+        <w:rPr>
+          <w:b/>
+          <w:color w:val="0099CC"/>
+          <w:sz w:val="32"/>
+        </w:rPr>
         <w:t xml:space="preserve">4. COMMISSION STRUCTURE</w:t>
       </w:r>
     </w:p>
@@ -1864,8 +2098,16 @@
     <w:p>
       <w:pPr>
         <w:pStyle w:val="Heading3"/>
-      </w:pPr>
-      <w:r>
+        <w:rPr>
+          <w:color w:val="E08A00"/>
+        </w:rPr>
+      </w:pPr>
+      <w:r>
+        <w:rPr>
+          <w:b/>
+          <w:color w:val="E08A00"/>
+          <w:sz w:val="26"/>
+        </w:rPr>
         <w:t xml:space="preserve">4.1 Commission Rates</w:t>
       </w:r>
     </w:p>
@@ -1899,6 +2141,14 @@
         <w:tblW w:type="pct" w:w="5000"/>
         <w:tblLook w:firstRow="1" w:lastRow="0" w:firstColumn="0" w:lastColumn="0" w:noHBand="0" w:noVBand="0" w:val="0020"/>
         <w:jc w:val="start"/>
+        <w:tblBorders>
+          <w:top w:val="single" w:sz="4" w:space="0" w:color="B0D4E8"/>
+          <w:left w:val="single" w:sz="4" w:space="0" w:color="B0D4E8"/>
+          <w:bottom w:val="single" w:sz="4" w:space="0" w:color="B0D4E8"/>
+          <w:right w:val="single" w:sz="4" w:space="0" w:color="B0D4E8"/>
+          <w:insideH w:val="single" w:sz="4" w:space="0" w:color="B0D4E8"/>
+          <w:insideV w:val="single" w:sz="4" w:space="0" w:color="B0D4E8"/>
+        </w:tblBorders>
       </w:tblPr>
       <w:tblGrid>
         <w:gridCol w:w="1980"/>
@@ -1911,49 +2161,77 @@
           <w:tblHeader w:val="true"/>
         </w:trPr>
         <w:tc>
-          <w:tcPr/>
+          <w:tcPr>
+            <w:shd w:fill="0099CC" w:val="clear"/>
+          </w:tcPr>
           <w:p>
             <w:pPr>
               <w:pStyle w:val="Compact"/>
               <w:jc w:val="left"/>
             </w:pPr>
             <w:r>
+              <w:rPr>
+                <w:b/>
+                <w:color w:val="FFFFFF"/>
+                <w:sz w:val="20"/>
+              </w:rPr>
               <w:t xml:space="preserve">Product/Service Category</w:t>
             </w:r>
           </w:p>
         </w:tc>
         <w:tc>
-          <w:tcPr/>
+          <w:tcPr>
+            <w:shd w:fill="0099CC" w:val="clear"/>
+          </w:tcPr>
           <w:p>
             <w:pPr>
               <w:pStyle w:val="Compact"/>
               <w:jc w:val="left"/>
             </w:pPr>
             <w:r>
+              <w:rPr>
+                <w:b/>
+                <w:color w:val="FFFFFF"/>
+                <w:sz w:val="20"/>
+              </w:rPr>
               <w:t xml:space="preserve">Commission Rate (%)</w:t>
             </w:r>
           </w:p>
         </w:tc>
         <w:tc>
-          <w:tcPr/>
+          <w:tcPr>
+            <w:shd w:fill="0099CC" w:val="clear"/>
+          </w:tcPr>
           <w:p>
             <w:pPr>
               <w:pStyle w:val="Compact"/>
               <w:jc w:val="left"/>
             </w:pPr>
             <w:r>
+              <w:rPr>
+                <w:b/>
+                <w:color w:val="FFFFFF"/>
+                <w:sz w:val="20"/>
+              </w:rPr>
               <w:t xml:space="preserve">Payment Trigger</w:t>
             </w:r>
           </w:p>
         </w:tc>
         <w:tc>
-          <w:tcPr/>
+          <w:tcPr>
+            <w:shd w:fill="0099CC" w:val="clear"/>
+          </w:tcPr>
           <w:p>
             <w:pPr>
               <w:pStyle w:val="Compact"/>
               <w:jc w:val="left"/>
             </w:pPr>
             <w:r>
+              <w:rPr>
+                <w:b/>
+                <w:color w:val="FFFFFF"/>
+                <w:sz w:val="20"/>
+              </w:rPr>
               <w:t xml:space="preserve">Referral Period</w:t>
             </w:r>
           </w:p>
@@ -1961,49 +2239,73 @@
       </w:tr>
       <w:tr>
         <w:tc>
-          <w:tcPr/>
+          <w:tcPr>
+            <w:shd w:fill="FFFFFF" w:val="clear"/>
+          </w:tcPr>
           <w:p>
             <w:pPr>
               <w:pStyle w:val="Compact"/>
               <w:jc w:val="left"/>
             </w:pPr>
             <w:r>
+              <w:rPr>
+                <w:color w:val="1A1A1A"/>
+                <w:sz w:val="19"/>
+              </w:rPr>
               <w:t xml:space="preserve">IoT Devices &amp; Hardware</w:t>
             </w:r>
           </w:p>
         </w:tc>
         <w:tc>
-          <w:tcPr/>
+          <w:tcPr>
+            <w:shd w:fill="FFFFFF" w:val="clear"/>
+          </w:tcPr>
           <w:p>
             <w:pPr>
               <w:pStyle w:val="Compact"/>
               <w:jc w:val="left"/>
             </w:pPr>
             <w:r>
+              <w:rPr>
+                <w:color w:val="1A1A1A"/>
+                <w:sz w:val="19"/>
+              </w:rPr>
               <w:t xml:space="preserve">8%</w:t>
             </w:r>
           </w:p>
         </w:tc>
         <w:tc>
-          <w:tcPr/>
+          <w:tcPr>
+            <w:shd w:fill="FFFFFF" w:val="clear"/>
+          </w:tcPr>
           <w:p>
             <w:pPr>
               <w:pStyle w:val="Compact"/>
               <w:jc w:val="left"/>
             </w:pPr>
             <w:r>
+              <w:rPr>
+                <w:color w:val="1A1A1A"/>
+                <w:sz w:val="19"/>
+              </w:rPr>
               <w:t xml:space="preserve">Customer payment received</w:t>
             </w:r>
           </w:p>
         </w:tc>
         <w:tc>
-          <w:tcPr/>
+          <w:tcPr>
+            <w:shd w:fill="FFFFFF" w:val="clear"/>
+          </w:tcPr>
           <w:p>
             <w:pPr>
               <w:pStyle w:val="Compact"/>
               <w:jc w:val="left"/>
             </w:pPr>
             <w:r>
+              <w:rPr>
+                <w:color w:val="1A1A1A"/>
+                <w:sz w:val="19"/>
+              </w:rPr>
               <w:t xml:space="preserve">12 months</w:t>
             </w:r>
           </w:p>
@@ -2011,49 +2313,73 @@
       </w:tr>
       <w:tr>
         <w:tc>
-          <w:tcPr/>
+          <w:tcPr>
+            <w:shd w:fill="E8F8FF" w:val="clear"/>
+          </w:tcPr>
           <w:p>
             <w:pPr>
               <w:pStyle w:val="Compact"/>
               <w:jc w:val="left"/>
             </w:pPr>
             <w:r>
+              <w:rPr>
+                <w:color w:val="1A1A1A"/>
+                <w:sz w:val="19"/>
+              </w:rPr>
               <w:t xml:space="preserve">Platform Subscriptions</w:t>
             </w:r>
           </w:p>
         </w:tc>
         <w:tc>
-          <w:tcPr/>
+          <w:tcPr>
+            <w:shd w:fill="E8F8FF" w:val="clear"/>
+          </w:tcPr>
           <w:p>
             <w:pPr>
               <w:pStyle w:val="Compact"/>
               <w:jc w:val="left"/>
             </w:pPr>
             <w:r>
+              <w:rPr>
+                <w:color w:val="1A1A1A"/>
+                <w:sz w:val="19"/>
+              </w:rPr>
               <w:t xml:space="preserve">12%</w:t>
             </w:r>
           </w:p>
         </w:tc>
         <w:tc>
-          <w:tcPr/>
+          <w:tcPr>
+            <w:shd w:fill="E8F8FF" w:val="clear"/>
+          </w:tcPr>
           <w:p>
             <w:pPr>
               <w:pStyle w:val="Compact"/>
               <w:jc w:val="left"/>
             </w:pPr>
             <w:r>
+              <w:rPr>
+                <w:color w:val="1A1A1A"/>
+                <w:sz w:val="19"/>
+              </w:rPr>
               <w:t xml:space="preserve">First 12 months of subscription</w:t>
             </w:r>
           </w:p>
         </w:tc>
         <w:tc>
-          <w:tcPr/>
+          <w:tcPr>
+            <w:shd w:fill="E8F8FF" w:val="clear"/>
+          </w:tcPr>
           <w:p>
             <w:pPr>
               <w:pStyle w:val="Compact"/>
               <w:jc w:val="left"/>
             </w:pPr>
             <w:r>
+              <w:rPr>
+                <w:color w:val="1A1A1A"/>
+                <w:sz w:val="19"/>
+              </w:rPr>
               <w:t xml:space="preserve">12 months</w:t>
             </w:r>
           </w:p>
@@ -2061,49 +2387,73 @@
       </w:tr>
       <w:tr>
         <w:tc>
-          <w:tcPr/>
+          <w:tcPr>
+            <w:shd w:fill="FFFFFF" w:val="clear"/>
+          </w:tcPr>
           <w:p>
             <w:pPr>
               <w:pStyle w:val="Compact"/>
               <w:jc w:val="left"/>
             </w:pPr>
             <w:r>
+              <w:rPr>
+                <w:color w:val="1A1A1A"/>
+                <w:sz w:val="19"/>
+              </w:rPr>
               <w:t xml:space="preserve">Marketplace Listings</w:t>
             </w:r>
           </w:p>
         </w:tc>
         <w:tc>
-          <w:tcPr/>
+          <w:tcPr>
+            <w:shd w:fill="FFFFFF" w:val="clear"/>
+          </w:tcPr>
           <w:p>
             <w:pPr>
               <w:pStyle w:val="Compact"/>
               <w:jc w:val="left"/>
             </w:pPr>
             <w:r>
+              <w:rPr>
+                <w:color w:val="1A1A1A"/>
+                <w:sz w:val="19"/>
+              </w:rPr>
               <w:t xml:space="preserve">5%</w:t>
             </w:r>
           </w:p>
         </w:tc>
         <w:tc>
-          <w:tcPr/>
+          <w:tcPr>
+            <w:shd w:fill="FFFFFF" w:val="clear"/>
+          </w:tcPr>
           <w:p>
             <w:pPr>
               <w:pStyle w:val="Compact"/>
               <w:jc w:val="left"/>
             </w:pPr>
             <w:r>
+              <w:rPr>
+                <w:color w:val="1A1A1A"/>
+                <w:sz w:val="19"/>
+              </w:rPr>
               <w:t xml:space="preserve">Listing fee paid</w:t>
             </w:r>
           </w:p>
         </w:tc>
         <w:tc>
-          <w:tcPr/>
+          <w:tcPr>
+            <w:shd w:fill="FFFFFF" w:val="clear"/>
+          </w:tcPr>
           <w:p>
             <w:pPr>
               <w:pStyle w:val="Compact"/>
               <w:jc w:val="left"/>
             </w:pPr>
             <w:r>
+              <w:rPr>
+                <w:color w:val="1A1A1A"/>
+                <w:sz w:val="19"/>
+              </w:rPr>
               <w:t xml:space="preserve">6 months</w:t>
             </w:r>
           </w:p>
@@ -2111,49 +2461,73 @@
       </w:tr>
       <w:tr>
         <w:tc>
-          <w:tcPr/>
+          <w:tcPr>
+            <w:shd w:fill="E8F8FF" w:val="clear"/>
+          </w:tcPr>
           <w:p>
             <w:pPr>
               <w:pStyle w:val="Compact"/>
               <w:jc w:val="left"/>
             </w:pPr>
             <w:r>
+              <w:rPr>
+                <w:color w:val="1A1A1A"/>
+                <w:sz w:val="19"/>
+              </w:rPr>
               <w:t xml:space="preserve">Solar Solutions</w:t>
             </w:r>
           </w:p>
         </w:tc>
         <w:tc>
-          <w:tcPr/>
+          <w:tcPr>
+            <w:shd w:fill="E8F8FF" w:val="clear"/>
+          </w:tcPr>
           <w:p>
             <w:pPr>
               <w:pStyle w:val="Compact"/>
               <w:jc w:val="left"/>
             </w:pPr>
             <w:r>
+              <w:rPr>
+                <w:color w:val="1A1A1A"/>
+                <w:sz w:val="19"/>
+              </w:rPr>
               <w:t xml:space="preserve">10%</w:t>
             </w:r>
           </w:p>
         </w:tc>
         <w:tc>
-          <w:tcPr/>
+          <w:tcPr>
+            <w:shd w:fill="E8F8FF" w:val="clear"/>
+          </w:tcPr>
           <w:p>
             <w:pPr>
               <w:pStyle w:val="Compact"/>
               <w:jc w:val="left"/>
             </w:pPr>
             <w:r>
+              <w:rPr>
+                <w:color w:val="1A1A1A"/>
+                <w:sz w:val="19"/>
+              </w:rPr>
               <w:t xml:space="preserve">Installation payment received</w:t>
             </w:r>
           </w:p>
         </w:tc>
         <w:tc>
-          <w:tcPr/>
+          <w:tcPr>
+            <w:shd w:fill="E8F8FF" w:val="clear"/>
+          </w:tcPr>
           <w:p>
             <w:pPr>
               <w:pStyle w:val="Compact"/>
               <w:jc w:val="left"/>
             </w:pPr>
             <w:r>
+              <w:rPr>
+                <w:color w:val="1A1A1A"/>
+                <w:sz w:val="19"/>
+              </w:rPr>
               <w:t xml:space="preserve">12 months</w:t>
             </w:r>
           </w:p>
@@ -2161,49 +2535,73 @@
       </w:tr>
       <w:tr>
         <w:tc>
-          <w:tcPr/>
+          <w:tcPr>
+            <w:shd w:fill="FFFFFF" w:val="clear"/>
+          </w:tcPr>
           <w:p>
             <w:pPr>
               <w:pStyle w:val="Compact"/>
               <w:jc w:val="left"/>
             </w:pPr>
             <w:r>
+              <w:rPr>
+                <w:color w:val="1A1A1A"/>
+                <w:sz w:val="19"/>
+              </w:rPr>
               <w:t xml:space="preserve">Logistics Referrals</w:t>
             </w:r>
           </w:p>
         </w:tc>
         <w:tc>
-          <w:tcPr/>
+          <w:tcPr>
+            <w:shd w:fill="FFFFFF" w:val="clear"/>
+          </w:tcPr>
           <w:p>
             <w:pPr>
               <w:pStyle w:val="Compact"/>
               <w:jc w:val="left"/>
             </w:pPr>
             <w:r>
+              <w:rPr>
+                <w:color w:val="1A1A1A"/>
+                <w:sz w:val="19"/>
+              </w:rPr>
               <w:t xml:space="preserve">3%</w:t>
             </w:r>
           </w:p>
         </w:tc>
         <w:tc>
-          <w:tcPr/>
+          <w:tcPr>
+            <w:shd w:fill="FFFFFF" w:val="clear"/>
+          </w:tcPr>
           <w:p>
             <w:pPr>
               <w:pStyle w:val="Compact"/>
               <w:jc w:val="left"/>
             </w:pPr>
             <w:r>
+              <w:rPr>
+                <w:color w:val="1A1A1A"/>
+                <w:sz w:val="19"/>
+              </w:rPr>
               <w:t xml:space="preserve">Service fee paid</w:t>
             </w:r>
           </w:p>
         </w:tc>
         <w:tc>
-          <w:tcPr/>
+          <w:tcPr>
+            <w:shd w:fill="FFFFFF" w:val="clear"/>
+          </w:tcPr>
           <w:p>
             <w:pPr>
               <w:pStyle w:val="Compact"/>
               <w:jc w:val="left"/>
             </w:pPr>
             <w:r>
+              <w:rPr>
+                <w:color w:val="1A1A1A"/>
+                <w:sz w:val="19"/>
+              </w:rPr>
               <w:t xml:space="preserve">6 months</w:t>
             </w:r>
           </w:p>
@@ -2211,49 +2609,73 @@
       </w:tr>
       <w:tr>
         <w:tc>
-          <w:tcPr/>
+          <w:tcPr>
+            <w:shd w:fill="E8F8FF" w:val="clear"/>
+          </w:tcPr>
           <w:p>
             <w:pPr>
               <w:pStyle w:val="Compact"/>
               <w:jc w:val="left"/>
             </w:pPr>
             <w:r>
+              <w:rPr>
+                <w:color w:val="1A1A1A"/>
+                <w:sz w:val="19"/>
+              </w:rPr>
               <w:t xml:space="preserve">Enterprise/Custom Solutions</w:t>
             </w:r>
           </w:p>
         </w:tc>
         <w:tc>
-          <w:tcPr/>
+          <w:tcPr>
+            <w:shd w:fill="E8F8FF" w:val="clear"/>
+          </w:tcPr>
           <w:p>
             <w:pPr>
               <w:pStyle w:val="Compact"/>
               <w:jc w:val="left"/>
             </w:pPr>
             <w:r>
+              <w:rPr>
+                <w:color w:val="1A1A1A"/>
+                <w:sz w:val="19"/>
+              </w:rPr>
               <w:t xml:space="preserve">Negotiable</w:t>
             </w:r>
           </w:p>
         </w:tc>
         <w:tc>
-          <w:tcPr/>
+          <w:tcPr>
+            <w:shd w:fill="E8F8FF" w:val="clear"/>
+          </w:tcPr>
           <w:p>
             <w:pPr>
               <w:pStyle w:val="Compact"/>
               <w:jc w:val="left"/>
             </w:pPr>
             <w:r>
+              <w:rPr>
+                <w:color w:val="1A1A1A"/>
+                <w:sz w:val="19"/>
+              </w:rPr>
               <w:t xml:space="preserve">As per SOW</w:t>
             </w:r>
           </w:p>
         </w:tc>
         <w:tc>
-          <w:tcPr/>
+          <w:tcPr>
+            <w:shd w:fill="E8F8FF" w:val="clear"/>
+          </w:tcPr>
           <w:p>
             <w:pPr>
               <w:pStyle w:val="Compact"/>
               <w:jc w:val="left"/>
             </w:pPr>
             <w:r>
+              <w:rPr>
+                <w:color w:val="1A1A1A"/>
+                <w:sz w:val="19"/>
+              </w:rPr>
               <w:t xml:space="preserve">As per SOW</w:t>
             </w:r>
           </w:p>
@@ -2265,8 +2687,16 @@
     <w:p>
       <w:pPr>
         <w:pStyle w:val="Heading3"/>
-      </w:pPr>
-      <w:r>
+        <w:rPr>
+          <w:color w:val="E08A00"/>
+        </w:rPr>
+      </w:pPr>
+      <w:r>
+        <w:rPr>
+          <w:b/>
+          <w:color w:val="E08A00"/>
+          <w:sz w:val="26"/>
+        </w:rPr>
         <w:t xml:space="preserve">4.2 Volume Bonus Tiers</w:t>
       </w:r>
     </w:p>
@@ -2284,6 +2714,14 @@
         <w:tblW w:type="auto" w:w="0"/>
         <w:tblLook w:firstRow="1" w:lastRow="0" w:firstColumn="0" w:lastColumn="0" w:noHBand="0" w:noVBand="0" w:val="0020"/>
         <w:jc w:val="start"/>
+        <w:tblBorders>
+          <w:top w:val="single" w:sz="4" w:space="0" w:color="B0D4E8"/>
+          <w:left w:val="single" w:sz="4" w:space="0" w:color="B0D4E8"/>
+          <w:bottom w:val="single" w:sz="4" w:space="0" w:color="B0D4E8"/>
+          <w:right w:val="single" w:sz="4" w:space="0" w:color="B0D4E8"/>
+          <w:insideH w:val="single" w:sz="4" w:space="0" w:color="B0D4E8"/>
+          <w:insideV w:val="single" w:sz="4" w:space="0" w:color="B0D4E8"/>
+        </w:tblBorders>
       </w:tblPr>
       <w:tblGrid>
         <w:gridCol w:w="3960"/>
@@ -2294,25 +2732,39 @@
           <w:tblHeader w:val="true"/>
         </w:trPr>
         <w:tc>
-          <w:tcPr/>
+          <w:tcPr>
+            <w:shd w:fill="0099CC" w:val="clear"/>
+          </w:tcPr>
           <w:p>
             <w:pPr>
               <w:pStyle w:val="Compact"/>
               <w:jc w:val="left"/>
             </w:pPr>
             <w:r>
+              <w:rPr>
+                <w:b/>
+                <w:color w:val="FFFFFF"/>
+                <w:sz w:val="20"/>
+              </w:rPr>
               <w:t xml:space="preserve">Monthly Cumulative Sales (NGN)</w:t>
             </w:r>
           </w:p>
         </w:tc>
         <w:tc>
-          <w:tcPr/>
+          <w:tcPr>
+            <w:shd w:fill="0099CC" w:val="clear"/>
+          </w:tcPr>
           <w:p>
             <w:pPr>
               <w:pStyle w:val="Compact"/>
               <w:jc w:val="left"/>
             </w:pPr>
             <w:r>
+              <w:rPr>
+                <w:b/>
+                <w:color w:val="FFFFFF"/>
+                <w:sz w:val="20"/>
+              </w:rPr>
               <w:t xml:space="preserve">Bonus Rate</w:t>
             </w:r>
           </w:p>
@@ -2320,25 +2772,37 @@
       </w:tr>
       <w:tr>
         <w:tc>
-          <w:tcPr/>
+          <w:tcPr>
+            <w:shd w:fill="FFFFFF" w:val="clear"/>
+          </w:tcPr>
           <w:p>
             <w:pPr>
               <w:pStyle w:val="Compact"/>
               <w:jc w:val="left"/>
             </w:pPr>
             <w:r>
+              <w:rPr>
+                <w:color w:val="1A1A1A"/>
+                <w:sz w:val="19"/>
+              </w:rPr>
               <w:t xml:space="preserve">NGN 0 - NGN 999,999</w:t>
             </w:r>
           </w:p>
         </w:tc>
         <w:tc>
-          <w:tcPr/>
+          <w:tcPr>
+            <w:shd w:fill="FFFFFF" w:val="clear"/>
+          </w:tcPr>
           <w:p>
             <w:pPr>
               <w:pStyle w:val="Compact"/>
               <w:jc w:val="left"/>
             </w:pPr>
             <w:r>
+              <w:rPr>
+                <w:color w:val="1A1A1A"/>
+                <w:sz w:val="19"/>
+              </w:rPr>
               <w:t xml:space="preserve">Base rate (no bonus)</w:t>
             </w:r>
           </w:p>
@@ -2346,25 +2810,37 @@
       </w:tr>
       <w:tr>
         <w:tc>
-          <w:tcPr/>
+          <w:tcPr>
+            <w:shd w:fill="E8F8FF" w:val="clear"/>
+          </w:tcPr>
           <w:p>
             <w:pPr>
               <w:pStyle w:val="Compact"/>
               <w:jc w:val="left"/>
             </w:pPr>
             <w:r>
+              <w:rPr>
+                <w:color w:val="1A1A1A"/>
+                <w:sz w:val="19"/>
+              </w:rPr>
               <w:t xml:space="preserve">NGN 1,000,000 - NGN 4,999,999</w:t>
             </w:r>
           </w:p>
         </w:tc>
         <w:tc>
-          <w:tcPr/>
+          <w:tcPr>
+            <w:shd w:fill="E8F8FF" w:val="clear"/>
+          </w:tcPr>
           <w:p>
             <w:pPr>
               <w:pStyle w:val="Compact"/>
               <w:jc w:val="left"/>
             </w:pPr>
             <w:r>
+              <w:rPr>
+                <w:color w:val="1A1A1A"/>
+                <w:sz w:val="19"/>
+              </w:rPr>
               <w:t xml:space="preserve">Base rate + 2%</w:t>
             </w:r>
           </w:p>
@@ -2372,25 +2848,37 @@
       </w:tr>
       <w:tr>
         <w:tc>
-          <w:tcPr/>
+          <w:tcPr>
+            <w:shd w:fill="FFFFFF" w:val="clear"/>
+          </w:tcPr>
           <w:p>
             <w:pPr>
               <w:pStyle w:val="Compact"/>
               <w:jc w:val="left"/>
             </w:pPr>
             <w:r>
+              <w:rPr>
+                <w:color w:val="1A1A1A"/>
+                <w:sz w:val="19"/>
+              </w:rPr>
               <w:t xml:space="preserve">NGN 5,000,000 - NGN 9,999,999</w:t>
             </w:r>
           </w:p>
         </w:tc>
         <w:tc>
-          <w:tcPr/>
+          <w:tcPr>
+            <w:shd w:fill="FFFFFF" w:val="clear"/>
+          </w:tcPr>
           <w:p>
             <w:pPr>
               <w:pStyle w:val="Compact"/>
               <w:jc w:val="left"/>
             </w:pPr>
             <w:r>
+              <w:rPr>
+                <w:color w:val="1A1A1A"/>
+                <w:sz w:val="19"/>
+              </w:rPr>
               <w:t xml:space="preserve">Base rate + 4%</w:t>
             </w:r>
           </w:p>
@@ -2398,25 +2886,37 @@
       </w:tr>
       <w:tr>
         <w:tc>
-          <w:tcPr/>
+          <w:tcPr>
+            <w:shd w:fill="E8F8FF" w:val="clear"/>
+          </w:tcPr>
           <w:p>
             <w:pPr>
               <w:pStyle w:val="Compact"/>
               <w:jc w:val="left"/>
             </w:pPr>
             <w:r>
+              <w:rPr>
+                <w:color w:val="1A1A1A"/>
+                <w:sz w:val="19"/>
+              </w:rPr>
               <w:t xml:space="preserve">NGN 10,000,000 and above</w:t>
             </w:r>
           </w:p>
         </w:tc>
         <w:tc>
-          <w:tcPr/>
+          <w:tcPr>
+            <w:shd w:fill="E8F8FF" w:val="clear"/>
+          </w:tcPr>
           <w:p>
             <w:pPr>
               <w:pStyle w:val="Compact"/>
               <w:jc w:val="left"/>
             </w:pPr>
             <w:r>
+              <w:rPr>
+                <w:color w:val="1A1A1A"/>
+                <w:sz w:val="19"/>
+              </w:rPr>
               <w:t xml:space="preserve">Base rate + 6%</w:t>
             </w:r>
           </w:p>
@@ -2428,8 +2928,16 @@
     <w:p>
       <w:pPr>
         <w:pStyle w:val="Heading3"/>
-      </w:pPr>
-      <w:r>
+        <w:rPr>
+          <w:color w:val="E08A00"/>
+        </w:rPr>
+      </w:pPr>
+      <w:r>
+        <w:rPr>
+          <w:b/>
+          <w:color w:val="E08A00"/>
+          <w:sz w:val="26"/>
+        </w:rPr>
         <w:t xml:space="preserve">4.3 Commission Calculation</w:t>
       </w:r>
     </w:p>
@@ -2510,8 +3018,16 @@
     <w:p>
       <w:pPr>
         <w:pStyle w:val="Heading3"/>
-      </w:pPr>
-      <w:r>
+        <w:rPr>
+          <w:color w:val="E08A00"/>
+        </w:rPr>
+      </w:pPr>
+      <w:r>
+        <w:rPr>
+          <w:b/>
+          <w:color w:val="E08A00"/>
+          <w:sz w:val="26"/>
+        </w:rPr>
         <w:t xml:space="preserve">4.4 Commission Eligibility</w:t>
       </w:r>
     </w:p>
@@ -2599,9 +3115,29 @@
     <w:bookmarkStart w:id="43" w:name="payment-terms"/>
     <w:p>
       <w:pPr>
+        <w:pBdr>
+          <w:top w:val="single" w:sz="18" w:space="1" w:color="F5A623"/>
+          <w:bottom w:val="single" w:sz="6" w:space="1" w:color="0099CC"/>
+        </w:pBdr>
+        <w:spacing w:before="200" w:after="200"/>
+      </w:pPr>
+    </w:p>
+    <w:p>
+      <w:pPr>
         <w:pStyle w:val="Heading2"/>
-      </w:pPr>
-      <w:r>
+        <w:rPr>
+          <w:color w:val="0099CC"/>
+        </w:rPr>
+        <w:pBdr>
+          <w:bottom w:val="single" w:sz="6" w:space="2" w:color="00BFFF"/>
+        </w:pBdr>
+      </w:pPr>
+      <w:r>
+        <w:rPr>
+          <w:b/>
+          <w:color w:val="0099CC"/>
+          <w:sz w:val="32"/>
+        </w:rPr>
         <w:t xml:space="preserve">5. PAYMENT TERMS</w:t>
       </w:r>
     </w:p>
@@ -2609,8 +3145,16 @@
     <w:p>
       <w:pPr>
         <w:pStyle w:val="Heading3"/>
-      </w:pPr>
-      <w:r>
+        <w:rPr>
+          <w:color w:val="E08A00"/>
+        </w:rPr>
+      </w:pPr>
+      <w:r>
+        <w:rPr>
+          <w:b/>
+          <w:color w:val="E08A00"/>
+          <w:sz w:val="26"/>
+        </w:rPr>
         <w:t xml:space="preserve">5.1 Payment Schedule</w:t>
       </w:r>
     </w:p>
@@ -2721,8 +3265,16 @@
     <w:p>
       <w:pPr>
         <w:pStyle w:val="Heading3"/>
-      </w:pPr>
-      <w:r>
+        <w:rPr>
+          <w:color w:val="E08A00"/>
+        </w:rPr>
+      </w:pPr>
+      <w:r>
+        <w:rPr>
+          <w:b/>
+          <w:color w:val="E08A00"/>
+          <w:sz w:val="26"/>
+        </w:rPr>
         <w:t xml:space="preserve">5.2 Withholding Tax</w:t>
       </w:r>
     </w:p>
@@ -2801,8 +3353,16 @@
     <w:p>
       <w:pPr>
         <w:pStyle w:val="Heading3"/>
-      </w:pPr>
-      <w:r>
+        <w:rPr>
+          <w:color w:val="E08A00"/>
+        </w:rPr>
+      </w:pPr>
+      <w:r>
+        <w:rPr>
+          <w:b/>
+          <w:color w:val="E08A00"/>
+          <w:sz w:val="26"/>
+        </w:rPr>
         <w:t xml:space="preserve">5.3 Commission Statements</w:t>
       </w:r>
     </w:p>
@@ -2927,8 +3487,16 @@
     <w:p>
       <w:pPr>
         <w:pStyle w:val="Heading3"/>
-      </w:pPr>
-      <w:r>
+        <w:rPr>
+          <w:color w:val="E08A00"/>
+        </w:rPr>
+      </w:pPr>
+      <w:r>
+        <w:rPr>
+          <w:b/>
+          <w:color w:val="E08A00"/>
+          <w:sz w:val="26"/>
+        </w:rPr>
         <w:t xml:space="preserve">5.4 Disputes</w:t>
       </w:r>
     </w:p>
@@ -2961,8 +3529,16 @@
     <w:p>
       <w:pPr>
         <w:pStyle w:val="Heading3"/>
-      </w:pPr>
-      <w:r>
+        <w:rPr>
+          <w:color w:val="E08A00"/>
+        </w:rPr>
+      </w:pPr>
+      <w:r>
+        <w:rPr>
+          <w:b/>
+          <w:color w:val="E08A00"/>
+          <w:sz w:val="26"/>
+        </w:rPr>
         <w:t xml:space="preserve">5.5 No Additional Compensation</w:t>
       </w:r>
     </w:p>
@@ -3002,9 +3578,29 @@
     <w:bookmarkStart w:id="49" w:name="independent-contractor-status"/>
     <w:p>
       <w:pPr>
+        <w:pBdr>
+          <w:top w:val="single" w:sz="18" w:space="1" w:color="F5A623"/>
+          <w:bottom w:val="single" w:sz="6" w:space="1" w:color="0099CC"/>
+        </w:pBdr>
+        <w:spacing w:before="200" w:after="200"/>
+      </w:pPr>
+    </w:p>
+    <w:p>
+      <w:pPr>
         <w:pStyle w:val="Heading2"/>
-      </w:pPr>
-      <w:r>
+        <w:rPr>
+          <w:color w:val="0099CC"/>
+        </w:rPr>
+        <w:pBdr>
+          <w:bottom w:val="single" w:sz="6" w:space="2" w:color="00BFFF"/>
+        </w:pBdr>
+      </w:pPr>
+      <w:r>
+        <w:rPr>
+          <w:b/>
+          <w:color w:val="0099CC"/>
+          <w:sz w:val="32"/>
+        </w:rPr>
         <w:t xml:space="preserve">6. INDEPENDENT CONTRACTOR STATUS</w:t>
       </w:r>
     </w:p>
@@ -3012,8 +3608,16 @@
     <w:p>
       <w:pPr>
         <w:pStyle w:val="Heading3"/>
-      </w:pPr>
-      <w:r>
+        <w:rPr>
+          <w:color w:val="E08A00"/>
+        </w:rPr>
+      </w:pPr>
+      <w:r>
+        <w:rPr>
+          <w:b/>
+          <w:color w:val="E08A00"/>
+          <w:sz w:val="26"/>
+        </w:rPr>
         <w:t xml:space="preserve">6.1 Relationship of the Parties</w:t>
       </w:r>
     </w:p>
@@ -3040,8 +3644,16 @@
     <w:p>
       <w:pPr>
         <w:pStyle w:val="Heading3"/>
-      </w:pPr>
-      <w:r>
+        <w:rPr>
+          <w:color w:val="E08A00"/>
+        </w:rPr>
+      </w:pPr>
+      <w:r>
+        <w:rPr>
+          <w:b/>
+          <w:color w:val="E08A00"/>
+          <w:sz w:val="26"/>
+        </w:rPr>
         <w:t xml:space="preserve">6.2 No Employment Benefits</w:t>
       </w:r>
     </w:p>
@@ -3130,8 +3742,16 @@
     <w:p>
       <w:pPr>
         <w:pStyle w:val="Heading3"/>
-      </w:pPr>
-      <w:r>
+        <w:rPr>
+          <w:color w:val="E08A00"/>
+        </w:rPr>
+      </w:pPr>
+      <w:r>
+        <w:rPr>
+          <w:b/>
+          <w:color w:val="E08A00"/>
+          <w:sz w:val="26"/>
+        </w:rPr>
         <w:t xml:space="preserve">6.3 No Right to Direct</w:t>
       </w:r>
     </w:p>
@@ -3148,8 +3768,16 @@
     <w:p>
       <w:pPr>
         <w:pStyle w:val="Heading3"/>
-      </w:pPr>
-      <w:r>
+        <w:rPr>
+          <w:color w:val="E08A00"/>
+        </w:rPr>
+      </w:pPr>
+      <w:r>
+        <w:rPr>
+          <w:b/>
+          <w:color w:val="E08A00"/>
+          <w:sz w:val="26"/>
+        </w:rPr>
         <w:t xml:space="preserve">6.4 Tools and Equipment</w:t>
       </w:r>
     </w:p>
@@ -3166,8 +3794,16 @@
     <w:p>
       <w:pPr>
         <w:pStyle w:val="Heading3"/>
-      </w:pPr>
-      <w:r>
+        <w:rPr>
+          <w:color w:val="E08A00"/>
+        </w:rPr>
+      </w:pPr>
+      <w:r>
+        <w:rPr>
+          <w:b/>
+          <w:color w:val="E08A00"/>
+          <w:sz w:val="26"/>
+        </w:rPr>
         <w:t xml:space="preserve">6.5 Indemnification for Misclassification</w:t>
       </w:r>
     </w:p>
@@ -3191,9 +3827,29 @@
     <w:bookmarkStart w:id="53" w:name="marketing-materials"/>
     <w:p>
       <w:pPr>
+        <w:pBdr>
+          <w:top w:val="single" w:sz="18" w:space="1" w:color="F5A623"/>
+          <w:bottom w:val="single" w:sz="6" w:space="1" w:color="0099CC"/>
+        </w:pBdr>
+        <w:spacing w:before="200" w:after="200"/>
+      </w:pPr>
+    </w:p>
+    <w:p>
+      <w:pPr>
         <w:pStyle w:val="Heading2"/>
-      </w:pPr>
-      <w:r>
+        <w:rPr>
+          <w:color w:val="0099CC"/>
+        </w:rPr>
+        <w:pBdr>
+          <w:bottom w:val="single" w:sz="6" w:space="2" w:color="00BFFF"/>
+        </w:pBdr>
+      </w:pPr>
+      <w:r>
+        <w:rPr>
+          <w:b/>
+          <w:color w:val="0099CC"/>
+          <w:sz w:val="32"/>
+        </w:rPr>
         <w:t xml:space="preserve">7. MARKETING MATERIALS</w:t>
       </w:r>
     </w:p>
@@ -3201,8 +3857,16 @@
     <w:p>
       <w:pPr>
         <w:pStyle w:val="Heading3"/>
-      </w:pPr>
-      <w:r>
+        <w:rPr>
+          <w:color w:val="E08A00"/>
+        </w:rPr>
+      </w:pPr>
+      <w:r>
+        <w:rPr>
+          <w:b/>
+          <w:color w:val="E08A00"/>
+          <w:sz w:val="26"/>
+        </w:rPr>
         <w:t xml:space="preserve">7.1 Company-Provided Materials</w:t>
       </w:r>
     </w:p>
@@ -3219,8 +3883,16 @@
     <w:p>
       <w:pPr>
         <w:pStyle w:val="Heading3"/>
-      </w:pPr>
-      <w:r>
+        <w:rPr>
+          <w:color w:val="E08A00"/>
+        </w:rPr>
+      </w:pPr>
+      <w:r>
+        <w:rPr>
+          <w:b/>
+          <w:color w:val="E08A00"/>
+          <w:sz w:val="26"/>
+        </w:rPr>
         <w:t xml:space="preserve">7.2 Use of Materials</w:t>
       </w:r>
     </w:p>
@@ -3265,8 +3937,16 @@
     <w:p>
       <w:pPr>
         <w:pStyle w:val="Heading3"/>
-      </w:pPr>
-      <w:r>
+        <w:rPr>
+          <w:color w:val="E08A00"/>
+        </w:rPr>
+      </w:pPr>
+      <w:r>
+        <w:rPr>
+          <w:b/>
+          <w:color w:val="E08A00"/>
+          <w:sz w:val="26"/>
+        </w:rPr>
         <w:t xml:space="preserve">7.3 Digital and Social Media</w:t>
       </w:r>
     </w:p>
@@ -3318,9 +3998,29 @@
     <w:bookmarkStart w:id="57" w:name="customer-ownership"/>
     <w:p>
       <w:pPr>
+        <w:pBdr>
+          <w:top w:val="single" w:sz="18" w:space="1" w:color="F5A623"/>
+          <w:bottom w:val="single" w:sz="6" w:space="1" w:color="0099CC"/>
+        </w:pBdr>
+        <w:spacing w:before="200" w:after="200"/>
+      </w:pPr>
+    </w:p>
+    <w:p>
+      <w:pPr>
         <w:pStyle w:val="Heading2"/>
-      </w:pPr>
-      <w:r>
+        <w:rPr>
+          <w:color w:val="0099CC"/>
+        </w:rPr>
+        <w:pBdr>
+          <w:bottom w:val="single" w:sz="6" w:space="2" w:color="00BFFF"/>
+        </w:pBdr>
+      </w:pPr>
+      <w:r>
+        <w:rPr>
+          <w:b/>
+          <w:color w:val="0099CC"/>
+          <w:sz w:val="32"/>
+        </w:rPr>
         <w:t xml:space="preserve">8. CUSTOMER OWNERSHIP</w:t>
       </w:r>
     </w:p>
@@ -3328,8 +4028,16 @@
     <w:p>
       <w:pPr>
         <w:pStyle w:val="Heading3"/>
-      </w:pPr>
-      <w:r>
+        <w:rPr>
+          <w:color w:val="E08A00"/>
+        </w:rPr>
+      </w:pPr>
+      <w:r>
+        <w:rPr>
+          <w:b/>
+          <w:color w:val="E08A00"/>
+          <w:sz w:val="26"/>
+        </w:rPr>
         <w:t xml:space="preserve">8.1 Company Ownership of Customer Relationships</w:t>
       </w:r>
     </w:p>
@@ -3346,8 +4054,16 @@
     <w:p>
       <w:pPr>
         <w:pStyle w:val="Heading3"/>
-      </w:pPr>
-      <w:r>
+        <w:rPr>
+          <w:color w:val="E08A00"/>
+        </w:rPr>
+      </w:pPr>
+      <w:r>
+        <w:rPr>
+          <w:b/>
+          <w:color w:val="E08A00"/>
+          <w:sz w:val="26"/>
+        </w:rPr>
         <w:t xml:space="preserve">8.2 Customer Communication</w:t>
       </w:r>
     </w:p>
@@ -3392,8 +4108,16 @@
     <w:p>
       <w:pPr>
         <w:pStyle w:val="Heading3"/>
-      </w:pPr>
-      <w:r>
+        <w:rPr>
+          <w:color w:val="E08A00"/>
+        </w:rPr>
+      </w:pPr>
+      <w:r>
+        <w:rPr>
+          <w:b/>
+          <w:color w:val="E08A00"/>
+          <w:sz w:val="26"/>
+        </w:rPr>
         <w:t xml:space="preserve">8.3 Post-Termination</w:t>
       </w:r>
     </w:p>
@@ -3417,9 +4141,29 @@
     <w:bookmarkStart w:id="62" w:name="intellectual-property"/>
     <w:p>
       <w:pPr>
+        <w:pBdr>
+          <w:top w:val="single" w:sz="18" w:space="1" w:color="F5A623"/>
+          <w:bottom w:val="single" w:sz="6" w:space="1" w:color="0099CC"/>
+        </w:pBdr>
+        <w:spacing w:before="200" w:after="200"/>
+      </w:pPr>
+    </w:p>
+    <w:p>
+      <w:pPr>
         <w:pStyle w:val="Heading2"/>
-      </w:pPr>
-      <w:r>
+        <w:rPr>
+          <w:color w:val="0099CC"/>
+        </w:rPr>
+        <w:pBdr>
+          <w:bottom w:val="single" w:sz="6" w:space="2" w:color="00BFFF"/>
+        </w:pBdr>
+      </w:pPr>
+      <w:r>
+        <w:rPr>
+          <w:b/>
+          <w:color w:val="0099CC"/>
+          <w:sz w:val="32"/>
+        </w:rPr>
         <w:t xml:space="preserve">9. INTELLECTUAL PROPERTY</w:t>
       </w:r>
     </w:p>
@@ -3427,8 +4171,16 @@
     <w:p>
       <w:pPr>
         <w:pStyle w:val="Heading3"/>
-      </w:pPr>
-      <w:r>
+        <w:rPr>
+          <w:color w:val="E08A00"/>
+        </w:rPr>
+      </w:pPr>
+      <w:r>
+        <w:rPr>
+          <w:b/>
+          <w:color w:val="E08A00"/>
+          <w:sz w:val="26"/>
+        </w:rPr>
         <w:t xml:space="preserve">9.1 Company IP Rights</w:t>
       </w:r>
     </w:p>
@@ -3445,8 +4197,16 @@
     <w:p>
       <w:pPr>
         <w:pStyle w:val="Heading3"/>
-      </w:pPr>
-      <w:r>
+        <w:rPr>
+          <w:color w:val="E08A00"/>
+        </w:rPr>
+      </w:pPr>
+      <w:r>
+        <w:rPr>
+          <w:b/>
+          <w:color w:val="E08A00"/>
+          <w:sz w:val="26"/>
+        </w:rPr>
         <w:t xml:space="preserve">9.2 Limited Licence</w:t>
       </w:r>
     </w:p>
@@ -3463,8 +4223,16 @@
     <w:p>
       <w:pPr>
         <w:pStyle w:val="Heading3"/>
-      </w:pPr>
-      <w:r>
+        <w:rPr>
+          <w:color w:val="E08A00"/>
+        </w:rPr>
+      </w:pPr>
+      <w:r>
+        <w:rPr>
+          <w:b/>
+          <w:color w:val="E08A00"/>
+          <w:sz w:val="26"/>
+        </w:rPr>
         <w:t xml:space="preserve">9.3 No Transfer of Rights</w:t>
       </w:r>
     </w:p>
@@ -3481,8 +4249,16 @@
     <w:p>
       <w:pPr>
         <w:pStyle w:val="Heading3"/>
-      </w:pPr>
-      <w:r>
+        <w:rPr>
+          <w:color w:val="E08A00"/>
+        </w:rPr>
+      </w:pPr>
+      <w:r>
+        <w:rPr>
+          <w:b/>
+          <w:color w:val="E08A00"/>
+          <w:sz w:val="26"/>
+        </w:rPr>
         <w:t xml:space="preserve">9.4 Marketer-Created Content</w:t>
       </w:r>
     </w:p>
@@ -3506,9 +4282,29 @@
     <w:bookmarkStart w:id="68" w:name="confidentiality"/>
     <w:p>
       <w:pPr>
+        <w:pBdr>
+          <w:top w:val="single" w:sz="18" w:space="1" w:color="F5A623"/>
+          <w:bottom w:val="single" w:sz="6" w:space="1" w:color="0099CC"/>
+        </w:pBdr>
+        <w:spacing w:before="200" w:after="200"/>
+      </w:pPr>
+    </w:p>
+    <w:p>
+      <w:pPr>
         <w:pStyle w:val="Heading2"/>
-      </w:pPr>
-      <w:r>
+        <w:rPr>
+          <w:color w:val="0099CC"/>
+        </w:rPr>
+        <w:pBdr>
+          <w:bottom w:val="single" w:sz="6" w:space="2" w:color="00BFFF"/>
+        </w:pBdr>
+      </w:pPr>
+      <w:r>
+        <w:rPr>
+          <w:b/>
+          <w:color w:val="0099CC"/>
+          <w:sz w:val="32"/>
+        </w:rPr>
         <w:t xml:space="preserve">10. CONFIDENTIALITY</w:t>
       </w:r>
     </w:p>
@@ -3516,8 +4312,16 @@
     <w:p>
       <w:pPr>
         <w:pStyle w:val="Heading3"/>
-      </w:pPr>
-      <w:r>
+        <w:rPr>
+          <w:color w:val="E08A00"/>
+        </w:rPr>
+      </w:pPr>
+      <w:r>
+        <w:rPr>
+          <w:b/>
+          <w:color w:val="E08A00"/>
+          <w:sz w:val="26"/>
+        </w:rPr>
         <w:t xml:space="preserve">10.1 Obligation of Confidentiality</w:t>
       </w:r>
     </w:p>
@@ -3534,8 +4338,16 @@
     <w:p>
       <w:pPr>
         <w:pStyle w:val="Heading3"/>
-      </w:pPr>
-      <w:r>
+        <w:rPr>
+          <w:color w:val="E08A00"/>
+        </w:rPr>
+      </w:pPr>
+      <w:r>
+        <w:rPr>
+          <w:b/>
+          <w:color w:val="E08A00"/>
+          <w:sz w:val="26"/>
+        </w:rPr>
         <w:t xml:space="preserve">10.2 Scope of Confidential Information</w:t>
       </w:r>
     </w:p>
@@ -3678,8 +4490,16 @@
     <w:p>
       <w:pPr>
         <w:pStyle w:val="Heading3"/>
-      </w:pPr>
-      <w:r>
+        <w:rPr>
+          <w:color w:val="E08A00"/>
+        </w:rPr>
+      </w:pPr>
+      <w:r>
+        <w:rPr>
+          <w:b/>
+          <w:color w:val="E08A00"/>
+          <w:sz w:val="26"/>
+        </w:rPr>
         <w:t xml:space="preserve">10.3 Exceptions</w:t>
       </w:r>
     </w:p>
@@ -3768,8 +4588,16 @@
     <w:p>
       <w:pPr>
         <w:pStyle w:val="Heading3"/>
-      </w:pPr>
-      <w:r>
+        <w:rPr>
+          <w:color w:val="E08A00"/>
+        </w:rPr>
+      </w:pPr>
+      <w:r>
+        <w:rPr>
+          <w:b/>
+          <w:color w:val="E08A00"/>
+          <w:sz w:val="26"/>
+        </w:rPr>
         <w:t xml:space="preserve">10.4 Duration</w:t>
       </w:r>
     </w:p>
@@ -3802,8 +4630,16 @@
     <w:p>
       <w:pPr>
         <w:pStyle w:val="Heading3"/>
-      </w:pPr>
-      <w:r>
+        <w:rPr>
+          <w:color w:val="E08A00"/>
+        </w:rPr>
+      </w:pPr>
+      <w:r>
+        <w:rPr>
+          <w:b/>
+          <w:color w:val="E08A00"/>
+          <w:sz w:val="26"/>
+        </w:rPr>
         <w:t xml:space="preserve">10.5 Return of Materials</w:t>
       </w:r>
     </w:p>
@@ -3827,9 +4663,29 @@
     <w:bookmarkStart w:id="71" w:name="non-disparagement"/>
     <w:p>
       <w:pPr>
+        <w:pBdr>
+          <w:top w:val="single" w:sz="18" w:space="1" w:color="F5A623"/>
+          <w:bottom w:val="single" w:sz="6" w:space="1" w:color="0099CC"/>
+        </w:pBdr>
+        <w:spacing w:before="200" w:after="200"/>
+      </w:pPr>
+    </w:p>
+    <w:p>
+      <w:pPr>
         <w:pStyle w:val="Heading2"/>
-      </w:pPr>
-      <w:r>
+        <w:rPr>
+          <w:color w:val="0099CC"/>
+        </w:rPr>
+        <w:pBdr>
+          <w:bottom w:val="single" w:sz="6" w:space="2" w:color="00BFFF"/>
+        </w:pBdr>
+      </w:pPr>
+      <w:r>
+        <w:rPr>
+          <w:b/>
+          <w:color w:val="0099CC"/>
+          <w:sz w:val="32"/>
+        </w:rPr>
         <w:t xml:space="preserve">11. NON-DISPARAGEMENT</w:t>
       </w:r>
     </w:p>
@@ -3837,8 +4693,16 @@
     <w:p>
       <w:pPr>
         <w:pStyle w:val="Heading3"/>
-      </w:pPr>
-      <w:r>
+        <w:rPr>
+          <w:color w:val="E08A00"/>
+        </w:rPr>
+      </w:pPr>
+      <w:r>
+        <w:rPr>
+          <w:b/>
+          <w:color w:val="E08A00"/>
+          <w:sz w:val="26"/>
+        </w:rPr>
         <w:t xml:space="preserve">11.1 Mutual Non-Disparagement</w:t>
       </w:r>
     </w:p>
@@ -3915,8 +4779,16 @@
     <w:p>
       <w:pPr>
         <w:pStyle w:val="Heading3"/>
-      </w:pPr>
-      <w:r>
+        <w:rPr>
+          <w:color w:val="E08A00"/>
+        </w:rPr>
+      </w:pPr>
+      <w:r>
+        <w:rPr>
+          <w:b/>
+          <w:color w:val="E08A00"/>
+          <w:sz w:val="26"/>
+        </w:rPr>
         <w:t xml:space="preserve">11.2 Exception</w:t>
       </w:r>
     </w:p>
@@ -3940,9 +4812,29 @@
     <w:bookmarkStart w:id="75" w:name="compliance"/>
     <w:p>
       <w:pPr>
+        <w:pBdr>
+          <w:top w:val="single" w:sz="18" w:space="1" w:color="F5A623"/>
+          <w:bottom w:val="single" w:sz="6" w:space="1" w:color="0099CC"/>
+        </w:pBdr>
+        <w:spacing w:before="200" w:after="200"/>
+      </w:pPr>
+    </w:p>
+    <w:p>
+      <w:pPr>
         <w:pStyle w:val="Heading2"/>
-      </w:pPr>
-      <w:r>
+        <w:rPr>
+          <w:color w:val="0099CC"/>
+        </w:rPr>
+        <w:pBdr>
+          <w:bottom w:val="single" w:sz="6" w:space="2" w:color="00BFFF"/>
+        </w:pBdr>
+      </w:pPr>
+      <w:r>
+        <w:rPr>
+          <w:b/>
+          <w:color w:val="0099CC"/>
+          <w:sz w:val="32"/>
+        </w:rPr>
         <w:t xml:space="preserve">12. COMPLIANCE</w:t>
       </w:r>
     </w:p>
@@ -3950,8 +4842,16 @@
     <w:p>
       <w:pPr>
         <w:pStyle w:val="Heading3"/>
-      </w:pPr>
-      <w:r>
+        <w:rPr>
+          <w:color w:val="E08A00"/>
+        </w:rPr>
+      </w:pPr>
+      <w:r>
+        <w:rPr>
+          <w:b/>
+          <w:color w:val="E08A00"/>
+          <w:sz w:val="26"/>
+        </w:rPr>
         <w:t xml:space="preserve">12.1 Legal Compliance</w:t>
       </w:r>
     </w:p>
@@ -4094,8 +4994,16 @@
     <w:p>
       <w:pPr>
         <w:pStyle w:val="Heading3"/>
-      </w:pPr>
-      <w:r>
+        <w:rPr>
+          <w:color w:val="E08A00"/>
+        </w:rPr>
+      </w:pPr>
+      <w:r>
+        <w:rPr>
+          <w:b/>
+          <w:color w:val="E08A00"/>
+          <w:sz w:val="26"/>
+        </w:rPr>
         <w:t xml:space="preserve">12.2 Anti-Bribery and Corruption</w:t>
       </w:r>
     </w:p>
@@ -4112,8 +5020,16 @@
     <w:p>
       <w:pPr>
         <w:pStyle w:val="Heading3"/>
-      </w:pPr>
-      <w:r>
+        <w:rPr>
+          <w:color w:val="E08A00"/>
+        </w:rPr>
+      </w:pPr>
+      <w:r>
+        <w:rPr>
+          <w:b/>
+          <w:color w:val="E08A00"/>
+          <w:sz w:val="26"/>
+        </w:rPr>
         <w:t xml:space="preserve">12.3 Ethical Conduct</w:t>
       </w:r>
     </w:p>
@@ -4137,9 +5053,29 @@
     <w:bookmarkStart w:id="80" w:name="non-competition"/>
     <w:p>
       <w:pPr>
+        <w:pBdr>
+          <w:top w:val="single" w:sz="18" w:space="1" w:color="F5A623"/>
+          <w:bottom w:val="single" w:sz="6" w:space="1" w:color="0099CC"/>
+        </w:pBdr>
+        <w:spacing w:before="200" w:after="200"/>
+      </w:pPr>
+    </w:p>
+    <w:p>
+      <w:pPr>
         <w:pStyle w:val="Heading2"/>
-      </w:pPr>
-      <w:r>
+        <w:rPr>
+          <w:color w:val="0099CC"/>
+        </w:rPr>
+        <w:pBdr>
+          <w:bottom w:val="single" w:sz="6" w:space="2" w:color="00BFFF"/>
+        </w:pBdr>
+      </w:pPr>
+      <w:r>
+        <w:rPr>
+          <w:b/>
+          <w:color w:val="0099CC"/>
+          <w:sz w:val="32"/>
+        </w:rPr>
         <w:t xml:space="preserve">13. NON-COMPETITION</w:t>
       </w:r>
     </w:p>
@@ -4147,8 +5083,16 @@
     <w:p>
       <w:pPr>
         <w:pStyle w:val="Heading3"/>
-      </w:pPr>
-      <w:r>
+        <w:rPr>
+          <w:color w:val="E08A00"/>
+        </w:rPr>
+      </w:pPr>
+      <w:r>
+        <w:rPr>
+          <w:b/>
+          <w:color w:val="E08A00"/>
+          <w:sz w:val="26"/>
+        </w:rPr>
         <w:t xml:space="preserve">13.1 During the Term</w:t>
       </w:r>
     </w:p>
@@ -4219,8 +5163,16 @@
     <w:p>
       <w:pPr>
         <w:pStyle w:val="Heading3"/>
-      </w:pPr>
-      <w:r>
+        <w:rPr>
+          <w:color w:val="E08A00"/>
+        </w:rPr>
+      </w:pPr>
+      <w:r>
+        <w:rPr>
+          <w:b/>
+          <w:color w:val="E08A00"/>
+          <w:sz w:val="26"/>
+        </w:rPr>
         <w:t xml:space="preserve">13.2 Post-Termination</w:t>
       </w:r>
     </w:p>
@@ -4307,8 +5259,16 @@
     <w:p>
       <w:pPr>
         <w:pStyle w:val="Heading3"/>
-      </w:pPr>
-      <w:r>
+        <w:rPr>
+          <w:color w:val="E08A00"/>
+        </w:rPr>
+      </w:pPr>
+      <w:r>
+        <w:rPr>
+          <w:b/>
+          <w:color w:val="E08A00"/>
+          <w:sz w:val="26"/>
+        </w:rPr>
         <w:t xml:space="preserve">13.3 Reasonableness</w:t>
       </w:r>
     </w:p>
@@ -4325,8 +5285,16 @@
     <w:p>
       <w:pPr>
         <w:pStyle w:val="Heading3"/>
-      </w:pPr>
-      <w:r>
+        <w:rPr>
+          <w:color w:val="E08A00"/>
+        </w:rPr>
+      </w:pPr>
+      <w:r>
+        <w:rPr>
+          <w:b/>
+          <w:color w:val="E08A00"/>
+          <w:sz w:val="26"/>
+        </w:rPr>
         <w:t xml:space="preserve">13.4 Remedies</w:t>
       </w:r>
     </w:p>
@@ -4350,9 +5318,29 @@
     <w:bookmarkStart w:id="85" w:name="media-policy"/>
     <w:p>
       <w:pPr>
+        <w:pBdr>
+          <w:top w:val="single" w:sz="18" w:space="1" w:color="F5A623"/>
+          <w:bottom w:val="single" w:sz="6" w:space="1" w:color="0099CC"/>
+        </w:pBdr>
+        <w:spacing w:before="200" w:after="200"/>
+      </w:pPr>
+    </w:p>
+    <w:p>
+      <w:pPr>
         <w:pStyle w:val="Heading2"/>
-      </w:pPr>
-      <w:r>
+        <w:rPr>
+          <w:color w:val="0099CC"/>
+        </w:rPr>
+        <w:pBdr>
+          <w:bottom w:val="single" w:sz="6" w:space="2" w:color="00BFFF"/>
+        </w:pBdr>
+      </w:pPr>
+      <w:r>
+        <w:rPr>
+          <w:b/>
+          <w:color w:val="0099CC"/>
+          <w:sz w:val="32"/>
+        </w:rPr>
         <w:t xml:space="preserve">14. MEDIA POLICY</w:t>
       </w:r>
     </w:p>
@@ -4360,8 +5348,16 @@
     <w:p>
       <w:pPr>
         <w:pStyle w:val="Heading3"/>
-      </w:pPr>
-      <w:r>
+        <w:rPr>
+          <w:color w:val="E08A00"/>
+        </w:rPr>
+      </w:pPr>
+      <w:r>
+        <w:rPr>
+          <w:b/>
+          <w:color w:val="E08A00"/>
+          <w:sz w:val="26"/>
+        </w:rPr>
         <w:t xml:space="preserve">14.1 No Unauthorised Statements</w:t>
       </w:r>
     </w:p>
@@ -4378,8 +5374,16 @@
     <w:p>
       <w:pPr>
         <w:pStyle w:val="Heading3"/>
-      </w:pPr>
-      <w:r>
+        <w:rPr>
+          <w:color w:val="E08A00"/>
+        </w:rPr>
+      </w:pPr>
+      <w:r>
+        <w:rPr>
+          <w:b/>
+          <w:color w:val="E08A00"/>
+          <w:sz w:val="26"/>
+        </w:rPr>
         <w:t xml:space="preserve">14.2 Media Enquiries</w:t>
       </w:r>
     </w:p>
@@ -4396,8 +5400,16 @@
     <w:p>
       <w:pPr>
         <w:pStyle w:val="Heading3"/>
-      </w:pPr>
-      <w:r>
+        <w:rPr>
+          <w:color w:val="E08A00"/>
+        </w:rPr>
+      </w:pPr>
+      <w:r>
+        <w:rPr>
+          <w:b/>
+          <w:color w:val="E08A00"/>
+          <w:sz w:val="26"/>
+        </w:rPr>
         <w:t xml:space="preserve">14.3 Social Media</w:t>
       </w:r>
     </w:p>
@@ -4414,8 +5426,16 @@
     <w:p>
       <w:pPr>
         <w:pStyle w:val="Heading3"/>
-      </w:pPr>
-      <w:r>
+        <w:rPr>
+          <w:color w:val="E08A00"/>
+        </w:rPr>
+      </w:pPr>
+      <w:r>
+        <w:rPr>
+          <w:b/>
+          <w:color w:val="E08A00"/>
+          <w:sz w:val="26"/>
+        </w:rPr>
         <w:t xml:space="preserve">14.4 Survival</w:t>
       </w:r>
     </w:p>
@@ -4452,9 +5472,29 @@
     <w:bookmarkStart w:id="91" w:name="term-termination"/>
     <w:p>
       <w:pPr>
+        <w:pBdr>
+          <w:top w:val="single" w:sz="18" w:space="1" w:color="F5A623"/>
+          <w:bottom w:val="single" w:sz="6" w:space="1" w:color="0099CC"/>
+        </w:pBdr>
+        <w:spacing w:before="200" w:after="200"/>
+      </w:pPr>
+    </w:p>
+    <w:p>
+      <w:pPr>
         <w:pStyle w:val="Heading2"/>
-      </w:pPr>
-      <w:r>
+        <w:rPr>
+          <w:color w:val="0099CC"/>
+        </w:rPr>
+        <w:pBdr>
+          <w:bottom w:val="single" w:sz="6" w:space="2" w:color="00BFFF"/>
+        </w:pBdr>
+      </w:pPr>
+      <w:r>
+        <w:rPr>
+          <w:b/>
+          <w:color w:val="0099CC"/>
+          <w:sz w:val="32"/>
+        </w:rPr>
         <w:t xml:space="preserve">15. TERM &amp; TERMINATION</w:t>
       </w:r>
     </w:p>
@@ -4462,8 +5502,16 @@
     <w:p>
       <w:pPr>
         <w:pStyle w:val="Heading3"/>
-      </w:pPr>
-      <w:r>
+        <w:rPr>
+          <w:color w:val="E08A00"/>
+        </w:rPr>
+      </w:pPr>
+      <w:r>
+        <w:rPr>
+          <w:b/>
+          <w:color w:val="E08A00"/>
+          <w:sz w:val="26"/>
+        </w:rPr>
         <w:t xml:space="preserve">15.1 Initial Term</w:t>
       </w:r>
     </w:p>
@@ -4511,8 +5559,16 @@
     <w:p>
       <w:pPr>
         <w:pStyle w:val="Heading3"/>
-      </w:pPr>
-      <w:r>
+        <w:rPr>
+          <w:color w:val="E08A00"/>
+        </w:rPr>
+      </w:pPr>
+      <w:r>
+        <w:rPr>
+          <w:b/>
+          <w:color w:val="E08A00"/>
+          <w:sz w:val="26"/>
+        </w:rPr>
         <w:t xml:space="preserve">15.2 Renewal</w:t>
       </w:r>
     </w:p>
@@ -4576,8 +5632,16 @@
     <w:p>
       <w:pPr>
         <w:pStyle w:val="Heading3"/>
-      </w:pPr>
-      <w:r>
+        <w:rPr>
+          <w:color w:val="E08A00"/>
+        </w:rPr>
+      </w:pPr>
+      <w:r>
+        <w:rPr>
+          <w:b/>
+          <w:color w:val="E08A00"/>
+          <w:sz w:val="26"/>
+        </w:rPr>
         <w:t xml:space="preserve">15.3 Termination by Either Party</w:t>
       </w:r>
     </w:p>
@@ -4610,8 +5674,16 @@
     <w:p>
       <w:pPr>
         <w:pStyle w:val="Heading3"/>
-      </w:pPr>
-      <w:r>
+        <w:rPr>
+          <w:color w:val="E08A00"/>
+        </w:rPr>
+      </w:pPr>
+      <w:r>
+        <w:rPr>
+          <w:b/>
+          <w:color w:val="E08A00"/>
+          <w:sz w:val="26"/>
+        </w:rPr>
         <w:t xml:space="preserve">15.4 Termination for Cause</w:t>
       </w:r>
     </w:p>
@@ -4754,8 +5826,16 @@
     <w:p>
       <w:pPr>
         <w:pStyle w:val="Heading3"/>
-      </w:pPr>
-      <w:r>
+        <w:rPr>
+          <w:color w:val="E08A00"/>
+        </w:rPr>
+      </w:pPr>
+      <w:r>
+        <w:rPr>
+          <w:b/>
+          <w:color w:val="E08A00"/>
+          <w:sz w:val="26"/>
+        </w:rPr>
         <w:t xml:space="preserve">15.5 Effect of Termination</w:t>
       </w:r>
     </w:p>
@@ -4887,9 +5967,29 @@
     <w:bookmarkStart w:id="96" w:name="clawback"/>
     <w:p>
       <w:pPr>
+        <w:pBdr>
+          <w:top w:val="single" w:sz="18" w:space="1" w:color="F5A623"/>
+          <w:bottom w:val="single" w:sz="6" w:space="1" w:color="0099CC"/>
+        </w:pBdr>
+        <w:spacing w:before="200" w:after="200"/>
+      </w:pPr>
+    </w:p>
+    <w:p>
+      <w:pPr>
         <w:pStyle w:val="Heading2"/>
-      </w:pPr>
-      <w:r>
+        <w:rPr>
+          <w:color w:val="0099CC"/>
+        </w:rPr>
+        <w:pBdr>
+          <w:bottom w:val="single" w:sz="6" w:space="2" w:color="00BFFF"/>
+        </w:pBdr>
+      </w:pPr>
+      <w:r>
+        <w:rPr>
+          <w:b/>
+          <w:color w:val="0099CC"/>
+          <w:sz w:val="32"/>
+        </w:rPr>
         <w:t xml:space="preserve">16. CLAWBACK</w:t>
       </w:r>
     </w:p>
@@ -4897,8 +5997,16 @@
     <w:p>
       <w:pPr>
         <w:pStyle w:val="Heading3"/>
-      </w:pPr>
-      <w:r>
+        <w:rPr>
+          <w:color w:val="E08A00"/>
+        </w:rPr>
+      </w:pPr>
+      <w:r>
+        <w:rPr>
+          <w:b/>
+          <w:color w:val="E08A00"/>
+          <w:sz w:val="26"/>
+        </w:rPr>
         <w:t xml:space="preserve">16.1 Clawback Period</w:t>
       </w:r>
     </w:p>
@@ -4946,8 +6054,16 @@
     <w:p>
       <w:pPr>
         <w:pStyle w:val="Heading3"/>
-      </w:pPr>
-      <w:r>
+        <w:rPr>
+          <w:color w:val="E08A00"/>
+        </w:rPr>
+      </w:pPr>
+      <w:r>
+        <w:rPr>
+          <w:b/>
+          <w:color w:val="E08A00"/>
+          <w:sz w:val="26"/>
+        </w:rPr>
         <w:t xml:space="preserve">16.2 Clawback Process</w:t>
       </w:r>
     </w:p>
@@ -5026,8 +6142,16 @@
     <w:p>
       <w:pPr>
         <w:pStyle w:val="Heading3"/>
-      </w:pPr>
-      <w:r>
+        <w:rPr>
+          <w:color w:val="E08A00"/>
+        </w:rPr>
+      </w:pPr>
+      <w:r>
+        <w:rPr>
+          <w:b/>
+          <w:color w:val="E08A00"/>
+          <w:sz w:val="26"/>
+        </w:rPr>
         <w:t xml:space="preserve">16.3 Chargebacks and Disputes</w:t>
       </w:r>
     </w:p>
@@ -5044,8 +6168,16 @@
     <w:p>
       <w:pPr>
         <w:pStyle w:val="Heading3"/>
-      </w:pPr>
-      <w:r>
+        <w:rPr>
+          <w:color w:val="E08A00"/>
+        </w:rPr>
+      </w:pPr>
+      <w:r>
+        <w:rPr>
+          <w:b/>
+          <w:color w:val="E08A00"/>
+          <w:sz w:val="26"/>
+        </w:rPr>
         <w:t xml:space="preserve">16.4 Fraudulent Sales</w:t>
       </w:r>
     </w:p>
@@ -5069,9 +6201,29 @@
     <w:bookmarkStart w:id="100" w:name="reporting"/>
     <w:p>
       <w:pPr>
+        <w:pBdr>
+          <w:top w:val="single" w:sz="18" w:space="1" w:color="F5A623"/>
+          <w:bottom w:val="single" w:sz="6" w:space="1" w:color="0099CC"/>
+        </w:pBdr>
+        <w:spacing w:before="200" w:after="200"/>
+      </w:pPr>
+    </w:p>
+    <w:p>
+      <w:pPr>
         <w:pStyle w:val="Heading2"/>
-      </w:pPr>
-      <w:r>
+        <w:rPr>
+          <w:color w:val="0099CC"/>
+        </w:rPr>
+        <w:pBdr>
+          <w:bottom w:val="single" w:sz="6" w:space="2" w:color="00BFFF"/>
+        </w:pBdr>
+      </w:pPr>
+      <w:r>
+        <w:rPr>
+          <w:b/>
+          <w:color w:val="0099CC"/>
+          <w:sz w:val="32"/>
+        </w:rPr>
         <w:t xml:space="preserve">17. REPORTING</w:t>
       </w:r>
     </w:p>
@@ -5079,8 +6231,16 @@
     <w:p>
       <w:pPr>
         <w:pStyle w:val="Heading3"/>
-      </w:pPr>
-      <w:r>
+        <w:rPr>
+          <w:color w:val="E08A00"/>
+        </w:rPr>
+      </w:pPr>
+      <w:r>
+        <w:rPr>
+          <w:b/>
+          <w:color w:val="E08A00"/>
+          <w:sz w:val="26"/>
+        </w:rPr>
         <w:t xml:space="preserve">17.1 Monthly Reports</w:t>
       </w:r>
     </w:p>
@@ -5237,8 +6397,16 @@
     <w:p>
       <w:pPr>
         <w:pStyle w:val="Heading3"/>
-      </w:pPr>
-      <w:r>
+        <w:rPr>
+          <w:color w:val="E08A00"/>
+        </w:rPr>
+      </w:pPr>
+      <w:r>
+        <w:rPr>
+          <w:b/>
+          <w:color w:val="E08A00"/>
+          <w:sz w:val="26"/>
+        </w:rPr>
         <w:t xml:space="preserve">17.2 CRM Tracking</w:t>
       </w:r>
     </w:p>
@@ -5317,8 +6485,16 @@
     <w:p>
       <w:pPr>
         <w:pStyle w:val="Heading3"/>
-      </w:pPr>
-      <w:r>
+        <w:rPr>
+          <w:color w:val="E08A00"/>
+        </w:rPr>
+      </w:pPr>
+      <w:r>
+        <w:rPr>
+          <w:b/>
+          <w:color w:val="E08A00"/>
+          <w:sz w:val="26"/>
+        </w:rPr>
         <w:t xml:space="preserve">17.3 Access and Audit</w:t>
       </w:r>
     </w:p>
@@ -5342,9 +6518,29 @@
     <w:bookmarkStart w:id="104" w:name="indemnification"/>
     <w:p>
       <w:pPr>
+        <w:pBdr>
+          <w:top w:val="single" w:sz="18" w:space="1" w:color="F5A623"/>
+          <w:bottom w:val="single" w:sz="6" w:space="1" w:color="0099CC"/>
+        </w:pBdr>
+        <w:spacing w:before="200" w:after="200"/>
+      </w:pPr>
+    </w:p>
+    <w:p>
+      <w:pPr>
         <w:pStyle w:val="Heading2"/>
-      </w:pPr>
-      <w:r>
+        <w:rPr>
+          <w:color w:val="0099CC"/>
+        </w:rPr>
+        <w:pBdr>
+          <w:bottom w:val="single" w:sz="6" w:space="2" w:color="00BFFF"/>
+        </w:pBdr>
+      </w:pPr>
+      <w:r>
+        <w:rPr>
+          <w:b/>
+          <w:color w:val="0099CC"/>
+          <w:sz w:val="32"/>
+        </w:rPr>
         <w:t xml:space="preserve">18. INDEMNIFICATION</w:t>
       </w:r>
     </w:p>
@@ -5352,8 +6548,16 @@
     <w:p>
       <w:pPr>
         <w:pStyle w:val="Heading3"/>
-      </w:pPr>
-      <w:r>
+        <w:rPr>
+          <w:color w:val="E08A00"/>
+        </w:rPr>
+      </w:pPr>
+      <w:r>
+        <w:rPr>
+          <w:b/>
+          <w:color w:val="E08A00"/>
+          <w:sz w:val="26"/>
+        </w:rPr>
         <w:t xml:space="preserve">18.1 Marketer’s Indemnification</w:t>
       </w:r>
     </w:p>
@@ -5478,8 +6682,16 @@
     <w:p>
       <w:pPr>
         <w:pStyle w:val="Heading3"/>
-      </w:pPr>
-      <w:r>
+        <w:rPr>
+          <w:color w:val="E08A00"/>
+        </w:rPr>
+      </w:pPr>
+      <w:r>
+        <w:rPr>
+          <w:b/>
+          <w:color w:val="E08A00"/>
+          <w:sz w:val="26"/>
+        </w:rPr>
         <w:t xml:space="preserve">18.2 Company’s Indemnification</w:t>
       </w:r>
     </w:p>
@@ -5532,8 +6744,16 @@
     <w:p>
       <w:pPr>
         <w:pStyle w:val="Heading3"/>
-      </w:pPr>
-      <w:r>
+        <w:rPr>
+          <w:color w:val="E08A00"/>
+        </w:rPr>
+      </w:pPr>
+      <w:r>
+        <w:rPr>
+          <w:b/>
+          <w:color w:val="E08A00"/>
+          <w:sz w:val="26"/>
+        </w:rPr>
         <w:t xml:space="preserve">18.3 Indemnification Procedure</w:t>
       </w:r>
     </w:p>
@@ -5557,9 +6777,29 @@
     <w:bookmarkStart w:id="111" w:name="data-protection"/>
     <w:p>
       <w:pPr>
+        <w:pBdr>
+          <w:top w:val="single" w:sz="18" w:space="1" w:color="F5A623"/>
+          <w:bottom w:val="single" w:sz="6" w:space="1" w:color="0099CC"/>
+        </w:pBdr>
+        <w:spacing w:before="200" w:after="200"/>
+      </w:pPr>
+    </w:p>
+    <w:p>
+      <w:pPr>
         <w:pStyle w:val="Heading2"/>
-      </w:pPr>
-      <w:r>
+        <w:rPr>
+          <w:color w:val="0099CC"/>
+        </w:rPr>
+        <w:pBdr>
+          <w:bottom w:val="single" w:sz="6" w:space="2" w:color="00BFFF"/>
+        </w:pBdr>
+      </w:pPr>
+      <w:r>
+        <w:rPr>
+          <w:b/>
+          <w:color w:val="0099CC"/>
+          <w:sz w:val="32"/>
+        </w:rPr>
         <w:t xml:space="preserve">19. DATA PROTECTION</w:t>
       </w:r>
     </w:p>
@@ -5567,8 +6807,16 @@
     <w:p>
       <w:pPr>
         <w:pStyle w:val="Heading3"/>
-      </w:pPr>
-      <w:r>
+        <w:rPr>
+          <w:color w:val="E08A00"/>
+        </w:rPr>
+      </w:pPr>
+      <w:r>
+        <w:rPr>
+          <w:b/>
+          <w:color w:val="E08A00"/>
+          <w:sz w:val="26"/>
+        </w:rPr>
         <w:t xml:space="preserve">19.1 Compliance with NDPA</w:t>
       </w:r>
     </w:p>
@@ -5601,8 +6849,16 @@
     <w:p>
       <w:pPr>
         <w:pStyle w:val="Heading3"/>
-      </w:pPr>
-      <w:r>
+        <w:rPr>
+          <w:color w:val="E08A00"/>
+        </w:rPr>
+      </w:pPr>
+      <w:r>
+        <w:rPr>
+          <w:b/>
+          <w:color w:val="E08A00"/>
+          <w:sz w:val="26"/>
+        </w:rPr>
         <w:t xml:space="preserve">19.2 Data Processing</w:t>
       </w:r>
     </w:p>
@@ -5665,8 +6921,16 @@
     <w:p>
       <w:pPr>
         <w:pStyle w:val="Heading3"/>
-      </w:pPr>
-      <w:r>
+        <w:rPr>
+          <w:color w:val="E08A00"/>
+        </w:rPr>
+      </w:pPr>
+      <w:r>
+        <w:rPr>
+          <w:b/>
+          <w:color w:val="E08A00"/>
+          <w:sz w:val="26"/>
+        </w:rPr>
         <w:t xml:space="preserve">19.3 Data Security</w:t>
       </w:r>
     </w:p>
@@ -5683,8 +6947,16 @@
     <w:p>
       <w:pPr>
         <w:pStyle w:val="Heading3"/>
-      </w:pPr>
-      <w:r>
+        <w:rPr>
+          <w:color w:val="E08A00"/>
+        </w:rPr>
+      </w:pPr>
+      <w:r>
+        <w:rPr>
+          <w:b/>
+          <w:color w:val="E08A00"/>
+          <w:sz w:val="26"/>
+        </w:rPr>
         <w:t xml:space="preserve">19.4 Data Breach Notification</w:t>
       </w:r>
     </w:p>
@@ -5717,8 +6989,16 @@
     <w:p>
       <w:pPr>
         <w:pStyle w:val="Heading3"/>
-      </w:pPr>
-      <w:r>
+        <w:rPr>
+          <w:color w:val="E08A00"/>
+        </w:rPr>
+      </w:pPr>
+      <w:r>
+        <w:rPr>
+          <w:b/>
+          <w:color w:val="E08A00"/>
+          <w:sz w:val="26"/>
+        </w:rPr>
         <w:t xml:space="preserve">19.5 Data Subject Rights</w:t>
       </w:r>
     </w:p>
@@ -5735,8 +7015,16 @@
     <w:p>
       <w:pPr>
         <w:pStyle w:val="Heading3"/>
-      </w:pPr>
-      <w:r>
+        <w:rPr>
+          <w:color w:val="E08A00"/>
+        </w:rPr>
+      </w:pPr>
+      <w:r>
+        <w:rPr>
+          <w:b/>
+          <w:color w:val="E08A00"/>
+          <w:sz w:val="26"/>
+        </w:rPr>
         <w:t xml:space="preserve">19.6 Data Return and Deletion</w:t>
       </w:r>
     </w:p>
@@ -5776,9 +7064,29 @@
     <w:bookmarkStart w:id="117" w:name="dispute-resolution"/>
     <w:p>
       <w:pPr>
+        <w:pBdr>
+          <w:top w:val="single" w:sz="18" w:space="1" w:color="F5A623"/>
+          <w:bottom w:val="single" w:sz="6" w:space="1" w:color="0099CC"/>
+        </w:pBdr>
+        <w:spacing w:before="200" w:after="200"/>
+      </w:pPr>
+    </w:p>
+    <w:p>
+      <w:pPr>
         <w:pStyle w:val="Heading2"/>
-      </w:pPr>
-      <w:r>
+        <w:rPr>
+          <w:color w:val="0099CC"/>
+        </w:rPr>
+        <w:pBdr>
+          <w:bottom w:val="single" w:sz="6" w:space="2" w:color="00BFFF"/>
+        </w:pBdr>
+      </w:pPr>
+      <w:r>
+        <w:rPr>
+          <w:b/>
+          <w:color w:val="0099CC"/>
+          <w:sz w:val="32"/>
+        </w:rPr>
         <w:t xml:space="preserve">20. DISPUTE RESOLUTION</w:t>
       </w:r>
     </w:p>
@@ -5786,8 +7094,16 @@
     <w:p>
       <w:pPr>
         <w:pStyle w:val="Heading3"/>
-      </w:pPr>
-      <w:r>
+        <w:rPr>
+          <w:color w:val="E08A00"/>
+        </w:rPr>
+      </w:pPr>
+      <w:r>
+        <w:rPr>
+          <w:b/>
+          <w:color w:val="E08A00"/>
+          <w:sz w:val="26"/>
+        </w:rPr>
         <w:t xml:space="preserve">20.1 Negotiation</w:t>
       </w:r>
     </w:p>
@@ -5835,8 +7151,16 @@
     <w:p>
       <w:pPr>
         <w:pStyle w:val="Heading3"/>
-      </w:pPr>
-      <w:r>
+        <w:rPr>
+          <w:color w:val="E08A00"/>
+        </w:rPr>
+      </w:pPr>
+      <w:r>
+        <w:rPr>
+          <w:b/>
+          <w:color w:val="E08A00"/>
+          <w:sz w:val="26"/>
+        </w:rPr>
         <w:t xml:space="preserve">20.2 Mediation</w:t>
       </w:r>
     </w:p>
@@ -5866,8 +7190,16 @@
     <w:p>
       <w:pPr>
         <w:pStyle w:val="Heading3"/>
-      </w:pPr>
-      <w:r>
+        <w:rPr>
+          <w:color w:val="E08A00"/>
+        </w:rPr>
+      </w:pPr>
+      <w:r>
+        <w:rPr>
+          <w:b/>
+          <w:color w:val="E08A00"/>
+          <w:sz w:val="26"/>
+        </w:rPr>
         <w:t xml:space="preserve">20.3 Arbitration</w:t>
       </w:r>
     </w:p>
@@ -6029,8 +7361,16 @@
     <w:p>
       <w:pPr>
         <w:pStyle w:val="Heading3"/>
-      </w:pPr>
-      <w:r>
+        <w:rPr>
+          <w:color w:val="E08A00"/>
+        </w:rPr>
+      </w:pPr>
+      <w:r>
+        <w:rPr>
+          <w:b/>
+          <w:color w:val="E08A00"/>
+          <w:sz w:val="26"/>
+        </w:rPr>
         <w:t xml:space="preserve">20.4 Governing Law</w:t>
       </w:r>
     </w:p>
@@ -6060,8 +7400,16 @@
     <w:p>
       <w:pPr>
         <w:pStyle w:val="Heading3"/>
-      </w:pPr>
-      <w:r>
+        <w:rPr>
+          <w:color w:val="E08A00"/>
+        </w:rPr>
+      </w:pPr>
+      <w:r>
+        <w:rPr>
+          <w:b/>
+          <w:color w:val="E08A00"/>
+          <w:sz w:val="26"/>
+        </w:rPr>
         <w:t xml:space="preserve">20.5 Preservation of Rights</w:t>
       </w:r>
     </w:p>
@@ -6085,9 +7433,29 @@
     <w:bookmarkStart w:id="128" w:name="general-provisions"/>
     <w:p>
       <w:pPr>
+        <w:pBdr>
+          <w:top w:val="single" w:sz="18" w:space="1" w:color="F5A623"/>
+          <w:bottom w:val="single" w:sz="6" w:space="1" w:color="0099CC"/>
+        </w:pBdr>
+        <w:spacing w:before="200" w:after="200"/>
+      </w:pPr>
+    </w:p>
+    <w:p>
+      <w:pPr>
         <w:pStyle w:val="Heading2"/>
-      </w:pPr>
-      <w:r>
+        <w:rPr>
+          <w:color w:val="0099CC"/>
+        </w:rPr>
+        <w:pBdr>
+          <w:bottom w:val="single" w:sz="6" w:space="2" w:color="00BFFF"/>
+        </w:pBdr>
+      </w:pPr>
+      <w:r>
+        <w:rPr>
+          <w:b/>
+          <w:color w:val="0099CC"/>
+          <w:sz w:val="32"/>
+        </w:rPr>
         <w:t xml:space="preserve">21. GENERAL PROVISIONS</w:t>
       </w:r>
     </w:p>
@@ -6095,8 +7463,16 @@
     <w:p>
       <w:pPr>
         <w:pStyle w:val="Heading3"/>
-      </w:pPr>
-      <w:r>
+        <w:rPr>
+          <w:color w:val="E08A00"/>
+        </w:rPr>
+      </w:pPr>
+      <w:r>
+        <w:rPr>
+          <w:b/>
+          <w:color w:val="E08A00"/>
+          <w:sz w:val="26"/>
+        </w:rPr>
         <w:t xml:space="preserve">21.1 Entire Agreement</w:t>
       </w:r>
     </w:p>
@@ -6113,8 +7489,16 @@
     <w:p>
       <w:pPr>
         <w:pStyle w:val="Heading3"/>
-      </w:pPr>
-      <w:r>
+        <w:rPr>
+          <w:color w:val="E08A00"/>
+        </w:rPr>
+      </w:pPr>
+      <w:r>
+        <w:rPr>
+          <w:b/>
+          <w:color w:val="E08A00"/>
+          <w:sz w:val="26"/>
+        </w:rPr>
         <w:t xml:space="preserve">21.2 Amendments</w:t>
       </w:r>
     </w:p>
@@ -6131,8 +7515,16 @@
     <w:p>
       <w:pPr>
         <w:pStyle w:val="Heading3"/>
-      </w:pPr>
-      <w:r>
+        <w:rPr>
+          <w:color w:val="E08A00"/>
+        </w:rPr>
+      </w:pPr>
+      <w:r>
+        <w:rPr>
+          <w:b/>
+          <w:color w:val="E08A00"/>
+          <w:sz w:val="26"/>
+        </w:rPr>
         <w:t xml:space="preserve">21.3 Waiver</w:t>
       </w:r>
     </w:p>
@@ -6149,8 +7541,16 @@
     <w:p>
       <w:pPr>
         <w:pStyle w:val="Heading3"/>
-      </w:pPr>
-      <w:r>
+        <w:rPr>
+          <w:color w:val="E08A00"/>
+        </w:rPr>
+      </w:pPr>
+      <w:r>
+        <w:rPr>
+          <w:b/>
+          <w:color w:val="E08A00"/>
+          <w:sz w:val="26"/>
+        </w:rPr>
         <w:t xml:space="preserve">21.4 Severability</w:t>
       </w:r>
     </w:p>
@@ -6167,8 +7567,16 @@
     <w:p>
       <w:pPr>
         <w:pStyle w:val="Heading3"/>
-      </w:pPr>
-      <w:r>
+        <w:rPr>
+          <w:color w:val="E08A00"/>
+        </w:rPr>
+      </w:pPr>
+      <w:r>
+        <w:rPr>
+          <w:b/>
+          <w:color w:val="E08A00"/>
+          <w:sz w:val="26"/>
+        </w:rPr>
         <w:t xml:space="preserve">21.5 Assignment</w:t>
       </w:r>
     </w:p>
@@ -6185,8 +7593,16 @@
     <w:p>
       <w:pPr>
         <w:pStyle w:val="Heading3"/>
-      </w:pPr>
-      <w:r>
+        <w:rPr>
+          <w:color w:val="E08A00"/>
+        </w:rPr>
+      </w:pPr>
+      <w:r>
+        <w:rPr>
+          <w:b/>
+          <w:color w:val="E08A00"/>
+          <w:sz w:val="26"/>
+        </w:rPr>
         <w:t xml:space="preserve">21.6 Notices</w:t>
       </w:r>
     </w:p>
@@ -6265,8 +7681,16 @@
     <w:p>
       <w:pPr>
         <w:pStyle w:val="Heading3"/>
-      </w:pPr>
-      <w:r>
+        <w:rPr>
+          <w:color w:val="E08A00"/>
+        </w:rPr>
+      </w:pPr>
+      <w:r>
+        <w:rPr>
+          <w:b/>
+          <w:color w:val="E08A00"/>
+          <w:sz w:val="26"/>
+        </w:rPr>
         <w:t xml:space="preserve">21.7 Force Majeure</w:t>
       </w:r>
     </w:p>
@@ -6283,8 +7707,16 @@
     <w:p>
       <w:pPr>
         <w:pStyle w:val="Heading3"/>
-      </w:pPr>
-      <w:r>
+        <w:rPr>
+          <w:color w:val="E08A00"/>
+        </w:rPr>
+      </w:pPr>
+      <w:r>
+        <w:rPr>
+          <w:b/>
+          <w:color w:val="E08A00"/>
+          <w:sz w:val="26"/>
+        </w:rPr>
         <w:t xml:space="preserve">21.8 Relationship with Other Agreements</w:t>
       </w:r>
     </w:p>
@@ -6301,8 +7733,16 @@
     <w:p>
       <w:pPr>
         <w:pStyle w:val="Heading3"/>
-      </w:pPr>
-      <w:r>
+        <w:rPr>
+          <w:color w:val="E08A00"/>
+        </w:rPr>
+      </w:pPr>
+      <w:r>
+        <w:rPr>
+          <w:b/>
+          <w:color w:val="E08A00"/>
+          <w:sz w:val="26"/>
+        </w:rPr>
         <w:t xml:space="preserve">21.9 Counterparts</w:t>
       </w:r>
     </w:p>
@@ -6319,8 +7759,16 @@
     <w:p>
       <w:pPr>
         <w:pStyle w:val="Heading3"/>
-      </w:pPr>
-      <w:r>
+        <w:rPr>
+          <w:color w:val="E08A00"/>
+        </w:rPr>
+      </w:pPr>
+      <w:r>
+        <w:rPr>
+          <w:b/>
+          <w:color w:val="E08A00"/>
+          <w:sz w:val="26"/>
+        </w:rPr>
         <w:t xml:space="preserve">21.10 No Third-Party Rights</w:t>
       </w:r>
     </w:p>
@@ -6344,9 +7792,29 @@
     <w:bookmarkStart w:id="132" w:name="signature-block"/>
     <w:p>
       <w:pPr>
+        <w:pBdr>
+          <w:top w:val="single" w:sz="18" w:space="1" w:color="F5A623"/>
+          <w:bottom w:val="single" w:sz="6" w:space="1" w:color="0099CC"/>
+        </w:pBdr>
+        <w:spacing w:before="200" w:after="200"/>
+      </w:pPr>
+    </w:p>
+    <w:p>
+      <w:pPr>
         <w:pStyle w:val="Heading2"/>
-      </w:pPr>
-      <w:r>
+        <w:rPr>
+          <w:color w:val="0099CC"/>
+        </w:rPr>
+        <w:pBdr>
+          <w:bottom w:val="single" w:sz="6" w:space="2" w:color="00BFFF"/>
+        </w:pBdr>
+      </w:pPr>
+      <w:r>
+        <w:rPr>
+          <w:b/>
+          <w:color w:val="0099CC"/>
+          <w:sz w:val="32"/>
+        </w:rPr>
         <w:t xml:space="preserve">22. SIGNATURE BLOCK</w:t>
       </w:r>
     </w:p>
@@ -6376,8 +7844,16 @@
     <w:p>
       <w:pPr>
         <w:pStyle w:val="Heading3"/>
-      </w:pPr>
-      <w:r>
+        <w:rPr>
+          <w:color w:val="E08A00"/>
+        </w:rPr>
+      </w:pPr>
+      <w:r>
+        <w:rPr>
+          <w:b/>
+          <w:color w:val="E08A00"/>
+          <w:sz w:val="26"/>
+        </w:rPr>
         <w:t xml:space="preserve">FOR AND ON BEHALF OF PECH GROUP HOLDINGS LTD:</w:t>
       </w:r>
     </w:p>
@@ -6477,8 +7953,16 @@
     <w:p>
       <w:pPr>
         <w:pStyle w:val="Heading3"/>
-      </w:pPr>
-      <w:r>
+        <w:rPr>
+          <w:color w:val="E08A00"/>
+        </w:rPr>
+      </w:pPr>
+      <w:r>
+        <w:rPr>
+          <w:b/>
+          <w:color w:val="E08A00"/>
+          <w:sz w:val="26"/>
+        </w:rPr>
         <w:t xml:space="preserve">THE MARKETER:</w:t>
       </w:r>
     </w:p>
@@ -6548,8 +8032,16 @@
     <w:p>
       <w:pPr>
         <w:pStyle w:val="Heading3"/>
-      </w:pPr>
-      <w:r>
+        <w:rPr>
+          <w:color w:val="E08A00"/>
+        </w:rPr>
+      </w:pPr>
+      <w:r>
+        <w:rPr>
+          <w:b/>
+          <w:color w:val="E08A00"/>
+          <w:sz w:val="26"/>
+        </w:rPr>
         <w:t xml:space="preserve">WITNESS:</w:t>
       </w:r>
     </w:p>
@@ -6655,9 +8147,29 @@
     <w:bookmarkStart w:id="138" w:name="schedule-a-commission-rate-table"/>
     <w:p>
       <w:pPr>
+        <w:pBdr>
+          <w:top w:val="single" w:sz="18" w:space="1" w:color="F5A623"/>
+          <w:bottom w:val="single" w:sz="6" w:space="1" w:color="0099CC"/>
+        </w:pBdr>
+        <w:spacing w:before="200" w:after="200"/>
+      </w:pPr>
+    </w:p>
+    <w:p>
+      <w:pPr>
         <w:pStyle w:val="Heading2"/>
-      </w:pPr>
-      <w:r>
+        <w:rPr>
+          <w:color w:val="0099CC"/>
+        </w:rPr>
+        <w:pBdr>
+          <w:bottom w:val="single" w:sz="6" w:space="2" w:color="00BFFF"/>
+        </w:pBdr>
+      </w:pPr>
+      <w:r>
+        <w:rPr>
+          <w:b/>
+          <w:color w:val="0099CC"/>
+          <w:sz w:val="32"/>
+        </w:rPr>
         <w:t xml:space="preserve">23. SCHEDULE A: COMMISSION RATE TABLE</w:t>
       </w:r>
     </w:p>
@@ -6665,8 +8177,16 @@
     <w:p>
       <w:pPr>
         <w:pStyle w:val="Heading3"/>
-      </w:pPr>
-      <w:r>
+        <w:rPr>
+          <w:color w:val="E08A00"/>
+        </w:rPr>
+      </w:pPr>
+      <w:r>
+        <w:rPr>
+          <w:b/>
+          <w:color w:val="E08A00"/>
+          <w:sz w:val="26"/>
+        </w:rPr>
         <w:t xml:space="preserve">A.1 Base Commission Rates</w:t>
       </w:r>
     </w:p>
@@ -6676,6 +8196,14 @@
         <w:tblW w:type="pct" w:w="5000"/>
         <w:tblLook w:firstRow="1" w:lastRow="0" w:firstColumn="0" w:lastColumn="0" w:noHBand="0" w:noVBand="0" w:val="0020"/>
         <w:jc w:val="start"/>
+        <w:tblBorders>
+          <w:top w:val="single" w:sz="4" w:space="0" w:color="B0D4E8"/>
+          <w:left w:val="single" w:sz="4" w:space="0" w:color="B0D4E8"/>
+          <w:bottom w:val="single" w:sz="4" w:space="0" w:color="B0D4E8"/>
+          <w:right w:val="single" w:sz="4" w:space="0" w:color="B0D4E8"/>
+          <w:insideH w:val="single" w:sz="4" w:space="0" w:color="B0D4E8"/>
+          <w:insideV w:val="single" w:sz="4" w:space="0" w:color="B0D4E8"/>
+        </w:tblBorders>
       </w:tblPr>
       <w:tblGrid>
         <w:gridCol w:w="1980"/>
@@ -6688,49 +8216,77 @@
           <w:tblHeader w:val="true"/>
         </w:trPr>
         <w:tc>
-          <w:tcPr/>
+          <w:tcPr>
+            <w:shd w:fill="0099CC" w:val="clear"/>
+          </w:tcPr>
           <w:p>
             <w:pPr>
               <w:pStyle w:val="Compact"/>
               <w:jc w:val="left"/>
             </w:pPr>
             <w:r>
+              <w:rPr>
+                <w:b/>
+                <w:color w:val="FFFFFF"/>
+                <w:sz w:val="20"/>
+              </w:rPr>
               <w:t xml:space="preserve">Product/Service Category</w:t>
             </w:r>
           </w:p>
         </w:tc>
         <w:tc>
-          <w:tcPr/>
+          <w:tcPr>
+            <w:shd w:fill="0099CC" w:val="clear"/>
+          </w:tcPr>
           <w:p>
             <w:pPr>
               <w:pStyle w:val="Compact"/>
               <w:jc w:val="left"/>
             </w:pPr>
             <w:r>
+              <w:rPr>
+                <w:b/>
+                <w:color w:val="FFFFFF"/>
+                <w:sz w:val="20"/>
+              </w:rPr>
               <w:t xml:space="preserve">Commission Rate (%)</w:t>
             </w:r>
           </w:p>
         </w:tc>
         <w:tc>
-          <w:tcPr/>
+          <w:tcPr>
+            <w:shd w:fill="0099CC" w:val="clear"/>
+          </w:tcPr>
           <w:p>
             <w:pPr>
               <w:pStyle w:val="Compact"/>
               <w:jc w:val="left"/>
             </w:pPr>
             <w:r>
+              <w:rPr>
+                <w:b/>
+                <w:color w:val="FFFFFF"/>
+                <w:sz w:val="20"/>
+              </w:rPr>
               <w:t xml:space="preserve">Payment Trigger</w:t>
             </w:r>
           </w:p>
         </w:tc>
         <w:tc>
-          <w:tcPr/>
+          <w:tcPr>
+            <w:shd w:fill="0099CC" w:val="clear"/>
+          </w:tcPr>
           <w:p>
             <w:pPr>
               <w:pStyle w:val="Compact"/>
               <w:jc w:val="left"/>
             </w:pPr>
             <w:r>
+              <w:rPr>
+                <w:b/>
+                <w:color w:val="FFFFFF"/>
+                <w:sz w:val="20"/>
+              </w:rPr>
               <w:t xml:space="preserve">Referral Period</w:t>
             </w:r>
           </w:p>
@@ -6738,49 +8294,73 @@
       </w:tr>
       <w:tr>
         <w:tc>
-          <w:tcPr/>
+          <w:tcPr>
+            <w:shd w:fill="FFFFFF" w:val="clear"/>
+          </w:tcPr>
           <w:p>
             <w:pPr>
               <w:pStyle w:val="Compact"/>
               <w:jc w:val="left"/>
             </w:pPr>
             <w:r>
+              <w:rPr>
+                <w:color w:val="1A1A1A"/>
+                <w:sz w:val="19"/>
+              </w:rPr>
               <w:t xml:space="preserve">IoT Devices &amp; Hardware</w:t>
             </w:r>
           </w:p>
         </w:tc>
         <w:tc>
-          <w:tcPr/>
+          <w:tcPr>
+            <w:shd w:fill="FFFFFF" w:val="clear"/>
+          </w:tcPr>
           <w:p>
             <w:pPr>
               <w:pStyle w:val="Compact"/>
               <w:jc w:val="left"/>
             </w:pPr>
             <w:r>
+              <w:rPr>
+                <w:color w:val="1A1A1A"/>
+                <w:sz w:val="19"/>
+              </w:rPr>
               <w:t xml:space="preserve">8%</w:t>
             </w:r>
           </w:p>
         </w:tc>
         <w:tc>
-          <w:tcPr/>
+          <w:tcPr>
+            <w:shd w:fill="FFFFFF" w:val="clear"/>
+          </w:tcPr>
           <w:p>
             <w:pPr>
               <w:pStyle w:val="Compact"/>
               <w:jc w:val="left"/>
             </w:pPr>
             <w:r>
+              <w:rPr>
+                <w:color w:val="1A1A1A"/>
+                <w:sz w:val="19"/>
+              </w:rPr>
               <w:t xml:space="preserve">Customer payment received</w:t>
             </w:r>
           </w:p>
         </w:tc>
         <w:tc>
-          <w:tcPr/>
+          <w:tcPr>
+            <w:shd w:fill="FFFFFF" w:val="clear"/>
+          </w:tcPr>
           <w:p>
             <w:pPr>
               <w:pStyle w:val="Compact"/>
               <w:jc w:val="left"/>
             </w:pPr>
             <w:r>
+              <w:rPr>
+                <w:color w:val="1A1A1A"/>
+                <w:sz w:val="19"/>
+              </w:rPr>
               <w:t xml:space="preserve">12 months</w:t>
             </w:r>
           </w:p>
@@ -6788,49 +8368,73 @@
       </w:tr>
       <w:tr>
         <w:tc>
-          <w:tcPr/>
+          <w:tcPr>
+            <w:shd w:fill="E8F8FF" w:val="clear"/>
+          </w:tcPr>
           <w:p>
             <w:pPr>
               <w:pStyle w:val="Compact"/>
               <w:jc w:val="left"/>
             </w:pPr>
             <w:r>
+              <w:rPr>
+                <w:color w:val="1A1A1A"/>
+                <w:sz w:val="19"/>
+              </w:rPr>
               <w:t xml:space="preserve">Platform Subscriptions</w:t>
             </w:r>
           </w:p>
         </w:tc>
         <w:tc>
-          <w:tcPr/>
+          <w:tcPr>
+            <w:shd w:fill="E8F8FF" w:val="clear"/>
+          </w:tcPr>
           <w:p>
             <w:pPr>
               <w:pStyle w:val="Compact"/>
               <w:jc w:val="left"/>
             </w:pPr>
             <w:r>
+              <w:rPr>
+                <w:color w:val="1A1A1A"/>
+                <w:sz w:val="19"/>
+              </w:rPr>
               <w:t xml:space="preserve">12%</w:t>
             </w:r>
           </w:p>
         </w:tc>
         <w:tc>
-          <w:tcPr/>
+          <w:tcPr>
+            <w:shd w:fill="E8F8FF" w:val="clear"/>
+          </w:tcPr>
           <w:p>
             <w:pPr>
               <w:pStyle w:val="Compact"/>
               <w:jc w:val="left"/>
             </w:pPr>
             <w:r>
+              <w:rPr>
+                <w:color w:val="1A1A1A"/>
+                <w:sz w:val="19"/>
+              </w:rPr>
               <w:t xml:space="preserve">First 12 months of subscription</w:t>
             </w:r>
           </w:p>
         </w:tc>
         <w:tc>
-          <w:tcPr/>
+          <w:tcPr>
+            <w:shd w:fill="E8F8FF" w:val="clear"/>
+          </w:tcPr>
           <w:p>
             <w:pPr>
               <w:pStyle w:val="Compact"/>
               <w:jc w:val="left"/>
             </w:pPr>
             <w:r>
+              <w:rPr>
+                <w:color w:val="1A1A1A"/>
+                <w:sz w:val="19"/>
+              </w:rPr>
               <w:t xml:space="preserve">12 months</w:t>
             </w:r>
           </w:p>
@@ -6838,49 +8442,73 @@
       </w:tr>
       <w:tr>
         <w:tc>
-          <w:tcPr/>
+          <w:tcPr>
+            <w:shd w:fill="FFFFFF" w:val="clear"/>
+          </w:tcPr>
           <w:p>
             <w:pPr>
               <w:pStyle w:val="Compact"/>
               <w:jc w:val="left"/>
             </w:pPr>
             <w:r>
+              <w:rPr>
+                <w:color w:val="1A1A1A"/>
+                <w:sz w:val="19"/>
+              </w:rPr>
               <w:t xml:space="preserve">Marketplace Listings</w:t>
             </w:r>
           </w:p>
         </w:tc>
         <w:tc>
-          <w:tcPr/>
+          <w:tcPr>
+            <w:shd w:fill="FFFFFF" w:val="clear"/>
+          </w:tcPr>
           <w:p>
             <w:pPr>
               <w:pStyle w:val="Compact"/>
               <w:jc w:val="left"/>
             </w:pPr>
             <w:r>
+              <w:rPr>
+                <w:color w:val="1A1A1A"/>
+                <w:sz w:val="19"/>
+              </w:rPr>
               <w:t xml:space="preserve">5%</w:t>
             </w:r>
           </w:p>
         </w:tc>
         <w:tc>
-          <w:tcPr/>
+          <w:tcPr>
+            <w:shd w:fill="FFFFFF" w:val="clear"/>
+          </w:tcPr>
           <w:p>
             <w:pPr>
               <w:pStyle w:val="Compact"/>
               <w:jc w:val="left"/>
             </w:pPr>
             <w:r>
+              <w:rPr>
+                <w:color w:val="1A1A1A"/>
+                <w:sz w:val="19"/>
+              </w:rPr>
               <w:t xml:space="preserve">Listing fee paid</w:t>
             </w:r>
           </w:p>
         </w:tc>
         <w:tc>
-          <w:tcPr/>
+          <w:tcPr>
+            <w:shd w:fill="FFFFFF" w:val="clear"/>
+          </w:tcPr>
           <w:p>
             <w:pPr>
               <w:pStyle w:val="Compact"/>
               <w:jc w:val="left"/>
             </w:pPr>
             <w:r>
+              <w:rPr>
+                <w:color w:val="1A1A1A"/>
+                <w:sz w:val="19"/>
+              </w:rPr>
               <w:t xml:space="preserve">6 months</w:t>
             </w:r>
           </w:p>
@@ -6888,49 +8516,73 @@
       </w:tr>
       <w:tr>
         <w:tc>
-          <w:tcPr/>
+          <w:tcPr>
+            <w:shd w:fill="E8F8FF" w:val="clear"/>
+          </w:tcPr>
           <w:p>
             <w:pPr>
               <w:pStyle w:val="Compact"/>
               <w:jc w:val="left"/>
             </w:pPr>
             <w:r>
+              <w:rPr>
+                <w:color w:val="1A1A1A"/>
+                <w:sz w:val="19"/>
+              </w:rPr>
               <w:t xml:space="preserve">Solar Solutions</w:t>
             </w:r>
           </w:p>
         </w:tc>
         <w:tc>
-          <w:tcPr/>
+          <w:tcPr>
+            <w:shd w:fill="E8F8FF" w:val="clear"/>
+          </w:tcPr>
           <w:p>
             <w:pPr>
               <w:pStyle w:val="Compact"/>
               <w:jc w:val="left"/>
             </w:pPr>
             <w:r>
+              <w:rPr>
+                <w:color w:val="1A1A1A"/>
+                <w:sz w:val="19"/>
+              </w:rPr>
               <w:t xml:space="preserve">10%</w:t>
             </w:r>
           </w:p>
         </w:tc>
         <w:tc>
-          <w:tcPr/>
+          <w:tcPr>
+            <w:shd w:fill="E8F8FF" w:val="clear"/>
+          </w:tcPr>
           <w:p>
             <w:pPr>
               <w:pStyle w:val="Compact"/>
               <w:jc w:val="left"/>
             </w:pPr>
             <w:r>
+              <w:rPr>
+                <w:color w:val="1A1A1A"/>
+                <w:sz w:val="19"/>
+              </w:rPr>
               <w:t xml:space="preserve">Installation payment received</w:t>
             </w:r>
           </w:p>
         </w:tc>
         <w:tc>
-          <w:tcPr/>
+          <w:tcPr>
+            <w:shd w:fill="E8F8FF" w:val="clear"/>
+          </w:tcPr>
           <w:p>
             <w:pPr>
               <w:pStyle w:val="Compact"/>
               <w:jc w:val="left"/>
             </w:pPr>
             <w:r>
+              <w:rPr>
+                <w:color w:val="1A1A1A"/>
+                <w:sz w:val="19"/>
+              </w:rPr>
               <w:t xml:space="preserve">12 months</w:t>
             </w:r>
           </w:p>
@@ -6938,49 +8590,73 @@
       </w:tr>
       <w:tr>
         <w:tc>
-          <w:tcPr/>
+          <w:tcPr>
+            <w:shd w:fill="FFFFFF" w:val="clear"/>
+          </w:tcPr>
           <w:p>
             <w:pPr>
               <w:pStyle w:val="Compact"/>
               <w:jc w:val="left"/>
             </w:pPr>
             <w:r>
+              <w:rPr>
+                <w:color w:val="1A1A1A"/>
+                <w:sz w:val="19"/>
+              </w:rPr>
               <w:t xml:space="preserve">Logistics Referrals</w:t>
             </w:r>
           </w:p>
         </w:tc>
         <w:tc>
-          <w:tcPr/>
+          <w:tcPr>
+            <w:shd w:fill="FFFFFF" w:val="clear"/>
+          </w:tcPr>
           <w:p>
             <w:pPr>
               <w:pStyle w:val="Compact"/>
               <w:jc w:val="left"/>
             </w:pPr>
             <w:r>
+              <w:rPr>
+                <w:color w:val="1A1A1A"/>
+                <w:sz w:val="19"/>
+              </w:rPr>
               <w:t xml:space="preserve">3%</w:t>
             </w:r>
           </w:p>
         </w:tc>
         <w:tc>
-          <w:tcPr/>
+          <w:tcPr>
+            <w:shd w:fill="FFFFFF" w:val="clear"/>
+          </w:tcPr>
           <w:p>
             <w:pPr>
               <w:pStyle w:val="Compact"/>
               <w:jc w:val="left"/>
             </w:pPr>
             <w:r>
+              <w:rPr>
+                <w:color w:val="1A1A1A"/>
+                <w:sz w:val="19"/>
+              </w:rPr>
               <w:t xml:space="preserve">Service fee paid</w:t>
             </w:r>
           </w:p>
         </w:tc>
         <w:tc>
-          <w:tcPr/>
+          <w:tcPr>
+            <w:shd w:fill="FFFFFF" w:val="clear"/>
+          </w:tcPr>
           <w:p>
             <w:pPr>
               <w:pStyle w:val="Compact"/>
               <w:jc w:val="left"/>
             </w:pPr>
             <w:r>
+              <w:rPr>
+                <w:color w:val="1A1A1A"/>
+                <w:sz w:val="19"/>
+              </w:rPr>
               <w:t xml:space="preserve">6 months</w:t>
             </w:r>
           </w:p>
@@ -6988,49 +8664,73 @@
       </w:tr>
       <w:tr>
         <w:tc>
-          <w:tcPr/>
+          <w:tcPr>
+            <w:shd w:fill="E8F8FF" w:val="clear"/>
+          </w:tcPr>
           <w:p>
             <w:pPr>
               <w:pStyle w:val="Compact"/>
               <w:jc w:val="left"/>
             </w:pPr>
             <w:r>
+              <w:rPr>
+                <w:color w:val="1A1A1A"/>
+                <w:sz w:val="19"/>
+              </w:rPr>
               <w:t xml:space="preserve">Enterprise/Custom Solutions</w:t>
             </w:r>
           </w:p>
         </w:tc>
         <w:tc>
-          <w:tcPr/>
+          <w:tcPr>
+            <w:shd w:fill="E8F8FF" w:val="clear"/>
+          </w:tcPr>
           <w:p>
             <w:pPr>
               <w:pStyle w:val="Compact"/>
               <w:jc w:val="left"/>
             </w:pPr>
             <w:r>
+              <w:rPr>
+                <w:color w:val="1A1A1A"/>
+                <w:sz w:val="19"/>
+              </w:rPr>
               <w:t xml:space="preserve">Negotiable</w:t>
             </w:r>
           </w:p>
         </w:tc>
         <w:tc>
-          <w:tcPr/>
+          <w:tcPr>
+            <w:shd w:fill="E8F8FF" w:val="clear"/>
+          </w:tcPr>
           <w:p>
             <w:pPr>
               <w:pStyle w:val="Compact"/>
               <w:jc w:val="left"/>
             </w:pPr>
             <w:r>
+              <w:rPr>
+                <w:color w:val="1A1A1A"/>
+                <w:sz w:val="19"/>
+              </w:rPr>
               <w:t xml:space="preserve">As per SOW</w:t>
             </w:r>
           </w:p>
         </w:tc>
         <w:tc>
-          <w:tcPr/>
+          <w:tcPr>
+            <w:shd w:fill="E8F8FF" w:val="clear"/>
+          </w:tcPr>
           <w:p>
             <w:pPr>
               <w:pStyle w:val="Compact"/>
               <w:jc w:val="left"/>
             </w:pPr>
             <w:r>
+              <w:rPr>
+                <w:color w:val="1A1A1A"/>
+                <w:sz w:val="19"/>
+              </w:rPr>
               <w:t xml:space="preserve">As per SOW</w:t>
             </w:r>
           </w:p>
@@ -7042,8 +8742,16 @@
     <w:p>
       <w:pPr>
         <w:pStyle w:val="Heading3"/>
-      </w:pPr>
-      <w:r>
+        <w:rPr>
+          <w:color w:val="E08A00"/>
+        </w:rPr>
+      </w:pPr>
+      <w:r>
+        <w:rPr>
+          <w:b/>
+          <w:color w:val="E08A00"/>
+          <w:sz w:val="26"/>
+        </w:rPr>
         <w:t xml:space="preserve">A.2 Volume Bonus Tiers</w:t>
       </w:r>
     </w:p>
@@ -7053,6 +8761,14 @@
         <w:tblW w:type="pct" w:w="5000"/>
         <w:tblLook w:firstRow="1" w:lastRow="0" w:firstColumn="0" w:lastColumn="0" w:noHBand="0" w:noVBand="0" w:val="0020"/>
         <w:jc w:val="start"/>
+        <w:tblBorders>
+          <w:top w:val="single" w:sz="4" w:space="0" w:color="B0D4E8"/>
+          <w:left w:val="single" w:sz="4" w:space="0" w:color="B0D4E8"/>
+          <w:bottom w:val="single" w:sz="4" w:space="0" w:color="B0D4E8"/>
+          <w:right w:val="single" w:sz="4" w:space="0" w:color="B0D4E8"/>
+          <w:insideH w:val="single" w:sz="4" w:space="0" w:color="B0D4E8"/>
+          <w:insideV w:val="single" w:sz="4" w:space="0" w:color="B0D4E8"/>
+        </w:tblBorders>
       </w:tblPr>
       <w:tblGrid>
         <w:gridCol w:w="2640"/>
@@ -7064,37 +8780,58 @@
           <w:tblHeader w:val="true"/>
         </w:trPr>
         <w:tc>
-          <w:tcPr/>
+          <w:tcPr>
+            <w:shd w:fill="0099CC" w:val="clear"/>
+          </w:tcPr>
           <w:p>
             <w:pPr>
               <w:pStyle w:val="Compact"/>
               <w:jc w:val="left"/>
             </w:pPr>
             <w:r>
+              <w:rPr>
+                <w:b/>
+                <w:color w:val="FFFFFF"/>
+                <w:sz w:val="20"/>
+              </w:rPr>
               <w:t xml:space="preserve">Monthly Cumulative Sales (NGN)</w:t>
             </w:r>
           </w:p>
         </w:tc>
         <w:tc>
-          <w:tcPr/>
+          <w:tcPr>
+            <w:shd w:fill="0099CC" w:val="clear"/>
+          </w:tcPr>
           <w:p>
             <w:pPr>
               <w:pStyle w:val="Compact"/>
               <w:jc w:val="left"/>
             </w:pPr>
             <w:r>
+              <w:rPr>
+                <w:b/>
+                <w:color w:val="FFFFFF"/>
+                <w:sz w:val="20"/>
+              </w:rPr>
               <w:t xml:space="preserve">Bonus Rate</w:t>
             </w:r>
           </w:p>
         </w:tc>
         <w:tc>
-          <w:tcPr/>
+          <w:tcPr>
+            <w:shd w:fill="0099CC" w:val="clear"/>
+          </w:tcPr>
           <w:p>
             <w:pPr>
               <w:pStyle w:val="Compact"/>
               <w:jc w:val="left"/>
             </w:pPr>
             <w:r>
+              <w:rPr>
+                <w:b/>
+                <w:color w:val="FFFFFF"/>
+                <w:sz w:val="20"/>
+              </w:rPr>
               <w:t xml:space="preserve">Example: IoT Devices (8% Base)</w:t>
             </w:r>
           </w:p>
@@ -7102,37 +8839,55 @@
       </w:tr>
       <w:tr>
         <w:tc>
-          <w:tcPr/>
+          <w:tcPr>
+            <w:shd w:fill="FFFFFF" w:val="clear"/>
+          </w:tcPr>
           <w:p>
             <w:pPr>
               <w:pStyle w:val="Compact"/>
               <w:jc w:val="left"/>
             </w:pPr>
             <w:r>
+              <w:rPr>
+                <w:color w:val="1A1A1A"/>
+                <w:sz w:val="19"/>
+              </w:rPr>
               <w:t xml:space="preserve">NGN 0 - NGN 999,999</w:t>
             </w:r>
           </w:p>
         </w:tc>
         <w:tc>
-          <w:tcPr/>
+          <w:tcPr>
+            <w:shd w:fill="FFFFFF" w:val="clear"/>
+          </w:tcPr>
           <w:p>
             <w:pPr>
               <w:pStyle w:val="Compact"/>
               <w:jc w:val="left"/>
             </w:pPr>
             <w:r>
+              <w:rPr>
+                <w:color w:val="1A1A1A"/>
+                <w:sz w:val="19"/>
+              </w:rPr>
               <w:t xml:space="preserve">Base rate (no bonus)</w:t>
             </w:r>
           </w:p>
         </w:tc>
         <w:tc>
-          <w:tcPr/>
+          <w:tcPr>
+            <w:shd w:fill="FFFFFF" w:val="clear"/>
+          </w:tcPr>
           <w:p>
             <w:pPr>
               <w:pStyle w:val="Compact"/>
               <w:jc w:val="left"/>
             </w:pPr>
             <w:r>
+              <w:rPr>
+                <w:color w:val="1A1A1A"/>
+                <w:sz w:val="19"/>
+              </w:rPr>
               <w:t xml:space="preserve">8%</w:t>
             </w:r>
           </w:p>
@@ -7140,37 +8895,55 @@
       </w:tr>
       <w:tr>
         <w:tc>
-          <w:tcPr/>
+          <w:tcPr>
+            <w:shd w:fill="E8F8FF" w:val="clear"/>
+          </w:tcPr>
           <w:p>
             <w:pPr>
               <w:pStyle w:val="Compact"/>
               <w:jc w:val="left"/>
             </w:pPr>
             <w:r>
+              <w:rPr>
+                <w:color w:val="1A1A1A"/>
+                <w:sz w:val="19"/>
+              </w:rPr>
               <w:t xml:space="preserve">NGN 1,000,000 - NGN 4,999,999</w:t>
             </w:r>
           </w:p>
         </w:tc>
         <w:tc>
-          <w:tcPr/>
+          <w:tcPr>
+            <w:shd w:fill="E8F8FF" w:val="clear"/>
+          </w:tcPr>
           <w:p>
             <w:pPr>
               <w:pStyle w:val="Compact"/>
               <w:jc w:val="left"/>
             </w:pPr>
             <w:r>
+              <w:rPr>
+                <w:color w:val="1A1A1A"/>
+                <w:sz w:val="19"/>
+              </w:rPr>
               <w:t xml:space="preserve">Base rate + 2%</w:t>
             </w:r>
           </w:p>
         </w:tc>
         <w:tc>
-          <w:tcPr/>
+          <w:tcPr>
+            <w:shd w:fill="E8F8FF" w:val="clear"/>
+          </w:tcPr>
           <w:p>
             <w:pPr>
               <w:pStyle w:val="Compact"/>
               <w:jc w:val="left"/>
             </w:pPr>
             <w:r>
+              <w:rPr>
+                <w:color w:val="1A1A1A"/>
+                <w:sz w:val="19"/>
+              </w:rPr>
               <w:t xml:space="preserve">10%</w:t>
             </w:r>
           </w:p>
@@ -7178,37 +8951,55 @@
       </w:tr>
       <w:tr>
         <w:tc>
-          <w:tcPr/>
+          <w:tcPr>
+            <w:shd w:fill="FFFFFF" w:val="clear"/>
+          </w:tcPr>
           <w:p>
             <w:pPr>
               <w:pStyle w:val="Compact"/>
               <w:jc w:val="left"/>
             </w:pPr>
             <w:r>
+              <w:rPr>
+                <w:color w:val="1A1A1A"/>
+                <w:sz w:val="19"/>
+              </w:rPr>
               <w:t xml:space="preserve">NGN 5,000,000 - NGN 9,999,999</w:t>
             </w:r>
           </w:p>
         </w:tc>
         <w:tc>
-          <w:tcPr/>
+          <w:tcPr>
+            <w:shd w:fill="FFFFFF" w:val="clear"/>
+          </w:tcPr>
           <w:p>
             <w:pPr>
               <w:pStyle w:val="Compact"/>
               <w:jc w:val="left"/>
             </w:pPr>
             <w:r>
+              <w:rPr>
+                <w:color w:val="1A1A1A"/>
+                <w:sz w:val="19"/>
+              </w:rPr>
               <w:t xml:space="preserve">Base rate + 4%</w:t>
             </w:r>
           </w:p>
         </w:tc>
         <w:tc>
-          <w:tcPr/>
+          <w:tcPr>
+            <w:shd w:fill="FFFFFF" w:val="clear"/>
+          </w:tcPr>
           <w:p>
             <w:pPr>
               <w:pStyle w:val="Compact"/>
               <w:jc w:val="left"/>
             </w:pPr>
             <w:r>
+              <w:rPr>
+                <w:color w:val="1A1A1A"/>
+                <w:sz w:val="19"/>
+              </w:rPr>
               <w:t xml:space="preserve">12%</w:t>
             </w:r>
           </w:p>
@@ -7216,37 +9007,55 @@
       </w:tr>
       <w:tr>
         <w:tc>
-          <w:tcPr/>
+          <w:tcPr>
+            <w:shd w:fill="E8F8FF" w:val="clear"/>
+          </w:tcPr>
           <w:p>
             <w:pPr>
               <w:pStyle w:val="Compact"/>
               <w:jc w:val="left"/>
             </w:pPr>
             <w:r>
+              <w:rPr>
+                <w:color w:val="1A1A1A"/>
+                <w:sz w:val="19"/>
+              </w:rPr>
               <w:t xml:space="preserve">NGN 10,000,000 and above</w:t>
             </w:r>
           </w:p>
         </w:tc>
         <w:tc>
-          <w:tcPr/>
+          <w:tcPr>
+            <w:shd w:fill="E8F8FF" w:val="clear"/>
+          </w:tcPr>
           <w:p>
             <w:pPr>
               <w:pStyle w:val="Compact"/>
               <w:jc w:val="left"/>
             </w:pPr>
             <w:r>
+              <w:rPr>
+                <w:color w:val="1A1A1A"/>
+                <w:sz w:val="19"/>
+              </w:rPr>
               <w:t xml:space="preserve">Base rate + 6%</w:t>
             </w:r>
           </w:p>
         </w:tc>
         <w:tc>
-          <w:tcPr/>
+          <w:tcPr>
+            <w:shd w:fill="E8F8FF" w:val="clear"/>
+          </w:tcPr>
           <w:p>
             <w:pPr>
               <w:pStyle w:val="Compact"/>
               <w:jc w:val="left"/>
             </w:pPr>
             <w:r>
+              <w:rPr>
+                <w:color w:val="1A1A1A"/>
+                <w:sz w:val="19"/>
+              </w:rPr>
               <w:t xml:space="preserve">14%</w:t>
             </w:r>
           </w:p>
@@ -7258,8 +9067,16 @@
     <w:p>
       <w:pPr>
         <w:pStyle w:val="Heading3"/>
-      </w:pPr>
-      <w:r>
+        <w:rPr>
+          <w:color w:val="E08A00"/>
+        </w:rPr>
+      </w:pPr>
+      <w:r>
+        <w:rPr>
+          <w:b/>
+          <w:color w:val="E08A00"/>
+          <w:sz w:val="26"/>
+        </w:rPr>
         <w:t xml:space="preserve">A.3 Authorised Territory</w:t>
       </w:r>
     </w:p>
@@ -7286,8 +9103,16 @@
     <w:p>
       <w:pPr>
         <w:pStyle w:val="Heading3"/>
-      </w:pPr>
-      <w:r>
+        <w:rPr>
+          <w:color w:val="E08A00"/>
+        </w:rPr>
+      </w:pPr>
+      <w:r>
+        <w:rPr>
+          <w:b/>
+          <w:color w:val="E08A00"/>
+          <w:sz w:val="26"/>
+        </w:rPr>
         <w:t xml:space="preserve">A.4 Assigned Product Lines</w:t>
       </w:r>
     </w:p>
@@ -7314,8 +9139,16 @@
     <w:p>
       <w:pPr>
         <w:pStyle w:val="Heading3"/>
-      </w:pPr>
-      <w:r>
+        <w:rPr>
+          <w:color w:val="E08A00"/>
+        </w:rPr>
+      </w:pPr>
+      <w:r>
+        <w:rPr>
+          <w:b/>
+          <w:color w:val="E08A00"/>
+          <w:sz w:val="26"/>
+        </w:rPr>
         <w:t xml:space="preserve">A.5 Special Terms (if any)</w:t>
       </w:r>
     </w:p>
@@ -7474,6 +9307,29 @@
         <w:right w:val="single" w:sz="18" w:space="24" w:color="E08A00"/>
       </w:pgBorders>
     </w:sectPr>
+    <w:p>
+      <w:pPr>
+        <w:pBdr>
+          <w:top w:val="single" w:sz="36" w:space="1" w:color="F5A623"/>
+          <w:bottom w:val="single" w:sz="12" w:space="0" w:color="00BFFF"/>
+        </w:pBdr>
+        <w:spacing w:before="300" w:after="0"/>
+      </w:pPr>
+    </w:p>
+    <w:p>
+      <w:pPr>
+        <w:jc w:val="center"/>
+        <w:spacing w:before="60" w:after="0"/>
+      </w:pPr>
+      <w:r>
+        <w:rPr>
+          <w:color w:val="0099CC"/>
+          <w:sz w:val="16"/>
+          <w:szCs w:val="16"/>
+        </w:rPr>
+        <w:t xml:space="preserve">PECH Group Holdings Ltd  |  Lagos, Nigeria  |  pechgroupholdings.tech</w:t>
+      </w:r>
+    </w:p>
   </w:body>
 </w:document>
 </file>

--- a/contracts/PECH_COMMISSION_MARKETER_AGREEMENT.docx
+++ b/contracts/PECH_COMMISSION_MARKETER_AGREEMENT.docx
@@ -58,56 +58,34 @@
         <w:spacing w:after="0"/>
       </w:pPr>
     </w:p>
-    <w:bookmarkStart w:id="21" w:name="pech-group-holdings-ltd"/>
-    <w:p>
-      <w:pPr>
-        <w:pStyle w:val="Heading1"/>
-        <w:rPr>
-          <w:color w:val="0099CC"/>
-        </w:rPr>
-        <w:pBdr>
-          <w:bottom w:val="single" w:sz="18" w:space="2" w:color="F5A623"/>
-        </w:pBdr>
-      </w:pPr>
-      <w:r>
-        <w:rPr>
-          <w:b/>
-          <w:color w:val="0099CC"/>
-          <w:sz w:val="44"/>
-        </w:rPr>
-        <w:t xml:space="preserve">PECH GROUP HOLDINGS LTD</w:t>
-      </w:r>
-    </w:p>
     <w:p>
       <w:pPr>
         <w:pStyle w:val="FirstParagraph"/>
       </w:pPr>
       <w:r>
-        <w:rPr>
-          <w:bCs/>
-          <w:b/>
-        </w:rPr>
-        <w:t xml:space="preserve">Technology and Infrastructure Enablers for People</w:t>
-      </w:r>
-    </w:p>
-    <w:p>
-      <w:pPr>
-        <w:pStyle w:val="BodyText"/>
-      </w:pPr>
-      <w:r>
-        <w:t xml:space="preserve">Lagos, Nigeria |</w:t>
-      </w:r>
-      <w:r>
-        <w:t xml:space="preserve"> </w:t>
-      </w:r>
-      <w:hyperlink r:id="rId20">
-        <w:r>
-          <w:rPr>
-            <w:rStyle w:val="Hyperlink"/>
-          </w:rPr>
-          <w:t xml:space="preserve">pechgroupholdings.tech</w:t>
-        </w:r>
-      </w:hyperlink>
+        <w:t xml:space="preserve">📢</w:t>
+      </w:r>
+    </w:p>
+    <w:p>
+      <w:pPr>
+        <w:pStyle w:val="BodyText"/>
+      </w:pPr>
+      <w:r>
+        <w:t xml:space="preserve">TABLE OF CONTENTS</w:t>
+      </w:r>
+    </w:p>
+    <w:p>
+      <w:pPr>
+        <w:pStyle w:val="BodyText"/>
+      </w:pPr>
+      <w:r>
+        <w:t xml:space="preserve"> </w:t>
+      </w:r>
+    </w:p>
+    <w:p>
+      <w:pPr>
+        <w:pStyle w:val="BodyText"/>
+      </w:pPr>
     </w:p>
     <w:p>
       <w:r>
@@ -116,101 +94,7 @@
         </w:pict>
       </w:r>
     </w:p>
-    <w:bookmarkEnd w:id="21"/>
-    <w:bookmarkStart w:id="139" w:name="commission-marketer-agreement"/>
-    <w:p>
-      <w:pPr>
-        <w:pStyle w:val="Heading1"/>
-        <w:rPr>
-          <w:color w:val="0099CC"/>
-        </w:rPr>
-        <w:pBdr>
-          <w:bottom w:val="single" w:sz="18" w:space="2" w:color="F5A623"/>
-        </w:pBdr>
-      </w:pPr>
-      <w:r>
-        <w:rPr>
-          <w:b/>
-          <w:color w:val="0099CC"/>
-          <w:sz w:val="44"/>
-        </w:rPr>
-        <w:t xml:space="preserve">COMMISSION MARKETER AGREEMENT</w:t>
-      </w:r>
-    </w:p>
-    <w:p>
-      <w:pPr>
-        <w:pStyle w:val="FirstParagraph"/>
-      </w:pPr>
-      <w:r>
-        <w:rPr>
-          <w:bCs/>
-          <w:b/>
-        </w:rPr>
-        <w:t xml:space="preserve">Document Classification:</w:t>
-      </w:r>
-      <w:r>
-        <w:t xml:space="preserve"> </w:t>
-      </w:r>
-      <w:r>
-        <w:t xml:space="preserve">Confidential</w:t>
-      </w:r>
-    </w:p>
-    <w:p>
-      <w:pPr>
-        <w:pStyle w:val="BodyText"/>
-      </w:pPr>
-      <w:r>
-        <w:rPr>
-          <w:bCs/>
-          <w:b/>
-        </w:rPr>
-        <w:t xml:space="preserve">Effective Date:</w:t>
-      </w:r>
-      <w:r>
-        <w:t xml:space="preserve"> </w:t>
-      </w:r>
-      <w:r>
-        <w:t xml:space="preserve">_______________</w:t>
-      </w:r>
-    </w:p>
-    <w:p>
-      <w:pPr>
-        <w:pStyle w:val="BodyText"/>
-      </w:pPr>
-      <w:r>
-        <w:rPr>
-          <w:bCs/>
-          <w:b/>
-        </w:rPr>
-        <w:t xml:space="preserve">Contract Reference No.:</w:t>
-      </w:r>
-      <w:r>
-        <w:t xml:space="preserve"> </w:t>
-      </w:r>
-      <w:r>
-        <w:t xml:space="preserve">PECH/CMA/</w:t>
-      </w:r>
-      <w:r>
-        <w:rPr>
-          <w:iCs/>
-          <w:i/>
-          <w:bCs/>
-          <w:b/>
-        </w:rPr>
-        <w:t xml:space="preserve">/</w:t>
-      </w:r>
-      <w:r>
-        <w:t xml:space="preserve">___</w:t>
-      </w:r>
-    </w:p>
-    <w:p>
-      <w:r>
-        <w:pict>
-          <v:rect style="width:0;height:1.5pt" o:hralign="center" o:hrstd="t" o:hr="t"/>
-        </w:pict>
-      </w:r>
-    </w:p>
-    <w:bookmarkStart w:id="22" w:name="table-of-contents"/>
+    <w:bookmarkStart w:id="20" w:name="table-of-contents"/>
     <w:p>
       <w:pPr>
         <w:pBdr>
@@ -522,8 +406,8 @@
         </w:pict>
       </w:r>
     </w:p>
-    <w:bookmarkEnd w:id="22"/>
-    <w:bookmarkStart w:id="24" w:name="parties-definitions"/>
+    <w:bookmarkEnd w:id="20"/>
+    <w:bookmarkStart w:id="22" w:name="parties-definitions"/>
     <w:p>
       <w:pPr>
         <w:pBdr>
@@ -889,7 +773,7 @@
         <w:t xml:space="preserve">.</w:t>
       </w:r>
     </w:p>
-    <w:bookmarkStart w:id="23" w:name="definitions"/>
+    <w:bookmarkStart w:id="21" w:name="definitions"/>
     <w:p>
       <w:pPr>
         <w:pStyle w:val="Heading3"/>
@@ -1529,9 +1413,9 @@
         </w:pict>
       </w:r>
     </w:p>
-    <w:bookmarkEnd w:id="23"/>
-    <w:bookmarkEnd w:id="24"/>
-    <w:bookmarkStart w:id="29" w:name="appointment"/>
+    <w:bookmarkEnd w:id="21"/>
+    <w:bookmarkEnd w:id="22"/>
+    <w:bookmarkStart w:id="27" w:name="appointment"/>
     <w:p>
       <w:pPr>
         <w:pBdr>
@@ -1560,7 +1444,7 @@
         <w:t xml:space="preserve">2. APPOINTMENT</w:t>
       </w:r>
     </w:p>
-    <w:bookmarkStart w:id="25" w:name="engagement"/>
+    <w:bookmarkStart w:id="23" w:name="engagement"/>
     <w:p>
       <w:pPr>
         <w:pStyle w:val="Heading3"/>
@@ -1585,76 +1469,76 @@
         <w:t xml:space="preserve">The Company hereby appoints the Marketer, and the Marketer hereby accepts the appointment, as a non-exclusive commission-based sales agent of the Company for the marketing, promotion, and sale of the Company’s Products and Services within the Authorised Territory, subject to the terms and conditions set forth in this Agreement.</w:t>
       </w:r>
     </w:p>
+    <w:bookmarkEnd w:id="23"/>
+    <w:bookmarkStart w:id="24" w:name="non-exclusive-arrangement"/>
+    <w:p>
+      <w:pPr>
+        <w:pStyle w:val="Heading3"/>
+        <w:rPr>
+          <w:color w:val="E08A00"/>
+        </w:rPr>
+      </w:pPr>
+      <w:r>
+        <w:rPr>
+          <w:b/>
+          <w:color w:val="E08A00"/>
+          <w:sz w:val="26"/>
+        </w:rPr>
+        <w:t xml:space="preserve">2.2 Non-Exclusive Arrangement</w:t>
+      </w:r>
+    </w:p>
+    <w:p>
+      <w:pPr>
+        <w:pStyle w:val="FirstParagraph"/>
+      </w:pPr>
+      <w:r>
+        <w:t xml:space="preserve">This appointment is on a</w:t>
+      </w:r>
+      <w:r>
+        <w:t xml:space="preserve"> </w:t>
+      </w:r>
+      <w:r>
+        <w:rPr>
+          <w:bCs/>
+          <w:b/>
+        </w:rPr>
+        <w:t xml:space="preserve">non-exclusive</w:t>
+      </w:r>
+      <w:r>
+        <w:t xml:space="preserve"> </w:t>
+      </w:r>
+      <w:r>
+        <w:t xml:space="preserve">basis. The Company reserves the right to appoint other marketers, agents, distributors, or representatives to market and sell the same Products and Services within the same or overlapping territories. The Marketer shall have no claim to exclusivity unless expressly granted in a separate written agreement signed by an authorised officer of the Company.</w:t>
+      </w:r>
+    </w:p>
+    <w:bookmarkEnd w:id="24"/>
+    <w:bookmarkStart w:id="25" w:name="no-authority-to-bind"/>
+    <w:p>
+      <w:pPr>
+        <w:pStyle w:val="Heading3"/>
+        <w:rPr>
+          <w:color w:val="E08A00"/>
+        </w:rPr>
+      </w:pPr>
+      <w:r>
+        <w:rPr>
+          <w:b/>
+          <w:color w:val="E08A00"/>
+          <w:sz w:val="26"/>
+        </w:rPr>
+        <w:t xml:space="preserve">2.3 No Authority to Bind</w:t>
+      </w:r>
+    </w:p>
+    <w:p>
+      <w:pPr>
+        <w:pStyle w:val="FirstParagraph"/>
+      </w:pPr>
+      <w:r>
+        <w:t xml:space="preserve">The Marketer shall have no authority to enter into contracts, make representations, give warranties, or assume obligations on behalf of the Company unless expressly authorised in writing by the Company. The Marketer shall not hold themselves out as an employee, partner, or officer of the Company.</w:t>
+      </w:r>
+    </w:p>
     <w:bookmarkEnd w:id="25"/>
-    <w:bookmarkStart w:id="26" w:name="non-exclusive-arrangement"/>
-    <w:p>
-      <w:pPr>
-        <w:pStyle w:val="Heading3"/>
-        <w:rPr>
-          <w:color w:val="E08A00"/>
-        </w:rPr>
-      </w:pPr>
-      <w:r>
-        <w:rPr>
-          <w:b/>
-          <w:color w:val="E08A00"/>
-          <w:sz w:val="26"/>
-        </w:rPr>
-        <w:t xml:space="preserve">2.2 Non-Exclusive Arrangement</w:t>
-      </w:r>
-    </w:p>
-    <w:p>
-      <w:pPr>
-        <w:pStyle w:val="FirstParagraph"/>
-      </w:pPr>
-      <w:r>
-        <w:t xml:space="preserve">This appointment is on a</w:t>
-      </w:r>
-      <w:r>
-        <w:t xml:space="preserve"> </w:t>
-      </w:r>
-      <w:r>
-        <w:rPr>
-          <w:bCs/>
-          <w:b/>
-        </w:rPr>
-        <w:t xml:space="preserve">non-exclusive</w:t>
-      </w:r>
-      <w:r>
-        <w:t xml:space="preserve"> </w:t>
-      </w:r>
-      <w:r>
-        <w:t xml:space="preserve">basis. The Company reserves the right to appoint other marketers, agents, distributors, or representatives to market and sell the same Products and Services within the same or overlapping territories. The Marketer shall have no claim to exclusivity unless expressly granted in a separate written agreement signed by an authorised officer of the Company.</w:t>
-      </w:r>
-    </w:p>
-    <w:bookmarkEnd w:id="26"/>
-    <w:bookmarkStart w:id="27" w:name="no-authority-to-bind"/>
-    <w:p>
-      <w:pPr>
-        <w:pStyle w:val="Heading3"/>
-        <w:rPr>
-          <w:color w:val="E08A00"/>
-        </w:rPr>
-      </w:pPr>
-      <w:r>
-        <w:rPr>
-          <w:b/>
-          <w:color w:val="E08A00"/>
-          <w:sz w:val="26"/>
-        </w:rPr>
-        <w:t xml:space="preserve">2.3 No Authority to Bind</w:t>
-      </w:r>
-    </w:p>
-    <w:p>
-      <w:pPr>
-        <w:pStyle w:val="FirstParagraph"/>
-      </w:pPr>
-      <w:r>
-        <w:t xml:space="preserve">The Marketer shall have no authority to enter into contracts, make representations, give warranties, or assume obligations on behalf of the Company unless expressly authorised in writing by the Company. The Marketer shall not hold themselves out as an employee, partner, or officer of the Company.</w:t>
-      </w:r>
-    </w:p>
-    <w:bookmarkEnd w:id="27"/>
-    <w:bookmarkStart w:id="28" w:name="acceptance-of-terms"/>
+    <w:bookmarkStart w:id="26" w:name="acceptance-of-terms"/>
     <w:p>
       <w:pPr>
         <w:pStyle w:val="Heading3"/>
@@ -1686,9 +1570,9 @@
         </w:pict>
       </w:r>
     </w:p>
-    <w:bookmarkEnd w:id="28"/>
-    <w:bookmarkEnd w:id="29"/>
-    <w:bookmarkStart w:id="32" w:name="scope-of-services"/>
+    <w:bookmarkEnd w:id="26"/>
+    <w:bookmarkEnd w:id="27"/>
+    <w:bookmarkStart w:id="30" w:name="scope-of-services"/>
     <w:p>
       <w:pPr>
         <w:pBdr>
@@ -1717,7 +1601,7 @@
         <w:t xml:space="preserve">3. SCOPE OF SERVICES</w:t>
       </w:r>
     </w:p>
-    <w:bookmarkStart w:id="30" w:name="marketing-activities"/>
+    <w:bookmarkStart w:id="28" w:name="marketing-activities"/>
     <w:p>
       <w:pPr>
         <w:pStyle w:val="Heading3"/>
@@ -1904,8 +1788,8 @@
         <w:t xml:space="preserve">Maintain professional conduct and represent the Company’s brand values of reliability, quality, and value for money in all interactions with prospective and existing customers.</w:t>
       </w:r>
     </w:p>
-    <w:bookmarkEnd w:id="30"/>
-    <w:bookmarkStart w:id="31" w:name="prohibited-activities"/>
+    <w:bookmarkEnd w:id="28"/>
+    <w:bookmarkStart w:id="29" w:name="prohibited-activities"/>
     <w:p>
       <w:pPr>
         <w:pStyle w:val="Heading3"/>
@@ -2063,9 +1947,9 @@
         </w:pict>
       </w:r>
     </w:p>
-    <w:bookmarkEnd w:id="31"/>
-    <w:bookmarkEnd w:id="32"/>
-    <w:bookmarkStart w:id="37" w:name="commission-structure"/>
+    <w:bookmarkEnd w:id="29"/>
+    <w:bookmarkEnd w:id="30"/>
+    <w:bookmarkStart w:id="35" w:name="commission-structure"/>
     <w:p>
       <w:pPr>
         <w:pBdr>
@@ -2094,7 +1978,7 @@
         <w:t xml:space="preserve">4. COMMISSION STRUCTURE</w:t>
       </w:r>
     </w:p>
-    <w:bookmarkStart w:id="33" w:name="commission-rates"/>
+    <w:bookmarkStart w:id="31" w:name="commission-rates"/>
     <w:p>
       <w:pPr>
         <w:pStyle w:val="Heading3"/>
@@ -2682,8 +2566,8 @@
         </w:tc>
       </w:tr>
     </w:tbl>
-    <w:bookmarkEnd w:id="33"/>
-    <w:bookmarkStart w:id="34" w:name="volume-bonus-tiers"/>
+    <w:bookmarkEnd w:id="31"/>
+    <w:bookmarkStart w:id="32" w:name="volume-bonus-tiers"/>
     <w:p>
       <w:pPr>
         <w:pStyle w:val="Heading3"/>
@@ -2923,8 +2807,8 @@
         </w:tc>
       </w:tr>
     </w:tbl>
-    <w:bookmarkEnd w:id="34"/>
-    <w:bookmarkStart w:id="35" w:name="commission-calculation"/>
+    <w:bookmarkEnd w:id="32"/>
+    <w:bookmarkStart w:id="33" w:name="commission-calculation"/>
     <w:p>
       <w:pPr>
         <w:pStyle w:val="Heading3"/>
@@ -3013,8 +2897,8 @@
         <w:t xml:space="preserve">For Enterprise/Custom Solutions, the commission rate shall be negotiated on a case-by-case basis and documented in a separate Statement of Work (SOW), which shall be appended to this Agreement.</w:t>
       </w:r>
     </w:p>
-    <w:bookmarkEnd w:id="35"/>
-    <w:bookmarkStart w:id="36" w:name="commission-eligibility"/>
+    <w:bookmarkEnd w:id="33"/>
+    <w:bookmarkStart w:id="34" w:name="commission-eligibility"/>
     <w:p>
       <w:pPr>
         <w:pStyle w:val="Heading3"/>
@@ -3110,9 +2994,9 @@
         </w:pict>
       </w:r>
     </w:p>
-    <w:bookmarkEnd w:id="36"/>
-    <w:bookmarkEnd w:id="37"/>
-    <w:bookmarkStart w:id="43" w:name="payment-terms"/>
+    <w:bookmarkEnd w:id="34"/>
+    <w:bookmarkEnd w:id="35"/>
+    <w:bookmarkStart w:id="41" w:name="payment-terms"/>
     <w:p>
       <w:pPr>
         <w:pBdr>
@@ -3141,7 +3025,7 @@
         <w:t xml:space="preserve">5. PAYMENT TERMS</w:t>
       </w:r>
     </w:p>
-    <w:bookmarkStart w:id="38" w:name="payment-schedule"/>
+    <w:bookmarkStart w:id="36" w:name="payment-schedule"/>
     <w:p>
       <w:pPr>
         <w:pStyle w:val="Heading3"/>
@@ -3260,8 +3144,230 @@
         <w:t xml:space="preserve">Payments shall be made via bank transfer to the Marketer’s designated bank account as provided in writing to the Company. The Marketer is responsible for ensuring that accurate banking details are on file with the Company at all times.</w:t>
       </w:r>
     </w:p>
+    <w:bookmarkEnd w:id="36"/>
+    <w:bookmarkStart w:id="37" w:name="withholding-tax"/>
+    <w:p>
+      <w:pPr>
+        <w:pStyle w:val="Heading3"/>
+        <w:rPr>
+          <w:color w:val="E08A00"/>
+        </w:rPr>
+      </w:pPr>
+      <w:r>
+        <w:rPr>
+          <w:b/>
+          <w:color w:val="E08A00"/>
+          <w:sz w:val="26"/>
+        </w:rPr>
+        <w:t xml:space="preserve">5.2 Withholding Tax</w:t>
+      </w:r>
+    </w:p>
+    <w:p>
+      <w:pPr>
+        <w:pStyle w:val="FirstParagraph"/>
+      </w:pPr>
+      <w:r>
+        <w:rPr>
+          <w:bCs/>
+          <w:b/>
+        </w:rPr>
+        <w:t xml:space="preserve">(a)</w:t>
+      </w:r>
+      <w:r>
+        <w:t xml:space="preserve"> </w:t>
+      </w:r>
+      <w:r>
+        <w:t xml:space="preserve">All commission payments are subject to</w:t>
+      </w:r>
+      <w:r>
+        <w:t xml:space="preserve"> </w:t>
+      </w:r>
+      <w:r>
+        <w:rPr>
+          <w:bCs/>
+          <w:b/>
+        </w:rPr>
+        <w:t xml:space="preserve">Withholding Tax (WHT) at the rate of five percent (5%)</w:t>
+      </w:r>
+      <w:r>
+        <w:t xml:space="preserve"> </w:t>
+      </w:r>
+      <w:r>
+        <w:t xml:space="preserve">in accordance with the provisions of the Companies Income Tax Act (CITA), Personal Income Tax Act (PITA), and directives of the Federal Inland Revenue Service (FIRS), as applicable.</w:t>
+      </w:r>
+    </w:p>
+    <w:p>
+      <w:pPr>
+        <w:pStyle w:val="BodyText"/>
+      </w:pPr>
+      <w:r>
+        <w:rPr>
+          <w:bCs/>
+          <w:b/>
+        </w:rPr>
+        <w:t xml:space="preserve">(b)</w:t>
+      </w:r>
+      <w:r>
+        <w:t xml:space="preserve"> </w:t>
+      </w:r>
+      <w:r>
+        <w:t xml:space="preserve">The Company shall deduct WHT at source and remit same to the FIRS on behalf of the Marketer. The Company shall provide the Marketer with WHT credit notes for all deductions made, which the Marketer may use to offset their annual tax liability.</w:t>
+      </w:r>
+    </w:p>
+    <w:p>
+      <w:pPr>
+        <w:pStyle w:val="BodyText"/>
+      </w:pPr>
+      <w:r>
+        <w:rPr>
+          <w:bCs/>
+          <w:b/>
+        </w:rPr>
+        <w:t xml:space="preserve">(c)</w:t>
+      </w:r>
+      <w:r>
+        <w:t xml:space="preserve"> </w:t>
+      </w:r>
+      <w:r>
+        <w:t xml:space="preserve">The Marketer is solely responsible for the payment of all other taxes, levies, and statutory obligations arising from income earned under this Agreement, including but not limited to personal income tax, VAT (where applicable), and any state or local government levies.</w:t>
+      </w:r>
+    </w:p>
+    <w:bookmarkEnd w:id="37"/>
+    <w:bookmarkStart w:id="38" w:name="commission-statements"/>
+    <w:p>
+      <w:pPr>
+        <w:pStyle w:val="Heading3"/>
+        <w:rPr>
+          <w:color w:val="E08A00"/>
+        </w:rPr>
+      </w:pPr>
+      <w:r>
+        <w:rPr>
+          <w:b/>
+          <w:color w:val="E08A00"/>
+          <w:sz w:val="26"/>
+        </w:rPr>
+        <w:t xml:space="preserve">5.3 Commission Statements</w:t>
+      </w:r>
+    </w:p>
+    <w:p>
+      <w:pPr>
+        <w:pStyle w:val="FirstParagraph"/>
+      </w:pPr>
+      <w:r>
+        <w:t xml:space="preserve">The Company shall provide the Marketer with a detailed monthly commission statement showing:</w:t>
+      </w:r>
+    </w:p>
+    <w:p>
+      <w:pPr>
+        <w:pStyle w:val="BodyText"/>
+      </w:pPr>
+      <w:r>
+        <w:rPr>
+          <w:bCs/>
+          <w:b/>
+        </w:rPr>
+        <w:t xml:space="preserve">(a)</w:t>
+      </w:r>
+      <w:r>
+        <w:t xml:space="preserve"> </w:t>
+      </w:r>
+      <w:r>
+        <w:t xml:space="preserve">All Qualified Sales attributed to the Marketer during the period;</w:t>
+      </w:r>
+    </w:p>
+    <w:p>
+      <w:pPr>
+        <w:pStyle w:val="BodyText"/>
+      </w:pPr>
+      <w:r>
+        <w:rPr>
+          <w:bCs/>
+          <w:b/>
+        </w:rPr>
+        <w:t xml:space="preserve">(b)</w:t>
+      </w:r>
+      <w:r>
+        <w:t xml:space="preserve"> </w:t>
+      </w:r>
+      <w:r>
+        <w:t xml:space="preserve">The applicable commission rate for each transaction;</w:t>
+      </w:r>
+    </w:p>
+    <w:p>
+      <w:pPr>
+        <w:pStyle w:val="BodyText"/>
+      </w:pPr>
+      <w:r>
+        <w:rPr>
+          <w:bCs/>
+          <w:b/>
+        </w:rPr>
+        <w:t xml:space="preserve">(c)</w:t>
+      </w:r>
+      <w:r>
+        <w:t xml:space="preserve"> </w:t>
+      </w:r>
+      <w:r>
+        <w:t xml:space="preserve">Any Volume Bonus adjustments;</w:t>
+      </w:r>
+    </w:p>
+    <w:p>
+      <w:pPr>
+        <w:pStyle w:val="BodyText"/>
+      </w:pPr>
+      <w:r>
+        <w:rPr>
+          <w:bCs/>
+          <w:b/>
+        </w:rPr>
+        <w:t xml:space="preserve">(d)</w:t>
+      </w:r>
+      <w:r>
+        <w:t xml:space="preserve"> </w:t>
+      </w:r>
+      <w:r>
+        <w:t xml:space="preserve">Any Clawback deductions;</w:t>
+      </w:r>
+    </w:p>
+    <w:p>
+      <w:pPr>
+        <w:pStyle w:val="BodyText"/>
+      </w:pPr>
+      <w:r>
+        <w:rPr>
+          <w:bCs/>
+          <w:b/>
+        </w:rPr>
+        <w:t xml:space="preserve">(e)</w:t>
+      </w:r>
+      <w:r>
+        <w:t xml:space="preserve"> </w:t>
+      </w:r>
+      <w:r>
+        <w:t xml:space="preserve">WHT deductions;</w:t>
+      </w:r>
+    </w:p>
+    <w:p>
+      <w:pPr>
+        <w:pStyle w:val="BodyText"/>
+      </w:pPr>
+      <w:r>
+        <w:rPr>
+          <w:bCs/>
+          <w:b/>
+        </w:rPr>
+        <w:t xml:space="preserve">(f)</w:t>
+      </w:r>
+      <w:r>
+        <w:t xml:space="preserve"> </w:t>
+      </w:r>
+      <w:r>
+        <w:t xml:space="preserve">The Net Commission payable.</w:t>
+      </w:r>
+    </w:p>
     <w:bookmarkEnd w:id="38"/>
-    <w:bookmarkStart w:id="39" w:name="withholding-tax"/>
+    <w:bookmarkStart w:id="39" w:name="disputes"/>
     <w:p>
       <w:pPr>
         <w:pStyle w:val="Heading3"/>
@@ -3275,7 +3381,7 @@
           <w:color w:val="E08A00"/>
           <w:sz w:val="26"/>
         </w:rPr>
-        <w:t xml:space="preserve">5.2 Withholding Tax</w:t>
+        <w:t xml:space="preserve">5.4 Disputes</w:t>
       </w:r>
     </w:p>
     <w:p>
@@ -3283,249 +3389,27 @@
         <w:pStyle w:val="FirstParagraph"/>
       </w:pPr>
       <w:r>
-        <w:rPr>
-          <w:bCs/>
-          <w:b/>
-        </w:rPr>
-        <w:t xml:space="preserve">(a)</w:t>
-      </w:r>
-      <w:r>
-        <w:t xml:space="preserve"> </w:t>
-      </w:r>
-      <w:r>
-        <w:t xml:space="preserve">All commission payments are subject to</w:t>
-      </w:r>
-      <w:r>
-        <w:t xml:space="preserve"> </w:t>
-      </w:r>
-      <w:r>
-        <w:rPr>
-          <w:bCs/>
-          <w:b/>
-        </w:rPr>
-        <w:t xml:space="preserve">Withholding Tax (WHT) at the rate of five percent (5%)</w:t>
-      </w:r>
-      <w:r>
-        <w:t xml:space="preserve"> </w:t>
-      </w:r>
-      <w:r>
-        <w:t xml:space="preserve">in accordance with the provisions of the Companies Income Tax Act (CITA), Personal Income Tax Act (PITA), and directives of the Federal Inland Revenue Service (FIRS), as applicable.</w:t>
-      </w:r>
-    </w:p>
-    <w:p>
-      <w:pPr>
-        <w:pStyle w:val="BodyText"/>
-      </w:pPr>
-      <w:r>
-        <w:rPr>
-          <w:bCs/>
-          <w:b/>
-        </w:rPr>
-        <w:t xml:space="preserve">(b)</w:t>
-      </w:r>
-      <w:r>
-        <w:t xml:space="preserve"> </w:t>
-      </w:r>
-      <w:r>
-        <w:t xml:space="preserve">The Company shall deduct WHT at source and remit same to the FIRS on behalf of the Marketer. The Company shall provide the Marketer with WHT credit notes for all deductions made, which the Marketer may use to offset their annual tax liability.</w:t>
-      </w:r>
-    </w:p>
-    <w:p>
-      <w:pPr>
-        <w:pStyle w:val="BodyText"/>
-      </w:pPr>
-      <w:r>
-        <w:rPr>
-          <w:bCs/>
-          <w:b/>
-        </w:rPr>
-        <w:t xml:space="preserve">(c)</w:t>
-      </w:r>
-      <w:r>
-        <w:t xml:space="preserve"> </w:t>
-      </w:r>
-      <w:r>
-        <w:t xml:space="preserve">The Marketer is solely responsible for the payment of all other taxes, levies, and statutory obligations arising from income earned under this Agreement, including but not limited to personal income tax, VAT (where applicable), and any state or local government levies.</w:t>
+        <w:t xml:space="preserve">Any dispute regarding commission calculations must be raised by the Marketer in writing within</w:t>
+      </w:r>
+      <w:r>
+        <w:t xml:space="preserve"> </w:t>
+      </w:r>
+      <w:r>
+        <w:rPr>
+          <w:bCs/>
+          <w:b/>
+        </w:rPr>
+        <w:t xml:space="preserve">fourteen (14) calendar days</w:t>
+      </w:r>
+      <w:r>
+        <w:t xml:space="preserve"> </w:t>
+      </w:r>
+      <w:r>
+        <w:t xml:space="preserve">of receipt of the monthly commission statement. Failure to raise a dispute within this period shall constitute acceptance of the statement as accurate and final.</w:t>
       </w:r>
     </w:p>
     <w:bookmarkEnd w:id="39"/>
-    <w:bookmarkStart w:id="40" w:name="commission-statements"/>
-    <w:p>
-      <w:pPr>
-        <w:pStyle w:val="Heading3"/>
-        <w:rPr>
-          <w:color w:val="E08A00"/>
-        </w:rPr>
-      </w:pPr>
-      <w:r>
-        <w:rPr>
-          <w:b/>
-          <w:color w:val="E08A00"/>
-          <w:sz w:val="26"/>
-        </w:rPr>
-        <w:t xml:space="preserve">5.3 Commission Statements</w:t>
-      </w:r>
-    </w:p>
-    <w:p>
-      <w:pPr>
-        <w:pStyle w:val="FirstParagraph"/>
-      </w:pPr>
-      <w:r>
-        <w:t xml:space="preserve">The Company shall provide the Marketer with a detailed monthly commission statement showing:</w:t>
-      </w:r>
-    </w:p>
-    <w:p>
-      <w:pPr>
-        <w:pStyle w:val="BodyText"/>
-      </w:pPr>
-      <w:r>
-        <w:rPr>
-          <w:bCs/>
-          <w:b/>
-        </w:rPr>
-        <w:t xml:space="preserve">(a)</w:t>
-      </w:r>
-      <w:r>
-        <w:t xml:space="preserve"> </w:t>
-      </w:r>
-      <w:r>
-        <w:t xml:space="preserve">All Qualified Sales attributed to the Marketer during the period;</w:t>
-      </w:r>
-    </w:p>
-    <w:p>
-      <w:pPr>
-        <w:pStyle w:val="BodyText"/>
-      </w:pPr>
-      <w:r>
-        <w:rPr>
-          <w:bCs/>
-          <w:b/>
-        </w:rPr>
-        <w:t xml:space="preserve">(b)</w:t>
-      </w:r>
-      <w:r>
-        <w:t xml:space="preserve"> </w:t>
-      </w:r>
-      <w:r>
-        <w:t xml:space="preserve">The applicable commission rate for each transaction;</w:t>
-      </w:r>
-    </w:p>
-    <w:p>
-      <w:pPr>
-        <w:pStyle w:val="BodyText"/>
-      </w:pPr>
-      <w:r>
-        <w:rPr>
-          <w:bCs/>
-          <w:b/>
-        </w:rPr>
-        <w:t xml:space="preserve">(c)</w:t>
-      </w:r>
-      <w:r>
-        <w:t xml:space="preserve"> </w:t>
-      </w:r>
-      <w:r>
-        <w:t xml:space="preserve">Any Volume Bonus adjustments;</w:t>
-      </w:r>
-    </w:p>
-    <w:p>
-      <w:pPr>
-        <w:pStyle w:val="BodyText"/>
-      </w:pPr>
-      <w:r>
-        <w:rPr>
-          <w:bCs/>
-          <w:b/>
-        </w:rPr>
-        <w:t xml:space="preserve">(d)</w:t>
-      </w:r>
-      <w:r>
-        <w:t xml:space="preserve"> </w:t>
-      </w:r>
-      <w:r>
-        <w:t xml:space="preserve">Any Clawback deductions;</w:t>
-      </w:r>
-    </w:p>
-    <w:p>
-      <w:pPr>
-        <w:pStyle w:val="BodyText"/>
-      </w:pPr>
-      <w:r>
-        <w:rPr>
-          <w:bCs/>
-          <w:b/>
-        </w:rPr>
-        <w:t xml:space="preserve">(e)</w:t>
-      </w:r>
-      <w:r>
-        <w:t xml:space="preserve"> </w:t>
-      </w:r>
-      <w:r>
-        <w:t xml:space="preserve">WHT deductions;</w:t>
-      </w:r>
-    </w:p>
-    <w:p>
-      <w:pPr>
-        <w:pStyle w:val="BodyText"/>
-      </w:pPr>
-      <w:r>
-        <w:rPr>
-          <w:bCs/>
-          <w:b/>
-        </w:rPr>
-        <w:t xml:space="preserve">(f)</w:t>
-      </w:r>
-      <w:r>
-        <w:t xml:space="preserve"> </w:t>
-      </w:r>
-      <w:r>
-        <w:t xml:space="preserve">The Net Commission payable.</w:t>
-      </w:r>
-    </w:p>
-    <w:bookmarkEnd w:id="40"/>
-    <w:bookmarkStart w:id="41" w:name="disputes"/>
-    <w:p>
-      <w:pPr>
-        <w:pStyle w:val="Heading3"/>
-        <w:rPr>
-          <w:color w:val="E08A00"/>
-        </w:rPr>
-      </w:pPr>
-      <w:r>
-        <w:rPr>
-          <w:b/>
-          <w:color w:val="E08A00"/>
-          <w:sz w:val="26"/>
-        </w:rPr>
-        <w:t xml:space="preserve">5.4 Disputes</w:t>
-      </w:r>
-    </w:p>
-    <w:p>
-      <w:pPr>
-        <w:pStyle w:val="FirstParagraph"/>
-      </w:pPr>
-      <w:r>
-        <w:t xml:space="preserve">Any dispute regarding commission calculations must be raised by the Marketer in writing within</w:t>
-      </w:r>
-      <w:r>
-        <w:t xml:space="preserve"> </w:t>
-      </w:r>
-      <w:r>
-        <w:rPr>
-          <w:bCs/>
-          <w:b/>
-        </w:rPr>
-        <w:t xml:space="preserve">fourteen (14) calendar days</w:t>
-      </w:r>
-      <w:r>
-        <w:t xml:space="preserve"> </w:t>
-      </w:r>
-      <w:r>
-        <w:t xml:space="preserve">of receipt of the monthly commission statement. Failure to raise a dispute within this period shall constitute acceptance of the statement as accurate and final.</w:t>
-      </w:r>
-    </w:p>
-    <w:bookmarkEnd w:id="41"/>
-    <w:bookmarkStart w:id="42" w:name="no-additional-compensation"/>
+    <w:bookmarkStart w:id="40" w:name="no-additional-compensation"/>
     <w:p>
       <w:pPr>
         <w:pStyle w:val="Heading3"/>
@@ -3573,9 +3457,9 @@
         </w:pict>
       </w:r>
     </w:p>
-    <w:bookmarkEnd w:id="42"/>
-    <w:bookmarkEnd w:id="43"/>
-    <w:bookmarkStart w:id="49" w:name="independent-contractor-status"/>
+    <w:bookmarkEnd w:id="40"/>
+    <w:bookmarkEnd w:id="41"/>
+    <w:bookmarkStart w:id="47" w:name="independent-contractor-status"/>
     <w:p>
       <w:pPr>
         <w:pBdr>
@@ -3604,7 +3488,7 @@
         <w:t xml:space="preserve">6. INDEPENDENT CONTRACTOR STATUS</w:t>
       </w:r>
     </w:p>
-    <w:bookmarkStart w:id="44" w:name="relationship-of-the-parties"/>
+    <w:bookmarkStart w:id="42" w:name="relationship-of-the-parties"/>
     <w:p>
       <w:pPr>
         <w:pStyle w:val="Heading3"/>
@@ -3639,8 +3523,132 @@
         <w:t xml:space="preserve">Nothing in this Agreement shall be construed to create an employer-employee relationship, partnership, joint venture, or agency relationship between the Parties, except to the extent that the Marketer is authorised to act as a sales agent for the limited purpose of marketing and promoting the Company’s Products and Services.</w:t>
       </w:r>
     </w:p>
+    <w:bookmarkEnd w:id="42"/>
+    <w:bookmarkStart w:id="43" w:name="no-employment-benefits"/>
+    <w:p>
+      <w:pPr>
+        <w:pStyle w:val="Heading3"/>
+        <w:rPr>
+          <w:color w:val="E08A00"/>
+        </w:rPr>
+      </w:pPr>
+      <w:r>
+        <w:rPr>
+          <w:b/>
+          <w:color w:val="E08A00"/>
+          <w:sz w:val="26"/>
+        </w:rPr>
+        <w:t xml:space="preserve">6.2 No Employment Benefits</w:t>
+      </w:r>
+    </w:p>
+    <w:p>
+      <w:pPr>
+        <w:pStyle w:val="FirstParagraph"/>
+      </w:pPr>
+      <w:r>
+        <w:t xml:space="preserve">The Marketer acknowledges and agrees that, as an independent contractor:</w:t>
+      </w:r>
+    </w:p>
+    <w:p>
+      <w:pPr>
+        <w:pStyle w:val="BodyText"/>
+      </w:pPr>
+      <w:r>
+        <w:rPr>
+          <w:bCs/>
+          <w:b/>
+        </w:rPr>
+        <w:t xml:space="preserve">(a)</w:t>
+      </w:r>
+      <w:r>
+        <w:t xml:space="preserve"> </w:t>
+      </w:r>
+      <w:r>
+        <w:t xml:space="preserve">The Marketer is not entitled to any employment benefits, including but not limited to health insurance, pension contributions, paid leave, sick leave, overtime pay, gratuity, severance pay, or any other benefits available to employees of the Company under Nigerian labour law or the Company’s internal policies;</w:t>
+      </w:r>
+    </w:p>
+    <w:p>
+      <w:pPr>
+        <w:pStyle w:val="BodyText"/>
+      </w:pPr>
+      <w:r>
+        <w:rPr>
+          <w:bCs/>
+          <w:b/>
+        </w:rPr>
+        <w:t xml:space="preserve">(b)</w:t>
+      </w:r>
+      <w:r>
+        <w:t xml:space="preserve"> </w:t>
+      </w:r>
+      <w:r>
+        <w:t xml:space="preserve">The Company shall not make any contributions to the National Pension Commission (PenCom), National Health Insurance Authority (NHIA), Industrial Training Fund (ITF), or any other statutory employment scheme on behalf of the Marketer;</w:t>
+      </w:r>
+    </w:p>
+    <w:p>
+      <w:pPr>
+        <w:pStyle w:val="BodyText"/>
+      </w:pPr>
+      <w:r>
+        <w:rPr>
+          <w:bCs/>
+          <w:b/>
+        </w:rPr>
+        <w:t xml:space="preserve">(c)</w:t>
+      </w:r>
+      <w:r>
+        <w:t xml:space="preserve"> </w:t>
+      </w:r>
+      <w:r>
+        <w:t xml:space="preserve">The Marketer is solely responsible for their own tax obligations, insurance, professional registration, and compliance with all applicable laws and regulations governing their independent business activities;</w:t>
+      </w:r>
+    </w:p>
+    <w:p>
+      <w:pPr>
+        <w:pStyle w:val="BodyText"/>
+      </w:pPr>
+      <w:r>
+        <w:rPr>
+          <w:bCs/>
+          <w:b/>
+        </w:rPr>
+        <w:t xml:space="preserve">(d)</w:t>
+      </w:r>
+      <w:r>
+        <w:t xml:space="preserve"> </w:t>
+      </w:r>
+      <w:r>
+        <w:t xml:space="preserve">The Marketer is free to determine their own working hours, methods, and means of performing the marketing activities described herein, subject to compliance with this Agreement and the Company’s brand guidelines.</w:t>
+      </w:r>
+    </w:p>
+    <w:bookmarkEnd w:id="43"/>
+    <w:bookmarkStart w:id="44" w:name="no-right-to-direct"/>
+    <w:p>
+      <w:pPr>
+        <w:pStyle w:val="Heading3"/>
+        <w:rPr>
+          <w:color w:val="E08A00"/>
+        </w:rPr>
+      </w:pPr>
+      <w:r>
+        <w:rPr>
+          <w:b/>
+          <w:color w:val="E08A00"/>
+          <w:sz w:val="26"/>
+        </w:rPr>
+        <w:t xml:space="preserve">6.3 No Right to Direct</w:t>
+      </w:r>
+    </w:p>
+    <w:p>
+      <w:pPr>
+        <w:pStyle w:val="FirstParagraph"/>
+      </w:pPr>
+      <w:r>
+        <w:t xml:space="preserve">The Company shall not exercise direct control or supervision over the manner in which the Marketer performs their marketing activities. The Company may, however, establish reasonable performance standards, brand guidelines, and compliance requirements that the Marketer must adhere to.</w:t>
+      </w:r>
+    </w:p>
     <w:bookmarkEnd w:id="44"/>
-    <w:bookmarkStart w:id="45" w:name="no-employment-benefits"/>
+    <w:bookmarkStart w:id="45" w:name="tools-and-equipment"/>
     <w:p>
       <w:pPr>
         <w:pStyle w:val="Heading3"/>
@@ -3654,7 +3662,7 @@
           <w:color w:val="E08A00"/>
           <w:sz w:val="26"/>
         </w:rPr>
-        <w:t xml:space="preserve">6.2 No Employment Benefits</w:t>
+        <w:t xml:space="preserve">6.4 Tools and Equipment</w:t>
       </w:r>
     </w:p>
     <w:p>
@@ -3662,135 +3670,11 @@
         <w:pStyle w:val="FirstParagraph"/>
       </w:pPr>
       <w:r>
-        <w:t xml:space="preserve">The Marketer acknowledges and agrees that, as an independent contractor:</w:t>
-      </w:r>
-    </w:p>
-    <w:p>
-      <w:pPr>
-        <w:pStyle w:val="BodyText"/>
-      </w:pPr>
-      <w:r>
-        <w:rPr>
-          <w:bCs/>
-          <w:b/>
-        </w:rPr>
-        <w:t xml:space="preserve">(a)</w:t>
-      </w:r>
-      <w:r>
-        <w:t xml:space="preserve"> </w:t>
-      </w:r>
-      <w:r>
-        <w:t xml:space="preserve">The Marketer is not entitled to any employment benefits, including but not limited to health insurance, pension contributions, paid leave, sick leave, overtime pay, gratuity, severance pay, or any other benefits available to employees of the Company under Nigerian labour law or the Company’s internal policies;</w:t>
-      </w:r>
-    </w:p>
-    <w:p>
-      <w:pPr>
-        <w:pStyle w:val="BodyText"/>
-      </w:pPr>
-      <w:r>
-        <w:rPr>
-          <w:bCs/>
-          <w:b/>
-        </w:rPr>
-        <w:t xml:space="preserve">(b)</w:t>
-      </w:r>
-      <w:r>
-        <w:t xml:space="preserve"> </w:t>
-      </w:r>
-      <w:r>
-        <w:t xml:space="preserve">The Company shall not make any contributions to the National Pension Commission (PenCom), National Health Insurance Authority (NHIA), Industrial Training Fund (ITF), or any other statutory employment scheme on behalf of the Marketer;</w:t>
-      </w:r>
-    </w:p>
-    <w:p>
-      <w:pPr>
-        <w:pStyle w:val="BodyText"/>
-      </w:pPr>
-      <w:r>
-        <w:rPr>
-          <w:bCs/>
-          <w:b/>
-        </w:rPr>
-        <w:t xml:space="preserve">(c)</w:t>
-      </w:r>
-      <w:r>
-        <w:t xml:space="preserve"> </w:t>
-      </w:r>
-      <w:r>
-        <w:t xml:space="preserve">The Marketer is solely responsible for their own tax obligations, insurance, professional registration, and compliance with all applicable laws and regulations governing their independent business activities;</w:t>
-      </w:r>
-    </w:p>
-    <w:p>
-      <w:pPr>
-        <w:pStyle w:val="BodyText"/>
-      </w:pPr>
-      <w:r>
-        <w:rPr>
-          <w:bCs/>
-          <w:b/>
-        </w:rPr>
-        <w:t xml:space="preserve">(d)</w:t>
-      </w:r>
-      <w:r>
-        <w:t xml:space="preserve"> </w:t>
-      </w:r>
-      <w:r>
-        <w:t xml:space="preserve">The Marketer is free to determine their own working hours, methods, and means of performing the marketing activities described herein, subject to compliance with this Agreement and the Company’s brand guidelines.</w:t>
+        <w:t xml:space="preserve">The Marketer shall provide their own tools, equipment, transportation, communication devices, internet access, and all other resources necessary to carry out their marketing activities at their own cost and expense. The Company shall have no obligation to provide any tools, equipment, or work facilities to the Marketer.</w:t>
       </w:r>
     </w:p>
     <w:bookmarkEnd w:id="45"/>
-    <w:bookmarkStart w:id="46" w:name="no-right-to-direct"/>
-    <w:p>
-      <w:pPr>
-        <w:pStyle w:val="Heading3"/>
-        <w:rPr>
-          <w:color w:val="E08A00"/>
-        </w:rPr>
-      </w:pPr>
-      <w:r>
-        <w:rPr>
-          <w:b/>
-          <w:color w:val="E08A00"/>
-          <w:sz w:val="26"/>
-        </w:rPr>
-        <w:t xml:space="preserve">6.3 No Right to Direct</w:t>
-      </w:r>
-    </w:p>
-    <w:p>
-      <w:pPr>
-        <w:pStyle w:val="FirstParagraph"/>
-      </w:pPr>
-      <w:r>
-        <w:t xml:space="preserve">The Company shall not exercise direct control or supervision over the manner in which the Marketer performs their marketing activities. The Company may, however, establish reasonable performance standards, brand guidelines, and compliance requirements that the Marketer must adhere to.</w:t>
-      </w:r>
-    </w:p>
-    <w:bookmarkEnd w:id="46"/>
-    <w:bookmarkStart w:id="47" w:name="tools-and-equipment"/>
-    <w:p>
-      <w:pPr>
-        <w:pStyle w:val="Heading3"/>
-        <w:rPr>
-          <w:color w:val="E08A00"/>
-        </w:rPr>
-      </w:pPr>
-      <w:r>
-        <w:rPr>
-          <w:b/>
-          <w:color w:val="E08A00"/>
-          <w:sz w:val="26"/>
-        </w:rPr>
-        <w:t xml:space="preserve">6.4 Tools and Equipment</w:t>
-      </w:r>
-    </w:p>
-    <w:p>
-      <w:pPr>
-        <w:pStyle w:val="FirstParagraph"/>
-      </w:pPr>
-      <w:r>
-        <w:t xml:space="preserve">The Marketer shall provide their own tools, equipment, transportation, communication devices, internet access, and all other resources necessary to carry out their marketing activities at their own cost and expense. The Company shall have no obligation to provide any tools, equipment, or work facilities to the Marketer.</w:t>
-      </w:r>
-    </w:p>
-    <w:bookmarkEnd w:id="47"/>
-    <w:bookmarkStart w:id="48" w:name="indemnification-for-misclassification"/>
+    <w:bookmarkStart w:id="46" w:name="indemnification-for-misclassification"/>
     <w:p>
       <w:pPr>
         <w:pStyle w:val="Heading3"/>
@@ -3822,9 +3706,9 @@
         </w:pict>
       </w:r>
     </w:p>
-    <w:bookmarkEnd w:id="48"/>
-    <w:bookmarkEnd w:id="49"/>
-    <w:bookmarkStart w:id="53" w:name="marketing-materials"/>
+    <w:bookmarkEnd w:id="46"/>
+    <w:bookmarkEnd w:id="47"/>
+    <w:bookmarkStart w:id="51" w:name="marketing-materials"/>
     <w:p>
       <w:pPr>
         <w:pBdr>
@@ -3853,7 +3737,7 @@
         <w:t xml:space="preserve">7. MARKETING MATERIALS</w:t>
       </w:r>
     </w:p>
-    <w:bookmarkStart w:id="50" w:name="company-provided-materials"/>
+    <w:bookmarkStart w:id="48" w:name="company-provided-materials"/>
     <w:p>
       <w:pPr>
         <w:pStyle w:val="Heading3"/>
@@ -3878,8 +3762,8 @@
         <w:t xml:space="preserve">The Company may, at its sole discretion, provide the Marketer with marketing materials including but not limited to brochures, product catalogues, price lists, presentation templates, digital assets, business cards, and branded collateral for use in the Marketer’s promotional activities.</w:t>
       </w:r>
     </w:p>
-    <w:bookmarkEnd w:id="50"/>
-    <w:bookmarkStart w:id="51" w:name="use-of-materials"/>
+    <w:bookmarkEnd w:id="48"/>
+    <w:bookmarkStart w:id="49" w:name="use-of-materials"/>
     <w:p>
       <w:pPr>
         <w:pStyle w:val="Heading3"/>
@@ -3932,8 +3816,8 @@
         <w:t xml:space="preserve">All marketing materials provided by the Company remain the exclusive property of the Company and must be returned or destroyed upon termination of this Agreement.</w:t>
       </w:r>
     </w:p>
-    <w:bookmarkEnd w:id="51"/>
-    <w:bookmarkStart w:id="52" w:name="digital-and-social-media"/>
+    <w:bookmarkEnd w:id="49"/>
+    <w:bookmarkStart w:id="50" w:name="digital-and-social-media"/>
     <w:p>
       <w:pPr>
         <w:pStyle w:val="Heading3"/>
@@ -3993,9 +3877,9 @@
         </w:pict>
       </w:r>
     </w:p>
-    <w:bookmarkEnd w:id="52"/>
-    <w:bookmarkEnd w:id="53"/>
-    <w:bookmarkStart w:id="57" w:name="customer-ownership"/>
+    <w:bookmarkEnd w:id="50"/>
+    <w:bookmarkEnd w:id="51"/>
+    <w:bookmarkStart w:id="55" w:name="customer-ownership"/>
     <w:p>
       <w:pPr>
         <w:pBdr>
@@ -4024,7 +3908,7 @@
         <w:t xml:space="preserve">8. CUSTOMER OWNERSHIP</w:t>
       </w:r>
     </w:p>
-    <w:bookmarkStart w:id="54" w:name="X8c22d70d17fed6a9d2f3bf83c3e25713cdbc19b"/>
+    <w:bookmarkStart w:id="52" w:name="X8c22d70d17fed6a9d2f3bf83c3e25713cdbc19b"/>
     <w:p>
       <w:pPr>
         <w:pStyle w:val="Heading3"/>
@@ -4049,8 +3933,8 @@
         <w:t xml:space="preserve">The Marketer acknowledges and agrees that all Customers, Leads, referrals, and customer data generated through the Marketer’s activities under this Agreement are and shall remain the exclusive property of the Company. The Marketer acquires no proprietary rights, ownership interest, or entitlement in or to any Customer relationship.</w:t>
       </w:r>
     </w:p>
-    <w:bookmarkEnd w:id="54"/>
-    <w:bookmarkStart w:id="55" w:name="customer-communication"/>
+    <w:bookmarkEnd w:id="52"/>
+    <w:bookmarkStart w:id="53" w:name="customer-communication"/>
     <w:p>
       <w:pPr>
         <w:pStyle w:val="Heading3"/>
@@ -4103,8 +3987,8 @@
         <w:t xml:space="preserve">The Marketer shall not contact or communicate with Customers regarding matters outside the scope of their initial referral and onboarding activities without the Company’s prior written consent.</w:t>
       </w:r>
     </w:p>
-    <w:bookmarkEnd w:id="55"/>
-    <w:bookmarkStart w:id="56" w:name="post-termination"/>
+    <w:bookmarkEnd w:id="53"/>
+    <w:bookmarkStart w:id="54" w:name="post-termination"/>
     <w:p>
       <w:pPr>
         <w:pStyle w:val="Heading3"/>
@@ -4136,9 +4020,9 @@
         </w:pict>
       </w:r>
     </w:p>
-    <w:bookmarkEnd w:id="56"/>
-    <w:bookmarkEnd w:id="57"/>
-    <w:bookmarkStart w:id="62" w:name="intellectual-property"/>
+    <w:bookmarkEnd w:id="54"/>
+    <w:bookmarkEnd w:id="55"/>
+    <w:bookmarkStart w:id="60" w:name="intellectual-property"/>
     <w:p>
       <w:pPr>
         <w:pBdr>
@@ -4167,7 +4051,7 @@
         <w:t xml:space="preserve">9. INTELLECTUAL PROPERTY</w:t>
       </w:r>
     </w:p>
-    <w:bookmarkStart w:id="58" w:name="company-ip-rights"/>
+    <w:bookmarkStart w:id="56" w:name="company-ip-rights"/>
     <w:p>
       <w:pPr>
         <w:pStyle w:val="Heading3"/>
@@ -4192,60 +4076,60 @@
         <w:t xml:space="preserve">The Marketer acknowledges that all Intellectual Property of the Company, including but not limited to the PECH name, logo, trademarks, trade names, service marks, proprietary technology, software, platform designs, product designs, and all related intellectual property rights, are and shall remain the exclusive property of the Company.</w:t>
       </w:r>
     </w:p>
+    <w:bookmarkEnd w:id="56"/>
+    <w:bookmarkStart w:id="57" w:name="limited-licence"/>
+    <w:p>
+      <w:pPr>
+        <w:pStyle w:val="Heading3"/>
+        <w:rPr>
+          <w:color w:val="E08A00"/>
+        </w:rPr>
+      </w:pPr>
+      <w:r>
+        <w:rPr>
+          <w:b/>
+          <w:color w:val="E08A00"/>
+          <w:sz w:val="26"/>
+        </w:rPr>
+        <w:t xml:space="preserve">9.2 Limited Licence</w:t>
+      </w:r>
+    </w:p>
+    <w:p>
+      <w:pPr>
+        <w:pStyle w:val="FirstParagraph"/>
+      </w:pPr>
+      <w:r>
+        <w:t xml:space="preserve">The Company grants the Marketer a limited, non-exclusive, non-transferable, revocable licence to use the Company’s name, logo, and approved marketing materials solely for the purpose of performing the marketing activities described in this Agreement, subject to the Company’s brand guidelines.</w:t>
+      </w:r>
+    </w:p>
+    <w:bookmarkEnd w:id="57"/>
+    <w:bookmarkStart w:id="58" w:name="no-transfer-of-rights"/>
+    <w:p>
+      <w:pPr>
+        <w:pStyle w:val="Heading3"/>
+        <w:rPr>
+          <w:color w:val="E08A00"/>
+        </w:rPr>
+      </w:pPr>
+      <w:r>
+        <w:rPr>
+          <w:b/>
+          <w:color w:val="E08A00"/>
+          <w:sz w:val="26"/>
+        </w:rPr>
+        <w:t xml:space="preserve">9.3 No Transfer of Rights</w:t>
+      </w:r>
+    </w:p>
+    <w:p>
+      <w:pPr>
+        <w:pStyle w:val="FirstParagraph"/>
+      </w:pPr>
+      <w:r>
+        <w:t xml:space="preserve">Nothing in this Agreement shall be construed as transferring, assigning, or granting to the Marketer any ownership interest or rights in the Company’s Intellectual Property. The limited licence granted herein shall terminate immediately upon the termination of this Agreement.</w:t>
+      </w:r>
+    </w:p>
     <w:bookmarkEnd w:id="58"/>
-    <w:bookmarkStart w:id="59" w:name="limited-licence"/>
-    <w:p>
-      <w:pPr>
-        <w:pStyle w:val="Heading3"/>
-        <w:rPr>
-          <w:color w:val="E08A00"/>
-        </w:rPr>
-      </w:pPr>
-      <w:r>
-        <w:rPr>
-          <w:b/>
-          <w:color w:val="E08A00"/>
-          <w:sz w:val="26"/>
-        </w:rPr>
-        <w:t xml:space="preserve">9.2 Limited Licence</w:t>
-      </w:r>
-    </w:p>
-    <w:p>
-      <w:pPr>
-        <w:pStyle w:val="FirstParagraph"/>
-      </w:pPr>
-      <w:r>
-        <w:t xml:space="preserve">The Company grants the Marketer a limited, non-exclusive, non-transferable, revocable licence to use the Company’s name, logo, and approved marketing materials solely for the purpose of performing the marketing activities described in this Agreement, subject to the Company’s brand guidelines.</w:t>
-      </w:r>
-    </w:p>
-    <w:bookmarkEnd w:id="59"/>
-    <w:bookmarkStart w:id="60" w:name="no-transfer-of-rights"/>
-    <w:p>
-      <w:pPr>
-        <w:pStyle w:val="Heading3"/>
-        <w:rPr>
-          <w:color w:val="E08A00"/>
-        </w:rPr>
-      </w:pPr>
-      <w:r>
-        <w:rPr>
-          <w:b/>
-          <w:color w:val="E08A00"/>
-          <w:sz w:val="26"/>
-        </w:rPr>
-        <w:t xml:space="preserve">9.3 No Transfer of Rights</w:t>
-      </w:r>
-    </w:p>
-    <w:p>
-      <w:pPr>
-        <w:pStyle w:val="FirstParagraph"/>
-      </w:pPr>
-      <w:r>
-        <w:t xml:space="preserve">Nothing in this Agreement shall be construed as transferring, assigning, or granting to the Marketer any ownership interest or rights in the Company’s Intellectual Property. The limited licence granted herein shall terminate immediately upon the termination of this Agreement.</w:t>
-      </w:r>
-    </w:p>
-    <w:bookmarkEnd w:id="60"/>
-    <w:bookmarkStart w:id="61" w:name="marketer-created-content"/>
+    <w:bookmarkStart w:id="59" w:name="marketer-created-content"/>
     <w:p>
       <w:pPr>
         <w:pStyle w:val="Heading3"/>
@@ -4277,9 +4161,9 @@
         </w:pict>
       </w:r>
     </w:p>
-    <w:bookmarkEnd w:id="61"/>
-    <w:bookmarkEnd w:id="62"/>
-    <w:bookmarkStart w:id="68" w:name="confidentiality"/>
+    <w:bookmarkEnd w:id="59"/>
+    <w:bookmarkEnd w:id="60"/>
+    <w:bookmarkStart w:id="66" w:name="confidentiality"/>
     <w:p>
       <w:pPr>
         <w:pBdr>
@@ -4308,7 +4192,7 @@
         <w:t xml:space="preserve">10. CONFIDENTIALITY</w:t>
       </w:r>
     </w:p>
-    <w:bookmarkStart w:id="63" w:name="obligation-of-confidentiality"/>
+    <w:bookmarkStart w:id="61" w:name="obligation-of-confidentiality"/>
     <w:p>
       <w:pPr>
         <w:pStyle w:val="Heading3"/>
@@ -4333,8 +4217,258 @@
         <w:t xml:space="preserve">The Marketer shall maintain strict confidentiality with respect to all Confidential Information disclosed by the Company or obtained in the course of performing services under this Agreement. The Marketer shall not, without the prior written consent of the Company, disclose, publish, communicate, or make available any Confidential Information to any third party, or use any Confidential Information for any purpose other than the performance of the Marketer’s obligations under this Agreement.</w:t>
       </w:r>
     </w:p>
+    <w:bookmarkEnd w:id="61"/>
+    <w:bookmarkStart w:id="62" w:name="scope-of-confidential-information"/>
+    <w:p>
+      <w:pPr>
+        <w:pStyle w:val="Heading3"/>
+        <w:rPr>
+          <w:color w:val="E08A00"/>
+        </w:rPr>
+      </w:pPr>
+      <w:r>
+        <w:rPr>
+          <w:b/>
+          <w:color w:val="E08A00"/>
+          <w:sz w:val="26"/>
+        </w:rPr>
+        <w:t xml:space="preserve">10.2 Scope of Confidential Information</w:t>
+      </w:r>
+    </w:p>
+    <w:p>
+      <w:pPr>
+        <w:pStyle w:val="FirstParagraph"/>
+      </w:pPr>
+      <w:r>
+        <w:t xml:space="preserve">Without limiting the generality of the definition of Confidential Information, the following shall be deemed Confidential Information:</w:t>
+      </w:r>
+    </w:p>
+    <w:p>
+      <w:pPr>
+        <w:pStyle w:val="BodyText"/>
+      </w:pPr>
+      <w:r>
+        <w:rPr>
+          <w:bCs/>
+          <w:b/>
+        </w:rPr>
+        <w:t xml:space="preserve">(a)</w:t>
+      </w:r>
+      <w:r>
+        <w:t xml:space="preserve"> </w:t>
+      </w:r>
+      <w:r>
+        <w:t xml:space="preserve">Customer lists, customer data, Lead information, and sales pipeline details;</w:t>
+      </w:r>
+    </w:p>
+    <w:p>
+      <w:pPr>
+        <w:pStyle w:val="BodyText"/>
+      </w:pPr>
+      <w:r>
+        <w:rPr>
+          <w:bCs/>
+          <w:b/>
+        </w:rPr>
+        <w:t xml:space="preserve">(b)</w:t>
+      </w:r>
+      <w:r>
+        <w:t xml:space="preserve"> </w:t>
+      </w:r>
+      <w:r>
+        <w:t xml:space="preserve">Commission rates, pricing structures, discount policies, and revenue data;</w:t>
+      </w:r>
+    </w:p>
+    <w:p>
+      <w:pPr>
+        <w:pStyle w:val="BodyText"/>
+      </w:pPr>
+      <w:r>
+        <w:rPr>
+          <w:bCs/>
+          <w:b/>
+        </w:rPr>
+        <w:t xml:space="preserve">(c)</w:t>
+      </w:r>
+      <w:r>
+        <w:t xml:space="preserve"> </w:t>
+      </w:r>
+      <w:r>
+        <w:t xml:space="preserve">Product roadmaps, technical specifications, and unreleased product information;</w:t>
+      </w:r>
+    </w:p>
+    <w:p>
+      <w:pPr>
+        <w:pStyle w:val="BodyText"/>
+      </w:pPr>
+      <w:r>
+        <w:rPr>
+          <w:bCs/>
+          <w:b/>
+        </w:rPr>
+        <w:t xml:space="preserve">(d)</w:t>
+      </w:r>
+      <w:r>
+        <w:t xml:space="preserve"> </w:t>
+      </w:r>
+      <w:r>
+        <w:t xml:space="preserve">Business strategies, marketing plans, and competitive intelligence;</w:t>
+      </w:r>
+    </w:p>
+    <w:p>
+      <w:pPr>
+        <w:pStyle w:val="BodyText"/>
+      </w:pPr>
+      <w:r>
+        <w:rPr>
+          <w:bCs/>
+          <w:b/>
+        </w:rPr>
+        <w:t xml:space="preserve">(e)</w:t>
+      </w:r>
+      <w:r>
+        <w:t xml:space="preserve"> </w:t>
+      </w:r>
+      <w:r>
+        <w:t xml:space="preserve">The terms and conditions of this Agreement;</w:t>
+      </w:r>
+    </w:p>
+    <w:p>
+      <w:pPr>
+        <w:pStyle w:val="BodyText"/>
+      </w:pPr>
+      <w:r>
+        <w:rPr>
+          <w:bCs/>
+          <w:b/>
+        </w:rPr>
+        <w:t xml:space="preserve">(f)</w:t>
+      </w:r>
+      <w:r>
+        <w:t xml:space="preserve"> </w:t>
+      </w:r>
+      <w:r>
+        <w:t xml:space="preserve">Internal processes, systems, and operational methodologies of the Company;</w:t>
+      </w:r>
+    </w:p>
+    <w:p>
+      <w:pPr>
+        <w:pStyle w:val="BodyText"/>
+      </w:pPr>
+      <w:r>
+        <w:rPr>
+          <w:bCs/>
+          <w:b/>
+        </w:rPr>
+        <w:t xml:space="preserve">(g)</w:t>
+      </w:r>
+      <w:r>
+        <w:t xml:space="preserve"> </w:t>
+      </w:r>
+      <w:r>
+        <w:t xml:space="preserve">Any information that a reasonable person would consider confidential given the nature of the information and the circumstances of its disclosure.</w:t>
+      </w:r>
+    </w:p>
+    <w:bookmarkEnd w:id="62"/>
+    <w:bookmarkStart w:id="63" w:name="exceptions"/>
+    <w:p>
+      <w:pPr>
+        <w:pStyle w:val="Heading3"/>
+        <w:rPr>
+          <w:color w:val="E08A00"/>
+        </w:rPr>
+      </w:pPr>
+      <w:r>
+        <w:rPr>
+          <w:b/>
+          <w:color w:val="E08A00"/>
+          <w:sz w:val="26"/>
+        </w:rPr>
+        <w:t xml:space="preserve">10.3 Exceptions</w:t>
+      </w:r>
+    </w:p>
+    <w:p>
+      <w:pPr>
+        <w:pStyle w:val="FirstParagraph"/>
+      </w:pPr>
+      <w:r>
+        <w:t xml:space="preserve">The obligations of confidentiality shall not apply to information that:</w:t>
+      </w:r>
+    </w:p>
+    <w:p>
+      <w:pPr>
+        <w:pStyle w:val="BodyText"/>
+      </w:pPr>
+      <w:r>
+        <w:rPr>
+          <w:bCs/>
+          <w:b/>
+        </w:rPr>
+        <w:t xml:space="preserve">(a)</w:t>
+      </w:r>
+      <w:r>
+        <w:t xml:space="preserve"> </w:t>
+      </w:r>
+      <w:r>
+        <w:t xml:space="preserve">Is or becomes publicly available through no fault of the Marketer;</w:t>
+      </w:r>
+    </w:p>
+    <w:p>
+      <w:pPr>
+        <w:pStyle w:val="BodyText"/>
+      </w:pPr>
+      <w:r>
+        <w:rPr>
+          <w:bCs/>
+          <w:b/>
+        </w:rPr>
+        <w:t xml:space="preserve">(b)</w:t>
+      </w:r>
+      <w:r>
+        <w:t xml:space="preserve"> </w:t>
+      </w:r>
+      <w:r>
+        <w:t xml:space="preserve">Was lawfully in the Marketer’s possession prior to disclosure by the Company, as evidenced by written records;</w:t>
+      </w:r>
+    </w:p>
+    <w:p>
+      <w:pPr>
+        <w:pStyle w:val="BodyText"/>
+      </w:pPr>
+      <w:r>
+        <w:rPr>
+          <w:bCs/>
+          <w:b/>
+        </w:rPr>
+        <w:t xml:space="preserve">(c)</w:t>
+      </w:r>
+      <w:r>
+        <w:t xml:space="preserve"> </w:t>
+      </w:r>
+      <w:r>
+        <w:t xml:space="preserve">Is independently developed by the Marketer without reference to or use of the Confidential Information;</w:t>
+      </w:r>
+    </w:p>
+    <w:p>
+      <w:pPr>
+        <w:pStyle w:val="BodyText"/>
+      </w:pPr>
+      <w:r>
+        <w:rPr>
+          <w:bCs/>
+          <w:b/>
+        </w:rPr>
+        <w:t xml:space="preserve">(d)</w:t>
+      </w:r>
+      <w:r>
+        <w:t xml:space="preserve"> </w:t>
+      </w:r>
+      <w:r>
+        <w:t xml:space="preserve">Is required to be disclosed by law, regulation, or order of a court or regulatory authority, provided that the Marketer gives the Company prompt written notice of such requirement and cooperates with the Company in seeking a protective order.</w:t>
+      </w:r>
+    </w:p>
     <w:bookmarkEnd w:id="63"/>
-    <w:bookmarkStart w:id="64" w:name="scope-of-confidential-information"/>
+    <w:bookmarkStart w:id="64" w:name="duration"/>
     <w:p>
       <w:pPr>
         <w:pStyle w:val="Heading3"/>
@@ -4348,7 +4482,7 @@
           <w:color w:val="E08A00"/>
           <w:sz w:val="26"/>
         </w:rPr>
-        <w:t xml:space="preserve">10.2 Scope of Confidential Information</w:t>
+        <w:t xml:space="preserve">10.4 Duration</w:t>
       </w:r>
     </w:p>
     <w:p>
@@ -4356,277 +4490,27 @@
         <w:pStyle w:val="FirstParagraph"/>
       </w:pPr>
       <w:r>
-        <w:t xml:space="preserve">Without limiting the generality of the definition of Confidential Information, the following shall be deemed Confidential Information:</w:t>
-      </w:r>
-    </w:p>
-    <w:p>
-      <w:pPr>
-        <w:pStyle w:val="BodyText"/>
-      </w:pPr>
-      <w:r>
-        <w:rPr>
-          <w:bCs/>
-          <w:b/>
-        </w:rPr>
-        <w:t xml:space="preserve">(a)</w:t>
-      </w:r>
-      <w:r>
-        <w:t xml:space="preserve"> </w:t>
-      </w:r>
-      <w:r>
-        <w:t xml:space="preserve">Customer lists, customer data, Lead information, and sales pipeline details;</w:t>
-      </w:r>
-    </w:p>
-    <w:p>
-      <w:pPr>
-        <w:pStyle w:val="BodyText"/>
-      </w:pPr>
-      <w:r>
-        <w:rPr>
-          <w:bCs/>
-          <w:b/>
-        </w:rPr>
-        <w:t xml:space="preserve">(b)</w:t>
-      </w:r>
-      <w:r>
-        <w:t xml:space="preserve"> </w:t>
-      </w:r>
-      <w:r>
-        <w:t xml:space="preserve">Commission rates, pricing structures, discount policies, and revenue data;</w:t>
-      </w:r>
-    </w:p>
-    <w:p>
-      <w:pPr>
-        <w:pStyle w:val="BodyText"/>
-      </w:pPr>
-      <w:r>
-        <w:rPr>
-          <w:bCs/>
-          <w:b/>
-        </w:rPr>
-        <w:t xml:space="preserve">(c)</w:t>
-      </w:r>
-      <w:r>
-        <w:t xml:space="preserve"> </w:t>
-      </w:r>
-      <w:r>
-        <w:t xml:space="preserve">Product roadmaps, technical specifications, and unreleased product information;</w:t>
-      </w:r>
-    </w:p>
-    <w:p>
-      <w:pPr>
-        <w:pStyle w:val="BodyText"/>
-      </w:pPr>
-      <w:r>
-        <w:rPr>
-          <w:bCs/>
-          <w:b/>
-        </w:rPr>
-        <w:t xml:space="preserve">(d)</w:t>
-      </w:r>
-      <w:r>
-        <w:t xml:space="preserve"> </w:t>
-      </w:r>
-      <w:r>
-        <w:t xml:space="preserve">Business strategies, marketing plans, and competitive intelligence;</w:t>
-      </w:r>
-    </w:p>
-    <w:p>
-      <w:pPr>
-        <w:pStyle w:val="BodyText"/>
-      </w:pPr>
-      <w:r>
-        <w:rPr>
-          <w:bCs/>
-          <w:b/>
-        </w:rPr>
-        <w:t xml:space="preserve">(e)</w:t>
-      </w:r>
-      <w:r>
-        <w:t xml:space="preserve"> </w:t>
-      </w:r>
-      <w:r>
-        <w:t xml:space="preserve">The terms and conditions of this Agreement;</w:t>
-      </w:r>
-    </w:p>
-    <w:p>
-      <w:pPr>
-        <w:pStyle w:val="BodyText"/>
-      </w:pPr>
-      <w:r>
-        <w:rPr>
-          <w:bCs/>
-          <w:b/>
-        </w:rPr>
-        <w:t xml:space="preserve">(f)</w:t>
-      </w:r>
-      <w:r>
-        <w:t xml:space="preserve"> </w:t>
-      </w:r>
-      <w:r>
-        <w:t xml:space="preserve">Internal processes, systems, and operational methodologies of the Company;</w:t>
-      </w:r>
-    </w:p>
-    <w:p>
-      <w:pPr>
-        <w:pStyle w:val="BodyText"/>
-      </w:pPr>
-      <w:r>
-        <w:rPr>
-          <w:bCs/>
-          <w:b/>
-        </w:rPr>
-        <w:t xml:space="preserve">(g)</w:t>
-      </w:r>
-      <w:r>
-        <w:t xml:space="preserve"> </w:t>
-      </w:r>
-      <w:r>
-        <w:t xml:space="preserve">Any information that a reasonable person would consider confidential given the nature of the information and the circumstances of its disclosure.</w:t>
+        <w:t xml:space="preserve">The obligations of confidentiality shall survive the termination of this Agreement for a period of</w:t>
+      </w:r>
+      <w:r>
+        <w:t xml:space="preserve"> </w:t>
+      </w:r>
+      <w:r>
+        <w:rPr>
+          <w:bCs/>
+          <w:b/>
+        </w:rPr>
+        <w:t xml:space="preserve">three (3) years</w:t>
+      </w:r>
+      <w:r>
+        <w:t xml:space="preserve"> </w:t>
+      </w:r>
+      <w:r>
+        <w:t xml:space="preserve">from the date of termination, or for so long as the Confidential Information remains confidential, whichever is longer.</w:t>
       </w:r>
     </w:p>
     <w:bookmarkEnd w:id="64"/>
-    <w:bookmarkStart w:id="65" w:name="exceptions"/>
-    <w:p>
-      <w:pPr>
-        <w:pStyle w:val="Heading3"/>
-        <w:rPr>
-          <w:color w:val="E08A00"/>
-        </w:rPr>
-      </w:pPr>
-      <w:r>
-        <w:rPr>
-          <w:b/>
-          <w:color w:val="E08A00"/>
-          <w:sz w:val="26"/>
-        </w:rPr>
-        <w:t xml:space="preserve">10.3 Exceptions</w:t>
-      </w:r>
-    </w:p>
-    <w:p>
-      <w:pPr>
-        <w:pStyle w:val="FirstParagraph"/>
-      </w:pPr>
-      <w:r>
-        <w:t xml:space="preserve">The obligations of confidentiality shall not apply to information that:</w:t>
-      </w:r>
-    </w:p>
-    <w:p>
-      <w:pPr>
-        <w:pStyle w:val="BodyText"/>
-      </w:pPr>
-      <w:r>
-        <w:rPr>
-          <w:bCs/>
-          <w:b/>
-        </w:rPr>
-        <w:t xml:space="preserve">(a)</w:t>
-      </w:r>
-      <w:r>
-        <w:t xml:space="preserve"> </w:t>
-      </w:r>
-      <w:r>
-        <w:t xml:space="preserve">Is or becomes publicly available through no fault of the Marketer;</w:t>
-      </w:r>
-    </w:p>
-    <w:p>
-      <w:pPr>
-        <w:pStyle w:val="BodyText"/>
-      </w:pPr>
-      <w:r>
-        <w:rPr>
-          <w:bCs/>
-          <w:b/>
-        </w:rPr>
-        <w:t xml:space="preserve">(b)</w:t>
-      </w:r>
-      <w:r>
-        <w:t xml:space="preserve"> </w:t>
-      </w:r>
-      <w:r>
-        <w:t xml:space="preserve">Was lawfully in the Marketer’s possession prior to disclosure by the Company, as evidenced by written records;</w:t>
-      </w:r>
-    </w:p>
-    <w:p>
-      <w:pPr>
-        <w:pStyle w:val="BodyText"/>
-      </w:pPr>
-      <w:r>
-        <w:rPr>
-          <w:bCs/>
-          <w:b/>
-        </w:rPr>
-        <w:t xml:space="preserve">(c)</w:t>
-      </w:r>
-      <w:r>
-        <w:t xml:space="preserve"> </w:t>
-      </w:r>
-      <w:r>
-        <w:t xml:space="preserve">Is independently developed by the Marketer without reference to or use of the Confidential Information;</w:t>
-      </w:r>
-    </w:p>
-    <w:p>
-      <w:pPr>
-        <w:pStyle w:val="BodyText"/>
-      </w:pPr>
-      <w:r>
-        <w:rPr>
-          <w:bCs/>
-          <w:b/>
-        </w:rPr>
-        <w:t xml:space="preserve">(d)</w:t>
-      </w:r>
-      <w:r>
-        <w:t xml:space="preserve"> </w:t>
-      </w:r>
-      <w:r>
-        <w:t xml:space="preserve">Is required to be disclosed by law, regulation, or order of a court or regulatory authority, provided that the Marketer gives the Company prompt written notice of such requirement and cooperates with the Company in seeking a protective order.</w:t>
-      </w:r>
-    </w:p>
-    <w:bookmarkEnd w:id="65"/>
-    <w:bookmarkStart w:id="66" w:name="duration"/>
-    <w:p>
-      <w:pPr>
-        <w:pStyle w:val="Heading3"/>
-        <w:rPr>
-          <w:color w:val="E08A00"/>
-        </w:rPr>
-      </w:pPr>
-      <w:r>
-        <w:rPr>
-          <w:b/>
-          <w:color w:val="E08A00"/>
-          <w:sz w:val="26"/>
-        </w:rPr>
-        <w:t xml:space="preserve">10.4 Duration</w:t>
-      </w:r>
-    </w:p>
-    <w:p>
-      <w:pPr>
-        <w:pStyle w:val="FirstParagraph"/>
-      </w:pPr>
-      <w:r>
-        <w:t xml:space="preserve">The obligations of confidentiality shall survive the termination of this Agreement for a period of</w:t>
-      </w:r>
-      <w:r>
-        <w:t xml:space="preserve"> </w:t>
-      </w:r>
-      <w:r>
-        <w:rPr>
-          <w:bCs/>
-          <w:b/>
-        </w:rPr>
-        <w:t xml:space="preserve">three (3) years</w:t>
-      </w:r>
-      <w:r>
-        <w:t xml:space="preserve"> </w:t>
-      </w:r>
-      <w:r>
-        <w:t xml:space="preserve">from the date of termination, or for so long as the Confidential Information remains confidential, whichever is longer.</w:t>
-      </w:r>
-    </w:p>
-    <w:bookmarkEnd w:id="66"/>
-    <w:bookmarkStart w:id="67" w:name="return-of-materials"/>
+    <w:bookmarkStart w:id="65" w:name="return-of-materials"/>
     <w:p>
       <w:pPr>
         <w:pStyle w:val="Heading3"/>
@@ -4658,9 +4542,9 @@
         </w:pict>
       </w:r>
     </w:p>
-    <w:bookmarkEnd w:id="67"/>
-    <w:bookmarkEnd w:id="68"/>
-    <w:bookmarkStart w:id="71" w:name="non-disparagement"/>
+    <w:bookmarkEnd w:id="65"/>
+    <w:bookmarkEnd w:id="66"/>
+    <w:bookmarkStart w:id="69" w:name="non-disparagement"/>
     <w:p>
       <w:pPr>
         <w:pBdr>
@@ -4689,7 +4573,7 @@
         <w:t xml:space="preserve">11. NON-DISPARAGEMENT</w:t>
       </w:r>
     </w:p>
-    <w:bookmarkStart w:id="69" w:name="mutual-non-disparagement"/>
+    <w:bookmarkStart w:id="67" w:name="mutual-non-disparagement"/>
     <w:p>
       <w:pPr>
         <w:pStyle w:val="Heading3"/>
@@ -4774,8 +4658,8 @@
         <w:t xml:space="preserve">following its termination.</w:t>
       </w:r>
     </w:p>
-    <w:bookmarkEnd w:id="69"/>
-    <w:bookmarkStart w:id="70" w:name="exception"/>
+    <w:bookmarkEnd w:id="67"/>
+    <w:bookmarkStart w:id="68" w:name="exception"/>
     <w:p>
       <w:pPr>
         <w:pStyle w:val="Heading3"/>
@@ -4807,9 +4691,9 @@
         </w:pict>
       </w:r>
     </w:p>
-    <w:bookmarkEnd w:id="70"/>
-    <w:bookmarkEnd w:id="71"/>
-    <w:bookmarkStart w:id="75" w:name="compliance"/>
+    <w:bookmarkEnd w:id="68"/>
+    <w:bookmarkEnd w:id="69"/>
+    <w:bookmarkStart w:id="73" w:name="compliance"/>
     <w:p>
       <w:pPr>
         <w:pBdr>
@@ -4838,7 +4722,7 @@
         <w:t xml:space="preserve">12. COMPLIANCE</w:t>
       </w:r>
     </w:p>
-    <w:bookmarkStart w:id="72" w:name="legal-compliance"/>
+    <w:bookmarkStart w:id="70" w:name="legal-compliance"/>
     <w:p>
       <w:pPr>
         <w:pStyle w:val="Heading3"/>
@@ -4989,8 +4873,8 @@
         <w:t xml:space="preserve">All applicable advertising standards and regulations issued by the Advertising Regulatory Council of Nigeria (ARCON).</w:t>
       </w:r>
     </w:p>
-    <w:bookmarkEnd w:id="72"/>
-    <w:bookmarkStart w:id="73" w:name="anti-bribery-and-corruption"/>
+    <w:bookmarkEnd w:id="70"/>
+    <w:bookmarkStart w:id="71" w:name="anti-bribery-and-corruption"/>
     <w:p>
       <w:pPr>
         <w:pStyle w:val="Heading3"/>
@@ -5015,8 +4899,8 @@
         <w:t xml:space="preserve">The Marketer shall not engage in any form of bribery, corruption, kickbacks, or other improper payments or inducements in connection with the marketing and sale of the Company’s Products and Services. The Marketer shall comply with the Corrupt Practices and Other Related Offences Act and all applicable anti-corruption laws.</w:t>
       </w:r>
     </w:p>
-    <w:bookmarkEnd w:id="73"/>
-    <w:bookmarkStart w:id="74" w:name="ethical-conduct"/>
+    <w:bookmarkEnd w:id="71"/>
+    <w:bookmarkStart w:id="72" w:name="ethical-conduct"/>
     <w:p>
       <w:pPr>
         <w:pStyle w:val="Heading3"/>
@@ -5048,9 +4932,9 @@
         </w:pict>
       </w:r>
     </w:p>
-    <w:bookmarkEnd w:id="74"/>
-    <w:bookmarkEnd w:id="75"/>
-    <w:bookmarkStart w:id="80" w:name="non-competition"/>
+    <w:bookmarkEnd w:id="72"/>
+    <w:bookmarkEnd w:id="73"/>
+    <w:bookmarkStart w:id="78" w:name="non-competition"/>
     <w:p>
       <w:pPr>
         <w:pBdr>
@@ -5079,7 +4963,7 @@
         <w:t xml:space="preserve">13. NON-COMPETITION</w:t>
       </w:r>
     </w:p>
-    <w:bookmarkStart w:id="76" w:name="during-the-term"/>
+    <w:bookmarkStart w:id="74" w:name="during-the-term"/>
     <w:p>
       <w:pPr>
         <w:pStyle w:val="Heading3"/>
@@ -5158,130 +5042,130 @@
         <w:t xml:space="preserve">Solicit or entice away, or attempt to solicit or entice away, any customer, client, supplier, or business partner of the Company.</w:t>
       </w:r>
     </w:p>
+    <w:bookmarkEnd w:id="74"/>
+    <w:bookmarkStart w:id="75" w:name="post-termination-1"/>
+    <w:p>
+      <w:pPr>
+        <w:pStyle w:val="Heading3"/>
+        <w:rPr>
+          <w:color w:val="E08A00"/>
+        </w:rPr>
+      </w:pPr>
+      <w:r>
+        <w:rPr>
+          <w:b/>
+          <w:color w:val="E08A00"/>
+          <w:sz w:val="26"/>
+        </w:rPr>
+        <w:t xml:space="preserve">13.2 Post-Termination</w:t>
+      </w:r>
+    </w:p>
+    <w:p>
+      <w:pPr>
+        <w:pStyle w:val="FirstParagraph"/>
+      </w:pPr>
+      <w:r>
+        <w:t xml:space="preserve">For a period of</w:t>
+      </w:r>
+      <w:r>
+        <w:t xml:space="preserve"> </w:t>
+      </w:r>
+      <w:r>
+        <w:rPr>
+          <w:bCs/>
+          <w:b/>
+        </w:rPr>
+        <w:t xml:space="preserve">twelve (12) months</w:t>
+      </w:r>
+      <w:r>
+        <w:t xml:space="preserve"> </w:t>
+      </w:r>
+      <w:r>
+        <w:t xml:space="preserve">following the termination of this Agreement for any reason, the Marketer shall not, within the Authorised Territory:</w:t>
+      </w:r>
+    </w:p>
+    <w:p>
+      <w:pPr>
+        <w:pStyle w:val="BodyText"/>
+      </w:pPr>
+      <w:r>
+        <w:rPr>
+          <w:bCs/>
+          <w:b/>
+        </w:rPr>
+        <w:t xml:space="preserve">(a)</w:t>
+      </w:r>
+      <w:r>
+        <w:t xml:space="preserve"> </w:t>
+      </w:r>
+      <w:r>
+        <w:t xml:space="preserve">Directly or indirectly market, promote, sell, or distribute IoT devices, smart home systems, solar solutions, or similar platform-based technology services for any competitor of the Company;</w:t>
+      </w:r>
+    </w:p>
+    <w:p>
+      <w:pPr>
+        <w:pStyle w:val="BodyText"/>
+      </w:pPr>
+      <w:r>
+        <w:rPr>
+          <w:bCs/>
+          <w:b/>
+        </w:rPr>
+        <w:t xml:space="preserve">(b)</w:t>
+      </w:r>
+      <w:r>
+        <w:t xml:space="preserve"> </w:t>
+      </w:r>
+      <w:r>
+        <w:t xml:space="preserve">Solicit, approach, or accept business from any Customer or Lead that was registered in the Company’s CRM System during the twelve (12) months preceding the date of termination;</w:t>
+      </w:r>
+    </w:p>
+    <w:p>
+      <w:pPr>
+        <w:pStyle w:val="BodyText"/>
+      </w:pPr>
+      <w:r>
+        <w:rPr>
+          <w:bCs/>
+          <w:b/>
+        </w:rPr>
+        <w:t xml:space="preserve">(c)</w:t>
+      </w:r>
+      <w:r>
+        <w:t xml:space="preserve"> </w:t>
+      </w:r>
+      <w:r>
+        <w:t xml:space="preserve">Use any Confidential Information obtained during the term of this Agreement to compete with the Company or to benefit any competitor.</w:t>
+      </w:r>
+    </w:p>
+    <w:bookmarkEnd w:id="75"/>
+    <w:bookmarkStart w:id="76" w:name="reasonableness"/>
+    <w:p>
+      <w:pPr>
+        <w:pStyle w:val="Heading3"/>
+        <w:rPr>
+          <w:color w:val="E08A00"/>
+        </w:rPr>
+      </w:pPr>
+      <w:r>
+        <w:rPr>
+          <w:b/>
+          <w:color w:val="E08A00"/>
+          <w:sz w:val="26"/>
+        </w:rPr>
+        <w:t xml:space="preserve">13.3 Reasonableness</w:t>
+      </w:r>
+    </w:p>
+    <w:p>
+      <w:pPr>
+        <w:pStyle w:val="FirstParagraph"/>
+      </w:pPr>
+      <w:r>
+        <w:t xml:space="preserve">The Marketer acknowledges that the restrictions contained in this Section are reasonable and necessary for the protection of the Company’s legitimate business interests, including its customer relationships, Confidential Information, and market position, and that the Marketer has received adequate consideration in the form of commission opportunities in exchange for agreeing to these restrictions.</w:t>
+      </w:r>
+    </w:p>
     <w:bookmarkEnd w:id="76"/>
-    <w:bookmarkStart w:id="77" w:name="post-termination-1"/>
-    <w:p>
-      <w:pPr>
-        <w:pStyle w:val="Heading3"/>
-        <w:rPr>
-          <w:color w:val="E08A00"/>
-        </w:rPr>
-      </w:pPr>
-      <w:r>
-        <w:rPr>
-          <w:b/>
-          <w:color w:val="E08A00"/>
-          <w:sz w:val="26"/>
-        </w:rPr>
-        <w:t xml:space="preserve">13.2 Post-Termination</w:t>
-      </w:r>
-    </w:p>
-    <w:p>
-      <w:pPr>
-        <w:pStyle w:val="FirstParagraph"/>
-      </w:pPr>
-      <w:r>
-        <w:t xml:space="preserve">For a period of</w:t>
-      </w:r>
-      <w:r>
-        <w:t xml:space="preserve"> </w:t>
-      </w:r>
-      <w:r>
-        <w:rPr>
-          <w:bCs/>
-          <w:b/>
-        </w:rPr>
-        <w:t xml:space="preserve">twelve (12) months</w:t>
-      </w:r>
-      <w:r>
-        <w:t xml:space="preserve"> </w:t>
-      </w:r>
-      <w:r>
-        <w:t xml:space="preserve">following the termination of this Agreement for any reason, the Marketer shall not, within the Authorised Territory:</w:t>
-      </w:r>
-    </w:p>
-    <w:p>
-      <w:pPr>
-        <w:pStyle w:val="BodyText"/>
-      </w:pPr>
-      <w:r>
-        <w:rPr>
-          <w:bCs/>
-          <w:b/>
-        </w:rPr>
-        <w:t xml:space="preserve">(a)</w:t>
-      </w:r>
-      <w:r>
-        <w:t xml:space="preserve"> </w:t>
-      </w:r>
-      <w:r>
-        <w:t xml:space="preserve">Directly or indirectly market, promote, sell, or distribute IoT devices, smart home systems, solar solutions, or similar platform-based technology services for any competitor of the Company;</w:t>
-      </w:r>
-    </w:p>
-    <w:p>
-      <w:pPr>
-        <w:pStyle w:val="BodyText"/>
-      </w:pPr>
-      <w:r>
-        <w:rPr>
-          <w:bCs/>
-          <w:b/>
-        </w:rPr>
-        <w:t xml:space="preserve">(b)</w:t>
-      </w:r>
-      <w:r>
-        <w:t xml:space="preserve"> </w:t>
-      </w:r>
-      <w:r>
-        <w:t xml:space="preserve">Solicit, approach, or accept business from any Customer or Lead that was registered in the Company’s CRM System during the twelve (12) months preceding the date of termination;</w:t>
-      </w:r>
-    </w:p>
-    <w:p>
-      <w:pPr>
-        <w:pStyle w:val="BodyText"/>
-      </w:pPr>
-      <w:r>
-        <w:rPr>
-          <w:bCs/>
-          <w:b/>
-        </w:rPr>
-        <w:t xml:space="preserve">(c)</w:t>
-      </w:r>
-      <w:r>
-        <w:t xml:space="preserve"> </w:t>
-      </w:r>
-      <w:r>
-        <w:t xml:space="preserve">Use any Confidential Information obtained during the term of this Agreement to compete with the Company or to benefit any competitor.</w:t>
-      </w:r>
-    </w:p>
-    <w:bookmarkEnd w:id="77"/>
-    <w:bookmarkStart w:id="78" w:name="reasonableness"/>
-    <w:p>
-      <w:pPr>
-        <w:pStyle w:val="Heading3"/>
-        <w:rPr>
-          <w:color w:val="E08A00"/>
-        </w:rPr>
-      </w:pPr>
-      <w:r>
-        <w:rPr>
-          <w:b/>
-          <w:color w:val="E08A00"/>
-          <w:sz w:val="26"/>
-        </w:rPr>
-        <w:t xml:space="preserve">13.3 Reasonableness</w:t>
-      </w:r>
-    </w:p>
-    <w:p>
-      <w:pPr>
-        <w:pStyle w:val="FirstParagraph"/>
-      </w:pPr>
-      <w:r>
-        <w:t xml:space="preserve">The Marketer acknowledges that the restrictions contained in this Section are reasonable and necessary for the protection of the Company’s legitimate business interests, including its customer relationships, Confidential Information, and market position, and that the Marketer has received adequate consideration in the form of commission opportunities in exchange for agreeing to these restrictions.</w:t>
-      </w:r>
-    </w:p>
-    <w:bookmarkEnd w:id="78"/>
-    <w:bookmarkStart w:id="79" w:name="remedies"/>
+    <w:bookmarkStart w:id="77" w:name="remedies"/>
     <w:p>
       <w:pPr>
         <w:pStyle w:val="Heading3"/>
@@ -5313,9 +5197,9 @@
         </w:pict>
       </w:r>
     </w:p>
-    <w:bookmarkEnd w:id="79"/>
-    <w:bookmarkEnd w:id="80"/>
-    <w:bookmarkStart w:id="85" w:name="media-policy"/>
+    <w:bookmarkEnd w:id="77"/>
+    <w:bookmarkEnd w:id="78"/>
+    <w:bookmarkStart w:id="83" w:name="media-policy"/>
     <w:p>
       <w:pPr>
         <w:pBdr>
@@ -5344,7 +5228,7 @@
         <w:t xml:space="preserve">14. MEDIA POLICY</w:t>
       </w:r>
     </w:p>
-    <w:bookmarkStart w:id="81" w:name="no-unauthorised-statements"/>
+    <w:bookmarkStart w:id="79" w:name="no-unauthorised-statements"/>
     <w:p>
       <w:pPr>
         <w:pStyle w:val="Heading3"/>
@@ -5369,60 +5253,60 @@
         <w:t xml:space="preserve">The Marketer shall not make any public statements, press releases, media appearances, blog posts, social media posts, or other public communications on behalf of the Company or in connection with the Company’s business without the prior written approval of the Company’s designated communications officer.</w:t>
       </w:r>
     </w:p>
+    <w:bookmarkEnd w:id="79"/>
+    <w:bookmarkStart w:id="80" w:name="media-enquiries"/>
+    <w:p>
+      <w:pPr>
+        <w:pStyle w:val="Heading3"/>
+        <w:rPr>
+          <w:color w:val="E08A00"/>
+        </w:rPr>
+      </w:pPr>
+      <w:r>
+        <w:rPr>
+          <w:b/>
+          <w:color w:val="E08A00"/>
+          <w:sz w:val="26"/>
+        </w:rPr>
+        <w:t xml:space="preserve">14.2 Media Enquiries</w:t>
+      </w:r>
+    </w:p>
+    <w:p>
+      <w:pPr>
+        <w:pStyle w:val="FirstParagraph"/>
+      </w:pPr>
+      <w:r>
+        <w:t xml:space="preserve">All media enquiries, press requests, and interview requests received by the Marketer in connection with the Company’s business shall be immediately referred to the Company’s communications department. The Marketer shall not respond to any such enquiries without prior authorisation.</w:t>
+      </w:r>
+    </w:p>
+    <w:bookmarkEnd w:id="80"/>
+    <w:bookmarkStart w:id="81" w:name="social-media"/>
+    <w:p>
+      <w:pPr>
+        <w:pStyle w:val="Heading3"/>
+        <w:rPr>
+          <w:color w:val="E08A00"/>
+        </w:rPr>
+      </w:pPr>
+      <w:r>
+        <w:rPr>
+          <w:b/>
+          <w:color w:val="E08A00"/>
+          <w:sz w:val="26"/>
+        </w:rPr>
+        <w:t xml:space="preserve">14.3 Social Media</w:t>
+      </w:r>
+    </w:p>
+    <w:p>
+      <w:pPr>
+        <w:pStyle w:val="FirstParagraph"/>
+      </w:pPr>
+      <w:r>
+        <w:t xml:space="preserve">The Marketer may share Company-approved marketing content on their personal social media accounts, provided that such sharing is done in accordance with the Company’s social media guidelines and includes appropriate disclosures that the Marketer is an independent commission-based agent of the Company.</w:t>
+      </w:r>
+    </w:p>
     <w:bookmarkEnd w:id="81"/>
-    <w:bookmarkStart w:id="82" w:name="media-enquiries"/>
-    <w:p>
-      <w:pPr>
-        <w:pStyle w:val="Heading3"/>
-        <w:rPr>
-          <w:color w:val="E08A00"/>
-        </w:rPr>
-      </w:pPr>
-      <w:r>
-        <w:rPr>
-          <w:b/>
-          <w:color w:val="E08A00"/>
-          <w:sz w:val="26"/>
-        </w:rPr>
-        <w:t xml:space="preserve">14.2 Media Enquiries</w:t>
-      </w:r>
-    </w:p>
-    <w:p>
-      <w:pPr>
-        <w:pStyle w:val="FirstParagraph"/>
-      </w:pPr>
-      <w:r>
-        <w:t xml:space="preserve">All media enquiries, press requests, and interview requests received by the Marketer in connection with the Company’s business shall be immediately referred to the Company’s communications department. The Marketer shall not respond to any such enquiries without prior authorisation.</w:t>
-      </w:r>
-    </w:p>
-    <w:bookmarkEnd w:id="82"/>
-    <w:bookmarkStart w:id="83" w:name="social-media"/>
-    <w:p>
-      <w:pPr>
-        <w:pStyle w:val="Heading3"/>
-        <w:rPr>
-          <w:color w:val="E08A00"/>
-        </w:rPr>
-      </w:pPr>
-      <w:r>
-        <w:rPr>
-          <w:b/>
-          <w:color w:val="E08A00"/>
-          <w:sz w:val="26"/>
-        </w:rPr>
-        <w:t xml:space="preserve">14.3 Social Media</w:t>
-      </w:r>
-    </w:p>
-    <w:p>
-      <w:pPr>
-        <w:pStyle w:val="FirstParagraph"/>
-      </w:pPr>
-      <w:r>
-        <w:t xml:space="preserve">The Marketer may share Company-approved marketing content on their personal social media accounts, provided that such sharing is done in accordance with the Company’s social media guidelines and includes appropriate disclosures that the Marketer is an independent commission-based agent of the Company.</w:t>
-      </w:r>
-    </w:p>
-    <w:bookmarkEnd w:id="83"/>
-    <w:bookmarkStart w:id="84" w:name="survival"/>
+    <w:bookmarkStart w:id="82" w:name="survival"/>
     <w:p>
       <w:pPr>
         <w:pStyle w:val="Heading3"/>
@@ -5467,9 +5351,9 @@
         </w:pict>
       </w:r>
     </w:p>
-    <w:bookmarkEnd w:id="84"/>
-    <w:bookmarkEnd w:id="85"/>
-    <w:bookmarkStart w:id="91" w:name="term-termination"/>
+    <w:bookmarkEnd w:id="82"/>
+    <w:bookmarkEnd w:id="83"/>
+    <w:bookmarkStart w:id="89" w:name="term-termination"/>
     <w:p>
       <w:pPr>
         <w:pBdr>
@@ -5498,7 +5382,7 @@
         <w:t xml:space="preserve">15. TERM &amp; TERMINATION</w:t>
       </w:r>
     </w:p>
-    <w:bookmarkStart w:id="86" w:name="initial-term"/>
+    <w:bookmarkStart w:id="84" w:name="initial-term"/>
     <w:p>
       <w:pPr>
         <w:pStyle w:val="Heading3"/>
@@ -5554,8 +5438,123 @@
         <w:t xml:space="preserve">), unless earlier terminated in accordance with the provisions of this Section.</w:t>
       </w:r>
     </w:p>
+    <w:bookmarkEnd w:id="84"/>
+    <w:bookmarkStart w:id="85" w:name="renewal"/>
+    <w:p>
+      <w:pPr>
+        <w:pStyle w:val="Heading3"/>
+        <w:rPr>
+          <w:color w:val="E08A00"/>
+        </w:rPr>
+      </w:pPr>
+      <w:r>
+        <w:rPr>
+          <w:b/>
+          <w:color w:val="E08A00"/>
+          <w:sz w:val="26"/>
+        </w:rPr>
+        <w:t xml:space="preserve">15.2 Renewal</w:t>
+      </w:r>
+    </w:p>
+    <w:p>
+      <w:pPr>
+        <w:pStyle w:val="FirstParagraph"/>
+      </w:pPr>
+      <w:r>
+        <w:t xml:space="preserve">Upon expiry of the Initial Term, this Agreement shall automatically renew for successive periods of</w:t>
+      </w:r>
+      <w:r>
+        <w:t xml:space="preserve"> </w:t>
+      </w:r>
+      <w:r>
+        <w:rPr>
+          <w:bCs/>
+          <w:b/>
+        </w:rPr>
+        <w:t xml:space="preserve">twelve (12) months</w:t>
+      </w:r>
+      <w:r>
+        <w:t xml:space="preserve"> </w:t>
+      </w:r>
+      <w:r>
+        <w:t xml:space="preserve">each (each a</w:t>
+      </w:r>
+      <w:r>
+        <w:t xml:space="preserve"> </w:t>
+      </w:r>
+      <w:r>
+        <w:t xml:space="preserve">“</w:t>
+      </w:r>
+      <w:r>
+        <w:t xml:space="preserve">Renewal Term</w:t>
+      </w:r>
+      <w:r>
+        <w:t xml:space="preserve">”</w:t>
+      </w:r>
+      <w:r>
+        <w:t xml:space="preserve">), unless either Party gives the other Party written notice of non-renewal at least</w:t>
+      </w:r>
+      <w:r>
+        <w:t xml:space="preserve"> </w:t>
+      </w:r>
+      <w:r>
+        <w:rPr>
+          <w:bCs/>
+          <w:b/>
+        </w:rPr>
+        <w:t xml:space="preserve">thirty (30) calendar days</w:t>
+      </w:r>
+      <w:r>
+        <w:t xml:space="preserve"> </w:t>
+      </w:r>
+      <w:r>
+        <w:t xml:space="preserve">prior to the expiry of the then-current term.</w:t>
+      </w:r>
+    </w:p>
+    <w:bookmarkEnd w:id="85"/>
+    <w:bookmarkStart w:id="86" w:name="termination-by-either-party"/>
+    <w:p>
+      <w:pPr>
+        <w:pStyle w:val="Heading3"/>
+        <w:rPr>
+          <w:color w:val="E08A00"/>
+        </w:rPr>
+      </w:pPr>
+      <w:r>
+        <w:rPr>
+          <w:b/>
+          <w:color w:val="E08A00"/>
+          <w:sz w:val="26"/>
+        </w:rPr>
+        <w:t xml:space="preserve">15.3 Termination by Either Party</w:t>
+      </w:r>
+    </w:p>
+    <w:p>
+      <w:pPr>
+        <w:pStyle w:val="FirstParagraph"/>
+      </w:pPr>
+      <w:r>
+        <w:t xml:space="preserve">Either Party may terminate this Agreement at any time by giving the other Party</w:t>
+      </w:r>
+      <w:r>
+        <w:t xml:space="preserve"> </w:t>
+      </w:r>
+      <w:r>
+        <w:rPr>
+          <w:bCs/>
+          <w:b/>
+        </w:rPr>
+        <w:t xml:space="preserve">thirty (30) calendar days</w:t>
+      </w:r>
+      <w:r>
+        <w:t xml:space="preserve"> </w:t>
+      </w:r>
+      <w:r>
+        <w:t xml:space="preserve">written notice of termination, without the need to assign any reason.</w:t>
+      </w:r>
+    </w:p>
     <w:bookmarkEnd w:id="86"/>
-    <w:bookmarkStart w:id="87" w:name="renewal"/>
+    <w:bookmarkStart w:id="87" w:name="termination-for-cause"/>
     <w:p>
       <w:pPr>
         <w:pStyle w:val="Heading3"/>
@@ -5569,7 +5568,7 @@
           <w:color w:val="E08A00"/>
           <w:sz w:val="26"/>
         </w:rPr>
-        <w:t xml:space="preserve">15.2 Renewal</w:t>
+        <w:t xml:space="preserve">15.4 Termination for Cause</w:t>
       </w:r>
     </w:p>
     <w:p>
@@ -5577,252 +5576,137 @@
         <w:pStyle w:val="FirstParagraph"/>
       </w:pPr>
       <w:r>
-        <w:t xml:space="preserve">Upon expiry of the Initial Term, this Agreement shall automatically renew for successive periods of</w:t>
-      </w:r>
-      <w:r>
-        <w:t xml:space="preserve"> </w:t>
-      </w:r>
-      <w:r>
-        <w:rPr>
-          <w:bCs/>
-          <w:b/>
-        </w:rPr>
-        <w:t xml:space="preserve">twelve (12) months</w:t>
-      </w:r>
-      <w:r>
-        <w:t xml:space="preserve"> </w:t>
-      </w:r>
-      <w:r>
-        <w:t xml:space="preserve">each (each a</w:t>
-      </w:r>
-      <w:r>
-        <w:t xml:space="preserve"> </w:t>
-      </w:r>
-      <w:r>
-        <w:t xml:space="preserve">“</w:t>
-      </w:r>
-      <w:r>
-        <w:t xml:space="preserve">Renewal Term</w:t>
-      </w:r>
-      <w:r>
-        <w:t xml:space="preserve">”</w:t>
-      </w:r>
-      <w:r>
-        <w:t xml:space="preserve">), unless either Party gives the other Party written notice of non-renewal at least</w:t>
-      </w:r>
-      <w:r>
-        <w:t xml:space="preserve"> </w:t>
-      </w:r>
-      <w:r>
-        <w:rPr>
-          <w:bCs/>
-          <w:b/>
-        </w:rPr>
-        <w:t xml:space="preserve">thirty (30) calendar days</w:t>
-      </w:r>
-      <w:r>
-        <w:t xml:space="preserve"> </w:t>
-      </w:r>
-      <w:r>
-        <w:t xml:space="preserve">prior to the expiry of the then-current term.</w:t>
+        <w:t xml:space="preserve">The Company may terminate this Agreement immediately and without notice in the event that the Marketer:</w:t>
+      </w:r>
+    </w:p>
+    <w:p>
+      <w:pPr>
+        <w:pStyle w:val="BodyText"/>
+      </w:pPr>
+      <w:r>
+        <w:rPr>
+          <w:bCs/>
+          <w:b/>
+        </w:rPr>
+        <w:t xml:space="preserve">(a)</w:t>
+      </w:r>
+      <w:r>
+        <w:t xml:space="preserve"> </w:t>
+      </w:r>
+      <w:r>
+        <w:t xml:space="preserve">Commits a material breach of any provision of this Agreement;</w:t>
+      </w:r>
+    </w:p>
+    <w:p>
+      <w:pPr>
+        <w:pStyle w:val="BodyText"/>
+      </w:pPr>
+      <w:r>
+        <w:rPr>
+          <w:bCs/>
+          <w:b/>
+        </w:rPr>
+        <w:t xml:space="preserve">(b)</w:t>
+      </w:r>
+      <w:r>
+        <w:t xml:space="preserve"> </w:t>
+      </w:r>
+      <w:r>
+        <w:t xml:space="preserve">Engages in fraud, dishonesty, misrepresentation, or any criminal conduct;</w:t>
+      </w:r>
+    </w:p>
+    <w:p>
+      <w:pPr>
+        <w:pStyle w:val="BodyText"/>
+      </w:pPr>
+      <w:r>
+        <w:rPr>
+          <w:bCs/>
+          <w:b/>
+        </w:rPr>
+        <w:t xml:space="preserve">(c)</w:t>
+      </w:r>
+      <w:r>
+        <w:t xml:space="preserve"> </w:t>
+      </w:r>
+      <w:r>
+        <w:t xml:space="preserve">Brings the Company’s name or reputation into disrepute;</w:t>
+      </w:r>
+    </w:p>
+    <w:p>
+      <w:pPr>
+        <w:pStyle w:val="BodyText"/>
+      </w:pPr>
+      <w:r>
+        <w:rPr>
+          <w:bCs/>
+          <w:b/>
+        </w:rPr>
+        <w:t xml:space="preserve">(d)</w:t>
+      </w:r>
+      <w:r>
+        <w:t xml:space="preserve"> </w:t>
+      </w:r>
+      <w:r>
+        <w:t xml:space="preserve">Breaches the Confidentiality, Non-Competition, or Non-Disparagement provisions of this Agreement;</w:t>
+      </w:r>
+    </w:p>
+    <w:p>
+      <w:pPr>
+        <w:pStyle w:val="BodyText"/>
+      </w:pPr>
+      <w:r>
+        <w:rPr>
+          <w:bCs/>
+          <w:b/>
+        </w:rPr>
+        <w:t xml:space="preserve">(e)</w:t>
+      </w:r>
+      <w:r>
+        <w:t xml:space="preserve"> </w:t>
+      </w:r>
+      <w:r>
+        <w:t xml:space="preserve">Fails to generate any Qualified Sales for a period of three (3) consecutive months without reasonable justification;</w:t>
+      </w:r>
+    </w:p>
+    <w:p>
+      <w:pPr>
+        <w:pStyle w:val="BodyText"/>
+      </w:pPr>
+      <w:r>
+        <w:rPr>
+          <w:bCs/>
+          <w:b/>
+        </w:rPr>
+        <w:t xml:space="preserve">(f)</w:t>
+      </w:r>
+      <w:r>
+        <w:t xml:space="preserve"> </w:t>
+      </w:r>
+      <w:r>
+        <w:t xml:space="preserve">Becomes bankrupt, insolvent, or enters into any arrangement with creditors;</w:t>
+      </w:r>
+    </w:p>
+    <w:p>
+      <w:pPr>
+        <w:pStyle w:val="BodyText"/>
+      </w:pPr>
+      <w:r>
+        <w:rPr>
+          <w:bCs/>
+          <w:b/>
+        </w:rPr>
+        <w:t xml:space="preserve">(g)</w:t>
+      </w:r>
+      <w:r>
+        <w:t xml:space="preserve"> </w:t>
+      </w:r>
+      <w:r>
+        <w:t xml:space="preserve">Violates any applicable law, regulation, or industry standard in the performance of their duties under this Agreement.</w:t>
       </w:r>
     </w:p>
     <w:bookmarkEnd w:id="87"/>
-    <w:bookmarkStart w:id="88" w:name="termination-by-either-party"/>
-    <w:p>
-      <w:pPr>
-        <w:pStyle w:val="Heading3"/>
-        <w:rPr>
-          <w:color w:val="E08A00"/>
-        </w:rPr>
-      </w:pPr>
-      <w:r>
-        <w:rPr>
-          <w:b/>
-          <w:color w:val="E08A00"/>
-          <w:sz w:val="26"/>
-        </w:rPr>
-        <w:t xml:space="preserve">15.3 Termination by Either Party</w:t>
-      </w:r>
-    </w:p>
-    <w:p>
-      <w:pPr>
-        <w:pStyle w:val="FirstParagraph"/>
-      </w:pPr>
-      <w:r>
-        <w:t xml:space="preserve">Either Party may terminate this Agreement at any time by giving the other Party</w:t>
-      </w:r>
-      <w:r>
-        <w:t xml:space="preserve"> </w:t>
-      </w:r>
-      <w:r>
-        <w:rPr>
-          <w:bCs/>
-          <w:b/>
-        </w:rPr>
-        <w:t xml:space="preserve">thirty (30) calendar days</w:t>
-      </w:r>
-      <w:r>
-        <w:t xml:space="preserve"> </w:t>
-      </w:r>
-      <w:r>
-        <w:t xml:space="preserve">written notice of termination, without the need to assign any reason.</w:t>
-      </w:r>
-    </w:p>
-    <w:bookmarkEnd w:id="88"/>
-    <w:bookmarkStart w:id="89" w:name="termination-for-cause"/>
-    <w:p>
-      <w:pPr>
-        <w:pStyle w:val="Heading3"/>
-        <w:rPr>
-          <w:color w:val="E08A00"/>
-        </w:rPr>
-      </w:pPr>
-      <w:r>
-        <w:rPr>
-          <w:b/>
-          <w:color w:val="E08A00"/>
-          <w:sz w:val="26"/>
-        </w:rPr>
-        <w:t xml:space="preserve">15.4 Termination for Cause</w:t>
-      </w:r>
-    </w:p>
-    <w:p>
-      <w:pPr>
-        <w:pStyle w:val="FirstParagraph"/>
-      </w:pPr>
-      <w:r>
-        <w:t xml:space="preserve">The Company may terminate this Agreement immediately and without notice in the event that the Marketer:</w:t>
-      </w:r>
-    </w:p>
-    <w:p>
-      <w:pPr>
-        <w:pStyle w:val="BodyText"/>
-      </w:pPr>
-      <w:r>
-        <w:rPr>
-          <w:bCs/>
-          <w:b/>
-        </w:rPr>
-        <w:t xml:space="preserve">(a)</w:t>
-      </w:r>
-      <w:r>
-        <w:t xml:space="preserve"> </w:t>
-      </w:r>
-      <w:r>
-        <w:t xml:space="preserve">Commits a material breach of any provision of this Agreement;</w:t>
-      </w:r>
-    </w:p>
-    <w:p>
-      <w:pPr>
-        <w:pStyle w:val="BodyText"/>
-      </w:pPr>
-      <w:r>
-        <w:rPr>
-          <w:bCs/>
-          <w:b/>
-        </w:rPr>
-        <w:t xml:space="preserve">(b)</w:t>
-      </w:r>
-      <w:r>
-        <w:t xml:space="preserve"> </w:t>
-      </w:r>
-      <w:r>
-        <w:t xml:space="preserve">Engages in fraud, dishonesty, misrepresentation, or any criminal conduct;</w:t>
-      </w:r>
-    </w:p>
-    <w:p>
-      <w:pPr>
-        <w:pStyle w:val="BodyText"/>
-      </w:pPr>
-      <w:r>
-        <w:rPr>
-          <w:bCs/>
-          <w:b/>
-        </w:rPr>
-        <w:t xml:space="preserve">(c)</w:t>
-      </w:r>
-      <w:r>
-        <w:t xml:space="preserve"> </w:t>
-      </w:r>
-      <w:r>
-        <w:t xml:space="preserve">Brings the Company’s name or reputation into disrepute;</w:t>
-      </w:r>
-    </w:p>
-    <w:p>
-      <w:pPr>
-        <w:pStyle w:val="BodyText"/>
-      </w:pPr>
-      <w:r>
-        <w:rPr>
-          <w:bCs/>
-          <w:b/>
-        </w:rPr>
-        <w:t xml:space="preserve">(d)</w:t>
-      </w:r>
-      <w:r>
-        <w:t xml:space="preserve"> </w:t>
-      </w:r>
-      <w:r>
-        <w:t xml:space="preserve">Breaches the Confidentiality, Non-Competition, or Non-Disparagement provisions of this Agreement;</w:t>
-      </w:r>
-    </w:p>
-    <w:p>
-      <w:pPr>
-        <w:pStyle w:val="BodyText"/>
-      </w:pPr>
-      <w:r>
-        <w:rPr>
-          <w:bCs/>
-          <w:b/>
-        </w:rPr>
-        <w:t xml:space="preserve">(e)</w:t>
-      </w:r>
-      <w:r>
-        <w:t xml:space="preserve"> </w:t>
-      </w:r>
-      <w:r>
-        <w:t xml:space="preserve">Fails to generate any Qualified Sales for a period of three (3) consecutive months without reasonable justification;</w:t>
-      </w:r>
-    </w:p>
-    <w:p>
-      <w:pPr>
-        <w:pStyle w:val="BodyText"/>
-      </w:pPr>
-      <w:r>
-        <w:rPr>
-          <w:bCs/>
-          <w:b/>
-        </w:rPr>
-        <w:t xml:space="preserve">(f)</w:t>
-      </w:r>
-      <w:r>
-        <w:t xml:space="preserve"> </w:t>
-      </w:r>
-      <w:r>
-        <w:t xml:space="preserve">Becomes bankrupt, insolvent, or enters into any arrangement with creditors;</w:t>
-      </w:r>
-    </w:p>
-    <w:p>
-      <w:pPr>
-        <w:pStyle w:val="BodyText"/>
-      </w:pPr>
-      <w:r>
-        <w:rPr>
-          <w:bCs/>
-          <w:b/>
-        </w:rPr>
-        <w:t xml:space="preserve">(g)</w:t>
-      </w:r>
-      <w:r>
-        <w:t xml:space="preserve"> </w:t>
-      </w:r>
-      <w:r>
-        <w:t xml:space="preserve">Violates any applicable law, regulation, or industry standard in the performance of their duties under this Agreement.</w:t>
-      </w:r>
-    </w:p>
-    <w:bookmarkEnd w:id="89"/>
-    <w:bookmarkStart w:id="90" w:name="effect-of-termination"/>
+    <w:bookmarkStart w:id="88" w:name="effect-of-termination"/>
     <w:p>
       <w:pPr>
         <w:pStyle w:val="Heading3"/>
@@ -5962,9 +5846,9 @@
         </w:pict>
       </w:r>
     </w:p>
-    <w:bookmarkEnd w:id="90"/>
-    <w:bookmarkEnd w:id="91"/>
-    <w:bookmarkStart w:id="96" w:name="clawback"/>
+    <w:bookmarkEnd w:id="88"/>
+    <w:bookmarkEnd w:id="89"/>
+    <w:bookmarkStart w:id="94" w:name="clawback"/>
     <w:p>
       <w:pPr>
         <w:pBdr>
@@ -5993,7 +5877,7 @@
         <w:t xml:space="preserve">16. CLAWBACK</w:t>
       </w:r>
     </w:p>
-    <w:bookmarkStart w:id="92" w:name="clawback-period"/>
+    <w:bookmarkStart w:id="90" w:name="clawback-period"/>
     <w:p>
       <w:pPr>
         <w:pStyle w:val="Heading3"/>
@@ -6049,122 +5933,122 @@
         <w:t xml:space="preserve">).</w:t>
       </w:r>
     </w:p>
+    <w:bookmarkEnd w:id="90"/>
+    <w:bookmarkStart w:id="91" w:name="clawback-process"/>
+    <w:p>
+      <w:pPr>
+        <w:pStyle w:val="Heading3"/>
+        <w:rPr>
+          <w:color w:val="E08A00"/>
+        </w:rPr>
+      </w:pPr>
+      <w:r>
+        <w:rPr>
+          <w:b/>
+          <w:color w:val="E08A00"/>
+          <w:sz w:val="26"/>
+        </w:rPr>
+        <w:t xml:space="preserve">16.2 Clawback Process</w:t>
+      </w:r>
+    </w:p>
+    <w:p>
+      <w:pPr>
+        <w:pStyle w:val="FirstParagraph"/>
+      </w:pPr>
+      <w:r>
+        <w:rPr>
+          <w:bCs/>
+          <w:b/>
+        </w:rPr>
+        <w:t xml:space="preserve">(a)</w:t>
+      </w:r>
+      <w:r>
+        <w:t xml:space="preserve"> </w:t>
+      </w:r>
+      <w:r>
+        <w:t xml:space="preserve">Where a Qualified Sale is reversed, cancelled, or refunded within the Clawback Period, the Company shall be entitled to deduct the full amount of Commission attributable to that transaction from the Marketer’s subsequent commission payments.</w:t>
+      </w:r>
+    </w:p>
+    <w:p>
+      <w:pPr>
+        <w:pStyle w:val="BodyText"/>
+      </w:pPr>
+      <w:r>
+        <w:rPr>
+          <w:bCs/>
+          <w:b/>
+        </w:rPr>
+        <w:t xml:space="preserve">(b)</w:t>
+      </w:r>
+      <w:r>
+        <w:t xml:space="preserve"> </w:t>
+      </w:r>
+      <w:r>
+        <w:t xml:space="preserve">Where the Marketer’s subsequent commission payments are insufficient to cover the clawback amount, the Company may invoice the Marketer for the outstanding balance, which shall be payable within</w:t>
+      </w:r>
+      <w:r>
+        <w:t xml:space="preserve"> </w:t>
+      </w:r>
+      <w:r>
+        <w:rPr>
+          <w:bCs/>
+          <w:b/>
+        </w:rPr>
+        <w:t xml:space="preserve">fourteen (14) calendar days</w:t>
+      </w:r>
+      <w:r>
+        <w:t xml:space="preserve"> </w:t>
+      </w:r>
+      <w:r>
+        <w:t xml:space="preserve">of receipt of such invoice.</w:t>
+      </w:r>
+    </w:p>
+    <w:p>
+      <w:pPr>
+        <w:pStyle w:val="BodyText"/>
+      </w:pPr>
+      <w:r>
+        <w:rPr>
+          <w:bCs/>
+          <w:b/>
+        </w:rPr>
+        <w:t xml:space="preserve">(c)</w:t>
+      </w:r>
+      <w:r>
+        <w:t xml:space="preserve"> </w:t>
+      </w:r>
+      <w:r>
+        <w:t xml:space="preserve">For Platform Subscriptions, if a Customer cancels their subscription within the Clawback Period, commission attributable to that subscription shall be clawed back and no further commission shall be payable on that subscription.</w:t>
+      </w:r>
+    </w:p>
+    <w:bookmarkEnd w:id="91"/>
+    <w:bookmarkStart w:id="92" w:name="chargebacks-and-disputes"/>
+    <w:p>
+      <w:pPr>
+        <w:pStyle w:val="Heading3"/>
+        <w:rPr>
+          <w:color w:val="E08A00"/>
+        </w:rPr>
+      </w:pPr>
+      <w:r>
+        <w:rPr>
+          <w:b/>
+          <w:color w:val="E08A00"/>
+          <w:sz w:val="26"/>
+        </w:rPr>
+        <w:t xml:space="preserve">16.3 Chargebacks and Disputes</w:t>
+      </w:r>
+    </w:p>
+    <w:p>
+      <w:pPr>
+        <w:pStyle w:val="FirstParagraph"/>
+      </w:pPr>
+      <w:r>
+        <w:t xml:space="preserve">Where a customer payment is reversed due to a chargeback, payment dispute, or non-sufficient funds, the transaction shall be deemed not to have been a Qualified Sale, and any commission paid or payable thereon shall be subject to clawback under this Section.</w:t>
+      </w:r>
+    </w:p>
     <w:bookmarkEnd w:id="92"/>
-    <w:bookmarkStart w:id="93" w:name="clawback-process"/>
-    <w:p>
-      <w:pPr>
-        <w:pStyle w:val="Heading3"/>
-        <w:rPr>
-          <w:color w:val="E08A00"/>
-        </w:rPr>
-      </w:pPr>
-      <w:r>
-        <w:rPr>
-          <w:b/>
-          <w:color w:val="E08A00"/>
-          <w:sz w:val="26"/>
-        </w:rPr>
-        <w:t xml:space="preserve">16.2 Clawback Process</w:t>
-      </w:r>
-    </w:p>
-    <w:p>
-      <w:pPr>
-        <w:pStyle w:val="FirstParagraph"/>
-      </w:pPr>
-      <w:r>
-        <w:rPr>
-          <w:bCs/>
-          <w:b/>
-        </w:rPr>
-        <w:t xml:space="preserve">(a)</w:t>
-      </w:r>
-      <w:r>
-        <w:t xml:space="preserve"> </w:t>
-      </w:r>
-      <w:r>
-        <w:t xml:space="preserve">Where a Qualified Sale is reversed, cancelled, or refunded within the Clawback Period, the Company shall be entitled to deduct the full amount of Commission attributable to that transaction from the Marketer’s subsequent commission payments.</w:t>
-      </w:r>
-    </w:p>
-    <w:p>
-      <w:pPr>
-        <w:pStyle w:val="BodyText"/>
-      </w:pPr>
-      <w:r>
-        <w:rPr>
-          <w:bCs/>
-          <w:b/>
-        </w:rPr>
-        <w:t xml:space="preserve">(b)</w:t>
-      </w:r>
-      <w:r>
-        <w:t xml:space="preserve"> </w:t>
-      </w:r>
-      <w:r>
-        <w:t xml:space="preserve">Where the Marketer’s subsequent commission payments are insufficient to cover the clawback amount, the Company may invoice the Marketer for the outstanding balance, which shall be payable within</w:t>
-      </w:r>
-      <w:r>
-        <w:t xml:space="preserve"> </w:t>
-      </w:r>
-      <w:r>
-        <w:rPr>
-          <w:bCs/>
-          <w:b/>
-        </w:rPr>
-        <w:t xml:space="preserve">fourteen (14) calendar days</w:t>
-      </w:r>
-      <w:r>
-        <w:t xml:space="preserve"> </w:t>
-      </w:r>
-      <w:r>
-        <w:t xml:space="preserve">of receipt of such invoice.</w:t>
-      </w:r>
-    </w:p>
-    <w:p>
-      <w:pPr>
-        <w:pStyle w:val="BodyText"/>
-      </w:pPr>
-      <w:r>
-        <w:rPr>
-          <w:bCs/>
-          <w:b/>
-        </w:rPr>
-        <w:t xml:space="preserve">(c)</w:t>
-      </w:r>
-      <w:r>
-        <w:t xml:space="preserve"> </w:t>
-      </w:r>
-      <w:r>
-        <w:t xml:space="preserve">For Platform Subscriptions, if a Customer cancels their subscription within the Clawback Period, commission attributable to that subscription shall be clawed back and no further commission shall be payable on that subscription.</w:t>
-      </w:r>
-    </w:p>
-    <w:bookmarkEnd w:id="93"/>
-    <w:bookmarkStart w:id="94" w:name="chargebacks-and-disputes"/>
-    <w:p>
-      <w:pPr>
-        <w:pStyle w:val="Heading3"/>
-        <w:rPr>
-          <w:color w:val="E08A00"/>
-        </w:rPr>
-      </w:pPr>
-      <w:r>
-        <w:rPr>
-          <w:b/>
-          <w:color w:val="E08A00"/>
-          <w:sz w:val="26"/>
-        </w:rPr>
-        <w:t xml:space="preserve">16.3 Chargebacks and Disputes</w:t>
-      </w:r>
-    </w:p>
-    <w:p>
-      <w:pPr>
-        <w:pStyle w:val="FirstParagraph"/>
-      </w:pPr>
-      <w:r>
-        <w:t xml:space="preserve">Where a customer payment is reversed due to a chargeback, payment dispute, or non-sufficient funds, the transaction shall be deemed not to have been a Qualified Sale, and any commission paid or payable thereon shall be subject to clawback under this Section.</w:t>
-      </w:r>
-    </w:p>
-    <w:bookmarkEnd w:id="94"/>
-    <w:bookmarkStart w:id="95" w:name="fraudulent-sales"/>
+    <w:bookmarkStart w:id="93" w:name="fraudulent-sales"/>
     <w:p>
       <w:pPr>
         <w:pStyle w:val="Heading3"/>
@@ -6196,9 +6080,9 @@
         </w:pict>
       </w:r>
     </w:p>
-    <w:bookmarkEnd w:id="95"/>
-    <w:bookmarkEnd w:id="96"/>
-    <w:bookmarkStart w:id="100" w:name="reporting"/>
+    <w:bookmarkEnd w:id="93"/>
+    <w:bookmarkEnd w:id="94"/>
+    <w:bookmarkStart w:id="98" w:name="reporting"/>
     <w:p>
       <w:pPr>
         <w:pBdr>
@@ -6227,7 +6111,7 @@
         <w:t xml:space="preserve">17. REPORTING</w:t>
       </w:r>
     </w:p>
-    <w:bookmarkStart w:id="97" w:name="monthly-reports"/>
+    <w:bookmarkStart w:id="95" w:name="monthly-reports"/>
     <w:p>
       <w:pPr>
         <w:pStyle w:val="Heading3"/>
@@ -6392,8 +6276,8 @@
         <w:t xml:space="preserve">Any challenges, issues, or support required from the Company.</w:t>
       </w:r>
     </w:p>
-    <w:bookmarkEnd w:id="97"/>
-    <w:bookmarkStart w:id="98" w:name="crm-tracking"/>
+    <w:bookmarkEnd w:id="95"/>
+    <w:bookmarkStart w:id="96" w:name="crm-tracking"/>
     <w:p>
       <w:pPr>
         <w:pStyle w:val="Heading3"/>
@@ -6480,8 +6364,8 @@
         <w:t xml:space="preserve">The Company’s CRM records shall serve as the authoritative source of data for commission calculations, Lead attribution, and performance assessment.</w:t>
       </w:r>
     </w:p>
-    <w:bookmarkEnd w:id="98"/>
-    <w:bookmarkStart w:id="99" w:name="access-and-audit"/>
+    <w:bookmarkEnd w:id="96"/>
+    <w:bookmarkStart w:id="97" w:name="access-and-audit"/>
     <w:p>
       <w:pPr>
         <w:pStyle w:val="Heading3"/>
@@ -6513,9 +6397,9 @@
         </w:pict>
       </w:r>
     </w:p>
-    <w:bookmarkEnd w:id="99"/>
-    <w:bookmarkEnd w:id="100"/>
-    <w:bookmarkStart w:id="104" w:name="indemnification"/>
+    <w:bookmarkEnd w:id="97"/>
+    <w:bookmarkEnd w:id="98"/>
+    <w:bookmarkStart w:id="102" w:name="indemnification"/>
     <w:p>
       <w:pPr>
         <w:pBdr>
@@ -6544,7 +6428,7 @@
         <w:t xml:space="preserve">18. INDEMNIFICATION</w:t>
       </w:r>
     </w:p>
-    <w:bookmarkStart w:id="101" w:name="marketers-indemnification"/>
+    <w:bookmarkStart w:id="99" w:name="marketers-indemnification"/>
     <w:p>
       <w:pPr>
         <w:pStyle w:val="Heading3"/>
@@ -6677,8 +6561,8 @@
         <w:t xml:space="preserve">Any unauthorised use of the Company’s Intellectual Property by the Marketer.</w:t>
       </w:r>
     </w:p>
-    <w:bookmarkEnd w:id="101"/>
-    <w:bookmarkStart w:id="102" w:name="companys-indemnification"/>
+    <w:bookmarkEnd w:id="99"/>
+    <w:bookmarkStart w:id="100" w:name="companys-indemnification"/>
     <w:p>
       <w:pPr>
         <w:pStyle w:val="Heading3"/>
@@ -6739,8 +6623,8 @@
         <w:t xml:space="preserve">Any infringement of third-party intellectual property rights by the Company’s Products and Services or approved marketing materials.</w:t>
       </w:r>
     </w:p>
-    <w:bookmarkEnd w:id="102"/>
-    <w:bookmarkStart w:id="103" w:name="indemnification-procedure"/>
+    <w:bookmarkEnd w:id="100"/>
+    <w:bookmarkStart w:id="101" w:name="indemnification-procedure"/>
     <w:p>
       <w:pPr>
         <w:pStyle w:val="Heading3"/>
@@ -6772,9 +6656,9 @@
         </w:pict>
       </w:r>
     </w:p>
-    <w:bookmarkEnd w:id="103"/>
-    <w:bookmarkEnd w:id="104"/>
-    <w:bookmarkStart w:id="111" w:name="data-protection"/>
+    <w:bookmarkEnd w:id="101"/>
+    <w:bookmarkEnd w:id="102"/>
+    <w:bookmarkStart w:id="109" w:name="data-protection"/>
     <w:p>
       <w:pPr>
         <w:pBdr>
@@ -6803,7 +6687,7 @@
         <w:t xml:space="preserve">19. DATA PROTECTION</w:t>
       </w:r>
     </w:p>
-    <w:bookmarkStart w:id="105" w:name="compliance-with-ndpa"/>
+    <w:bookmarkStart w:id="103" w:name="compliance-with-ndpa"/>
     <w:p>
       <w:pPr>
         <w:pStyle w:val="Heading3"/>
@@ -6844,8 +6728,106 @@
         <w:t xml:space="preserve">and all subsidiary regulations, guidelines, and directives issued thereunder by the Nigeria Data Protection Commission (NDPC) in relation to all personal data processed in connection with this Agreement.</w:t>
       </w:r>
     </w:p>
+    <w:bookmarkEnd w:id="103"/>
+    <w:bookmarkStart w:id="104" w:name="data-processing"/>
+    <w:p>
+      <w:pPr>
+        <w:pStyle w:val="Heading3"/>
+        <w:rPr>
+          <w:color w:val="E08A00"/>
+        </w:rPr>
+      </w:pPr>
+      <w:r>
+        <w:rPr>
+          <w:b/>
+          <w:color w:val="E08A00"/>
+          <w:sz w:val="26"/>
+        </w:rPr>
+        <w:t xml:space="preserve">19.2 Data Processing</w:t>
+      </w:r>
+    </w:p>
+    <w:p>
+      <w:pPr>
+        <w:pStyle w:val="FirstParagraph"/>
+      </w:pPr>
+      <w:r>
+        <w:rPr>
+          <w:bCs/>
+          <w:b/>
+        </w:rPr>
+        <w:t xml:space="preserve">(a)</w:t>
+      </w:r>
+      <w:r>
+        <w:t xml:space="preserve"> </w:t>
+      </w:r>
+      <w:r>
+        <w:t xml:space="preserve">The Marketer acknowledges that in the course of performing their duties under this Agreement, they may collect, access, or process personal data of Customers, Leads, and other individuals.</w:t>
+      </w:r>
+    </w:p>
+    <w:p>
+      <w:pPr>
+        <w:pStyle w:val="BodyText"/>
+      </w:pPr>
+      <w:r>
+        <w:rPr>
+          <w:bCs/>
+          <w:b/>
+        </w:rPr>
+        <w:t xml:space="preserve">(b)</w:t>
+      </w:r>
+      <w:r>
+        <w:t xml:space="preserve"> </w:t>
+      </w:r>
+      <w:r>
+        <w:t xml:space="preserve">The Marketer shall process personal data only for the purposes of performing their obligations under this Agreement and in accordance with the Company’s data protection policies and lawful instructions.</w:t>
+      </w:r>
+    </w:p>
+    <w:p>
+      <w:pPr>
+        <w:pStyle w:val="BodyText"/>
+      </w:pPr>
+      <w:r>
+        <w:rPr>
+          <w:bCs/>
+          <w:b/>
+        </w:rPr>
+        <w:t xml:space="preserve">(c)</w:t>
+      </w:r>
+      <w:r>
+        <w:t xml:space="preserve"> </w:t>
+      </w:r>
+      <w:r>
+        <w:t xml:space="preserve">The Marketer shall not transfer personal data to any third party without the prior written consent of the Company.</w:t>
+      </w:r>
+    </w:p>
+    <w:bookmarkEnd w:id="104"/>
+    <w:bookmarkStart w:id="105" w:name="data-security"/>
+    <w:p>
+      <w:pPr>
+        <w:pStyle w:val="Heading3"/>
+        <w:rPr>
+          <w:color w:val="E08A00"/>
+        </w:rPr>
+      </w:pPr>
+      <w:r>
+        <w:rPr>
+          <w:b/>
+          <w:color w:val="E08A00"/>
+          <w:sz w:val="26"/>
+        </w:rPr>
+        <w:t xml:space="preserve">19.3 Data Security</w:t>
+      </w:r>
+    </w:p>
+    <w:p>
+      <w:pPr>
+        <w:pStyle w:val="FirstParagraph"/>
+      </w:pPr>
+      <w:r>
+        <w:t xml:space="preserve">The Marketer shall implement appropriate technical and organisational measures to protect personal data against unauthorised access, loss, destruction, alteration, or disclosure, having regard to the nature, scope, context, and purposes of the processing and the risks to the rights and freedoms of data subjects.</w:t>
+      </w:r>
+    </w:p>
     <w:bookmarkEnd w:id="105"/>
-    <w:bookmarkStart w:id="106" w:name="data-processing"/>
+    <w:bookmarkStart w:id="106" w:name="data-breach-notification"/>
     <w:p>
       <w:pPr>
         <w:pStyle w:val="Heading3"/>
@@ -6859,7 +6841,7 @@
           <w:color w:val="E08A00"/>
           <w:sz w:val="26"/>
         </w:rPr>
-        <w:t xml:space="preserve">19.2 Data Processing</w:t>
+        <w:t xml:space="preserve">19.4 Data Breach Notification</w:t>
       </w:r>
     </w:p>
     <w:p>
@@ -6867,57 +6849,27 @@
         <w:pStyle w:val="FirstParagraph"/>
       </w:pPr>
       <w:r>
-        <w:rPr>
-          <w:bCs/>
-          <w:b/>
-        </w:rPr>
-        <w:t xml:space="preserve">(a)</w:t>
-      </w:r>
-      <w:r>
-        <w:t xml:space="preserve"> </w:t>
-      </w:r>
-      <w:r>
-        <w:t xml:space="preserve">The Marketer acknowledges that in the course of performing their duties under this Agreement, they may collect, access, or process personal data of Customers, Leads, and other individuals.</w:t>
-      </w:r>
-    </w:p>
-    <w:p>
-      <w:pPr>
-        <w:pStyle w:val="BodyText"/>
-      </w:pPr>
-      <w:r>
-        <w:rPr>
-          <w:bCs/>
-          <w:b/>
-        </w:rPr>
-        <w:t xml:space="preserve">(b)</w:t>
-      </w:r>
-      <w:r>
-        <w:t xml:space="preserve"> </w:t>
-      </w:r>
-      <w:r>
-        <w:t xml:space="preserve">The Marketer shall process personal data only for the purposes of performing their obligations under this Agreement and in accordance with the Company’s data protection policies and lawful instructions.</w:t>
-      </w:r>
-    </w:p>
-    <w:p>
-      <w:pPr>
-        <w:pStyle w:val="BodyText"/>
-      </w:pPr>
-      <w:r>
-        <w:rPr>
-          <w:bCs/>
-          <w:b/>
-        </w:rPr>
-        <w:t xml:space="preserve">(c)</w:t>
-      </w:r>
-      <w:r>
-        <w:t xml:space="preserve"> </w:t>
-      </w:r>
-      <w:r>
-        <w:t xml:space="preserve">The Marketer shall not transfer personal data to any third party without the prior written consent of the Company.</w:t>
+        <w:t xml:space="preserve">In the event of any personal data breach, the Marketer shall notify the Company within</w:t>
+      </w:r>
+      <w:r>
+        <w:t xml:space="preserve"> </w:t>
+      </w:r>
+      <w:r>
+        <w:rPr>
+          <w:bCs/>
+          <w:b/>
+        </w:rPr>
+        <w:t xml:space="preserve">seventy-two (72) hours</w:t>
+      </w:r>
+      <w:r>
+        <w:t xml:space="preserve"> </w:t>
+      </w:r>
+      <w:r>
+        <w:t xml:space="preserve">of becoming aware of the breach, providing full details of the nature of the breach, the categories and approximate number of data subjects affected, the likely consequences of the breach, and the measures taken or proposed to address the breach.</w:t>
       </w:r>
     </w:p>
     <w:bookmarkEnd w:id="106"/>
-    <w:bookmarkStart w:id="107" w:name="data-security"/>
+    <w:bookmarkStart w:id="107" w:name="data-subject-rights"/>
     <w:p>
       <w:pPr>
         <w:pStyle w:val="Heading3"/>
@@ -6931,7 +6883,7 @@
           <w:color w:val="E08A00"/>
           <w:sz w:val="26"/>
         </w:rPr>
-        <w:t xml:space="preserve">19.3 Data Security</w:t>
+        <w:t xml:space="preserve">19.5 Data Subject Rights</w:t>
       </w:r>
     </w:p>
     <w:p>
@@ -6939,79 +6891,11 @@
         <w:pStyle w:val="FirstParagraph"/>
       </w:pPr>
       <w:r>
-        <w:t xml:space="preserve">The Marketer shall implement appropriate technical and organisational measures to protect personal data against unauthorised access, loss, destruction, alteration, or disclosure, having regard to the nature, scope, context, and purposes of the processing and the risks to the rights and freedoms of data subjects.</w:t>
+        <w:t xml:space="preserve">The Marketer shall cooperate with the Company in responding to data subject requests, including requests for access, rectification, erasure, restriction of processing, data portability, and objection, in accordance with the NDPA.</w:t>
       </w:r>
     </w:p>
     <w:bookmarkEnd w:id="107"/>
-    <w:bookmarkStart w:id="108" w:name="data-breach-notification"/>
-    <w:p>
-      <w:pPr>
-        <w:pStyle w:val="Heading3"/>
-        <w:rPr>
-          <w:color w:val="E08A00"/>
-        </w:rPr>
-      </w:pPr>
-      <w:r>
-        <w:rPr>
-          <w:b/>
-          <w:color w:val="E08A00"/>
-          <w:sz w:val="26"/>
-        </w:rPr>
-        <w:t xml:space="preserve">19.4 Data Breach Notification</w:t>
-      </w:r>
-    </w:p>
-    <w:p>
-      <w:pPr>
-        <w:pStyle w:val="FirstParagraph"/>
-      </w:pPr>
-      <w:r>
-        <w:t xml:space="preserve">In the event of any personal data breach, the Marketer shall notify the Company within</w:t>
-      </w:r>
-      <w:r>
-        <w:t xml:space="preserve"> </w:t>
-      </w:r>
-      <w:r>
-        <w:rPr>
-          <w:bCs/>
-          <w:b/>
-        </w:rPr>
-        <w:t xml:space="preserve">seventy-two (72) hours</w:t>
-      </w:r>
-      <w:r>
-        <w:t xml:space="preserve"> </w:t>
-      </w:r>
-      <w:r>
-        <w:t xml:space="preserve">of becoming aware of the breach, providing full details of the nature of the breach, the categories and approximate number of data subjects affected, the likely consequences of the breach, and the measures taken or proposed to address the breach.</w:t>
-      </w:r>
-    </w:p>
-    <w:bookmarkEnd w:id="108"/>
-    <w:bookmarkStart w:id="109" w:name="data-subject-rights"/>
-    <w:p>
-      <w:pPr>
-        <w:pStyle w:val="Heading3"/>
-        <w:rPr>
-          <w:color w:val="E08A00"/>
-        </w:rPr>
-      </w:pPr>
-      <w:r>
-        <w:rPr>
-          <w:b/>
-          <w:color w:val="E08A00"/>
-          <w:sz w:val="26"/>
-        </w:rPr>
-        <w:t xml:space="preserve">19.5 Data Subject Rights</w:t>
-      </w:r>
-    </w:p>
-    <w:p>
-      <w:pPr>
-        <w:pStyle w:val="FirstParagraph"/>
-      </w:pPr>
-      <w:r>
-        <w:t xml:space="preserve">The Marketer shall cooperate with the Company in responding to data subject requests, including requests for access, rectification, erasure, restriction of processing, data portability, and objection, in accordance with the NDPA.</w:t>
-      </w:r>
-    </w:p>
-    <w:bookmarkEnd w:id="109"/>
-    <w:bookmarkStart w:id="110" w:name="data-return-and-deletion"/>
+    <w:bookmarkStart w:id="108" w:name="data-return-and-deletion"/>
     <w:p>
       <w:pPr>
         <w:pStyle w:val="Heading3"/>
@@ -7059,9 +6943,9 @@
         </w:pict>
       </w:r>
     </w:p>
-    <w:bookmarkEnd w:id="110"/>
-    <w:bookmarkEnd w:id="111"/>
-    <w:bookmarkStart w:id="117" w:name="dispute-resolution"/>
+    <w:bookmarkEnd w:id="108"/>
+    <w:bookmarkEnd w:id="109"/>
+    <w:bookmarkStart w:id="115" w:name="dispute-resolution"/>
     <w:p>
       <w:pPr>
         <w:pBdr>
@@ -7090,7 +6974,7 @@
         <w:t xml:space="preserve">20. DISPUTE RESOLUTION</w:t>
       </w:r>
     </w:p>
-    <w:bookmarkStart w:id="112" w:name="negotiation"/>
+    <w:bookmarkStart w:id="110" w:name="negotiation"/>
     <w:p>
       <w:pPr>
         <w:pStyle w:val="Heading3"/>
@@ -7146,8 +7030,218 @@
         <w:t xml:space="preserve">of written notice of the Dispute.</w:t>
       </w:r>
     </w:p>
+    <w:bookmarkEnd w:id="110"/>
+    <w:bookmarkStart w:id="111" w:name="mediation"/>
+    <w:p>
+      <w:pPr>
+        <w:pStyle w:val="Heading3"/>
+        <w:rPr>
+          <w:color w:val="E08A00"/>
+        </w:rPr>
+      </w:pPr>
+      <w:r>
+        <w:rPr>
+          <w:b/>
+          <w:color w:val="E08A00"/>
+          <w:sz w:val="26"/>
+        </w:rPr>
+        <w:t xml:space="preserve">20.2 Mediation</w:t>
+      </w:r>
+    </w:p>
+    <w:p>
+      <w:pPr>
+        <w:pStyle w:val="FirstParagraph"/>
+      </w:pPr>
+      <w:r>
+        <w:t xml:space="preserve">If the Dispute cannot be resolved through negotiation within the period specified above, either Party may refer the Dispute to mediation under the rules of the Lagos Multi-Door Courthouse (LMDC) or any other mutually agreed mediation body. The mediation shall take place in</w:t>
+      </w:r>
+      <w:r>
+        <w:t xml:space="preserve"> </w:t>
+      </w:r>
+      <w:r>
+        <w:rPr>
+          <w:bCs/>
+          <w:b/>
+        </w:rPr>
+        <w:t xml:space="preserve">Lagos, Nigeria</w:t>
+      </w:r>
+      <w:r>
+        <w:t xml:space="preserve">, and the costs of mediation shall be borne equally by the Parties.</w:t>
+      </w:r>
+    </w:p>
+    <w:bookmarkEnd w:id="111"/>
+    <w:bookmarkStart w:id="112" w:name="arbitration"/>
+    <w:p>
+      <w:pPr>
+        <w:pStyle w:val="Heading3"/>
+        <w:rPr>
+          <w:color w:val="E08A00"/>
+        </w:rPr>
+      </w:pPr>
+      <w:r>
+        <w:rPr>
+          <w:b/>
+          <w:color w:val="E08A00"/>
+          <w:sz w:val="26"/>
+        </w:rPr>
+        <w:t xml:space="preserve">20.3 Arbitration</w:t>
+      </w:r>
+    </w:p>
+    <w:p>
+      <w:pPr>
+        <w:pStyle w:val="FirstParagraph"/>
+      </w:pPr>
+      <w:r>
+        <w:t xml:space="preserve">If the Dispute is not resolved through mediation within</w:t>
+      </w:r>
+      <w:r>
+        <w:t xml:space="preserve"> </w:t>
+      </w:r>
+      <w:r>
+        <w:rPr>
+          <w:bCs/>
+          <w:b/>
+        </w:rPr>
+        <w:t xml:space="preserve">thirty (30) calendar days</w:t>
+      </w:r>
+      <w:r>
+        <w:t xml:space="preserve"> </w:t>
+      </w:r>
+      <w:r>
+        <w:t xml:space="preserve">of the referral to mediation, the Dispute shall be referred to and finally resolved by arbitration in accordance with the Arbitration and Mediation Act of Nigeria. The arbitration shall be conducted as follows:</w:t>
+      </w:r>
+    </w:p>
+    <w:p>
+      <w:pPr>
+        <w:pStyle w:val="BodyText"/>
+      </w:pPr>
+      <w:r>
+        <w:rPr>
+          <w:bCs/>
+          <w:b/>
+        </w:rPr>
+        <w:t xml:space="preserve">(a)</w:t>
+      </w:r>
+      <w:r>
+        <w:t xml:space="preserve"> </w:t>
+      </w:r>
+      <w:r>
+        <w:t xml:space="preserve">The seat of arbitration shall be</w:t>
+      </w:r>
+      <w:r>
+        <w:t xml:space="preserve"> </w:t>
+      </w:r>
+      <w:r>
+        <w:rPr>
+          <w:bCs/>
+          <w:b/>
+        </w:rPr>
+        <w:t xml:space="preserve">Lagos, Nigeria</w:t>
+      </w:r>
+      <w:r>
+        <w:t xml:space="preserve">;</w:t>
+      </w:r>
+    </w:p>
+    <w:p>
+      <w:pPr>
+        <w:pStyle w:val="BodyText"/>
+      </w:pPr>
+      <w:r>
+        <w:rPr>
+          <w:bCs/>
+          <w:b/>
+        </w:rPr>
+        <w:t xml:space="preserve">(b)</w:t>
+      </w:r>
+      <w:r>
+        <w:t xml:space="preserve"> </w:t>
+      </w:r>
+      <w:r>
+        <w:t xml:space="preserve">The arbitration shall be conducted by a sole arbitrator, to be mutually agreed upon by the Parties. In the event that the Parties are unable to agree on an arbitrator within</w:t>
+      </w:r>
+      <w:r>
+        <w:t xml:space="preserve"> </w:t>
+      </w:r>
+      <w:r>
+        <w:rPr>
+          <w:bCs/>
+          <w:b/>
+        </w:rPr>
+        <w:t xml:space="preserve">fourteen (14) calendar days</w:t>
+      </w:r>
+      <w:r>
+        <w:t xml:space="preserve">, the arbitrator shall be appointed by the President of the Chartered Institute of Arbitrators (UK), Nigeria Branch;</w:t>
+      </w:r>
+    </w:p>
+    <w:p>
+      <w:pPr>
+        <w:pStyle w:val="BodyText"/>
+      </w:pPr>
+      <w:r>
+        <w:rPr>
+          <w:bCs/>
+          <w:b/>
+        </w:rPr>
+        <w:t xml:space="preserve">(c)</w:t>
+      </w:r>
+      <w:r>
+        <w:t xml:space="preserve"> </w:t>
+      </w:r>
+      <w:r>
+        <w:t xml:space="preserve">The language of the arbitration shall be</w:t>
+      </w:r>
+      <w:r>
+        <w:t xml:space="preserve"> </w:t>
+      </w:r>
+      <w:r>
+        <w:rPr>
+          <w:bCs/>
+          <w:b/>
+        </w:rPr>
+        <w:t xml:space="preserve">English</w:t>
+      </w:r>
+      <w:r>
+        <w:t xml:space="preserve">;</w:t>
+      </w:r>
+    </w:p>
+    <w:p>
+      <w:pPr>
+        <w:pStyle w:val="BodyText"/>
+      </w:pPr>
+      <w:r>
+        <w:rPr>
+          <w:bCs/>
+          <w:b/>
+        </w:rPr>
+        <w:t xml:space="preserve">(d)</w:t>
+      </w:r>
+      <w:r>
+        <w:t xml:space="preserve"> </w:t>
+      </w:r>
+      <w:r>
+        <w:t xml:space="preserve">The arbitrator’s decision shall be final and binding on both Parties, and may be entered as a judgment in any court of competent jurisdiction;</w:t>
+      </w:r>
+    </w:p>
+    <w:p>
+      <w:pPr>
+        <w:pStyle w:val="BodyText"/>
+      </w:pPr>
+      <w:r>
+        <w:rPr>
+          <w:bCs/>
+          <w:b/>
+        </w:rPr>
+        <w:t xml:space="preserve">(e)</w:t>
+      </w:r>
+      <w:r>
+        <w:t xml:space="preserve"> </w:t>
+      </w:r>
+      <w:r>
+        <w:t xml:space="preserve">Each Party shall bear their own costs of the arbitration, unless the arbitrator orders otherwise.</w:t>
+      </w:r>
+    </w:p>
     <w:bookmarkEnd w:id="112"/>
-    <w:bookmarkStart w:id="113" w:name="mediation"/>
+    <w:bookmarkStart w:id="113" w:name="governing-law"/>
     <w:p>
       <w:pPr>
         <w:pStyle w:val="Heading3"/>
@@ -7161,7 +7255,7 @@
           <w:color w:val="E08A00"/>
           <w:sz w:val="26"/>
         </w:rPr>
-        <w:t xml:space="preserve">20.2 Mediation</w:t>
+        <w:t xml:space="preserve">20.4 Governing Law</w:t>
       </w:r>
     </w:p>
     <w:p>
@@ -7169,234 +7263,24 @@
         <w:pStyle w:val="FirstParagraph"/>
       </w:pPr>
       <w:r>
-        <w:t xml:space="preserve">If the Dispute cannot be resolved through negotiation within the period specified above, either Party may refer the Dispute to mediation under the rules of the Lagos Multi-Door Courthouse (LMDC) or any other mutually agreed mediation body. The mediation shall take place in</w:t>
-      </w:r>
-      <w:r>
-        <w:t xml:space="preserve"> </w:t>
-      </w:r>
-      <w:r>
-        <w:rPr>
-          <w:bCs/>
-          <w:b/>
-        </w:rPr>
-        <w:t xml:space="preserve">Lagos, Nigeria</w:t>
-      </w:r>
-      <w:r>
-        <w:t xml:space="preserve">, and the costs of mediation shall be borne equally by the Parties.</w:t>
+        <w:t xml:space="preserve">This Agreement shall be governed by and construed in accordance with the</w:t>
+      </w:r>
+      <w:r>
+        <w:t xml:space="preserve"> </w:t>
+      </w:r>
+      <w:r>
+        <w:rPr>
+          <w:bCs/>
+          <w:b/>
+        </w:rPr>
+        <w:t xml:space="preserve">laws of the Federal Republic of Nigeria</w:t>
+      </w:r>
+      <w:r>
+        <w:t xml:space="preserve">.</w:t>
       </w:r>
     </w:p>
     <w:bookmarkEnd w:id="113"/>
-    <w:bookmarkStart w:id="114" w:name="arbitration"/>
-    <w:p>
-      <w:pPr>
-        <w:pStyle w:val="Heading3"/>
-        <w:rPr>
-          <w:color w:val="E08A00"/>
-        </w:rPr>
-      </w:pPr>
-      <w:r>
-        <w:rPr>
-          <w:b/>
-          <w:color w:val="E08A00"/>
-          <w:sz w:val="26"/>
-        </w:rPr>
-        <w:t xml:space="preserve">20.3 Arbitration</w:t>
-      </w:r>
-    </w:p>
-    <w:p>
-      <w:pPr>
-        <w:pStyle w:val="FirstParagraph"/>
-      </w:pPr>
-      <w:r>
-        <w:t xml:space="preserve">If the Dispute is not resolved through mediation within</w:t>
-      </w:r>
-      <w:r>
-        <w:t xml:space="preserve"> </w:t>
-      </w:r>
-      <w:r>
-        <w:rPr>
-          <w:bCs/>
-          <w:b/>
-        </w:rPr>
-        <w:t xml:space="preserve">thirty (30) calendar days</w:t>
-      </w:r>
-      <w:r>
-        <w:t xml:space="preserve"> </w:t>
-      </w:r>
-      <w:r>
-        <w:t xml:space="preserve">of the referral to mediation, the Dispute shall be referred to and finally resolved by arbitration in accordance with the Arbitration and Mediation Act of Nigeria. The arbitration shall be conducted as follows:</w:t>
-      </w:r>
-    </w:p>
-    <w:p>
-      <w:pPr>
-        <w:pStyle w:val="BodyText"/>
-      </w:pPr>
-      <w:r>
-        <w:rPr>
-          <w:bCs/>
-          <w:b/>
-        </w:rPr>
-        <w:t xml:space="preserve">(a)</w:t>
-      </w:r>
-      <w:r>
-        <w:t xml:space="preserve"> </w:t>
-      </w:r>
-      <w:r>
-        <w:t xml:space="preserve">The seat of arbitration shall be</w:t>
-      </w:r>
-      <w:r>
-        <w:t xml:space="preserve"> </w:t>
-      </w:r>
-      <w:r>
-        <w:rPr>
-          <w:bCs/>
-          <w:b/>
-        </w:rPr>
-        <w:t xml:space="preserve">Lagos, Nigeria</w:t>
-      </w:r>
-      <w:r>
-        <w:t xml:space="preserve">;</w:t>
-      </w:r>
-    </w:p>
-    <w:p>
-      <w:pPr>
-        <w:pStyle w:val="BodyText"/>
-      </w:pPr>
-      <w:r>
-        <w:rPr>
-          <w:bCs/>
-          <w:b/>
-        </w:rPr>
-        <w:t xml:space="preserve">(b)</w:t>
-      </w:r>
-      <w:r>
-        <w:t xml:space="preserve"> </w:t>
-      </w:r>
-      <w:r>
-        <w:t xml:space="preserve">The arbitration shall be conducted by a sole arbitrator, to be mutually agreed upon by the Parties. In the event that the Parties are unable to agree on an arbitrator within</w:t>
-      </w:r>
-      <w:r>
-        <w:t xml:space="preserve"> </w:t>
-      </w:r>
-      <w:r>
-        <w:rPr>
-          <w:bCs/>
-          <w:b/>
-        </w:rPr>
-        <w:t xml:space="preserve">fourteen (14) calendar days</w:t>
-      </w:r>
-      <w:r>
-        <w:t xml:space="preserve">, the arbitrator shall be appointed by the President of the Chartered Institute of Arbitrators (UK), Nigeria Branch;</w:t>
-      </w:r>
-    </w:p>
-    <w:p>
-      <w:pPr>
-        <w:pStyle w:val="BodyText"/>
-      </w:pPr>
-      <w:r>
-        <w:rPr>
-          <w:bCs/>
-          <w:b/>
-        </w:rPr>
-        <w:t xml:space="preserve">(c)</w:t>
-      </w:r>
-      <w:r>
-        <w:t xml:space="preserve"> </w:t>
-      </w:r>
-      <w:r>
-        <w:t xml:space="preserve">The language of the arbitration shall be</w:t>
-      </w:r>
-      <w:r>
-        <w:t xml:space="preserve"> </w:t>
-      </w:r>
-      <w:r>
-        <w:rPr>
-          <w:bCs/>
-          <w:b/>
-        </w:rPr>
-        <w:t xml:space="preserve">English</w:t>
-      </w:r>
-      <w:r>
-        <w:t xml:space="preserve">;</w:t>
-      </w:r>
-    </w:p>
-    <w:p>
-      <w:pPr>
-        <w:pStyle w:val="BodyText"/>
-      </w:pPr>
-      <w:r>
-        <w:rPr>
-          <w:bCs/>
-          <w:b/>
-        </w:rPr>
-        <w:t xml:space="preserve">(d)</w:t>
-      </w:r>
-      <w:r>
-        <w:t xml:space="preserve"> </w:t>
-      </w:r>
-      <w:r>
-        <w:t xml:space="preserve">The arbitrator’s decision shall be final and binding on both Parties, and may be entered as a judgment in any court of competent jurisdiction;</w:t>
-      </w:r>
-    </w:p>
-    <w:p>
-      <w:pPr>
-        <w:pStyle w:val="BodyText"/>
-      </w:pPr>
-      <w:r>
-        <w:rPr>
-          <w:bCs/>
-          <w:b/>
-        </w:rPr>
-        <w:t xml:space="preserve">(e)</w:t>
-      </w:r>
-      <w:r>
-        <w:t xml:space="preserve"> </w:t>
-      </w:r>
-      <w:r>
-        <w:t xml:space="preserve">Each Party shall bear their own costs of the arbitration, unless the arbitrator orders otherwise.</w:t>
-      </w:r>
-    </w:p>
-    <w:bookmarkEnd w:id="114"/>
-    <w:bookmarkStart w:id="115" w:name="governing-law"/>
-    <w:p>
-      <w:pPr>
-        <w:pStyle w:val="Heading3"/>
-        <w:rPr>
-          <w:color w:val="E08A00"/>
-        </w:rPr>
-      </w:pPr>
-      <w:r>
-        <w:rPr>
-          <w:b/>
-          <w:color w:val="E08A00"/>
-          <w:sz w:val="26"/>
-        </w:rPr>
-        <w:t xml:space="preserve">20.4 Governing Law</w:t>
-      </w:r>
-    </w:p>
-    <w:p>
-      <w:pPr>
-        <w:pStyle w:val="FirstParagraph"/>
-      </w:pPr>
-      <w:r>
-        <w:t xml:space="preserve">This Agreement shall be governed by and construed in accordance with the</w:t>
-      </w:r>
-      <w:r>
-        <w:t xml:space="preserve"> </w:t>
-      </w:r>
-      <w:r>
-        <w:rPr>
-          <w:bCs/>
-          <w:b/>
-        </w:rPr>
-        <w:t xml:space="preserve">laws of the Federal Republic of Nigeria</w:t>
-      </w:r>
-      <w:r>
-        <w:t xml:space="preserve">.</w:t>
-      </w:r>
-    </w:p>
-    <w:bookmarkEnd w:id="115"/>
-    <w:bookmarkStart w:id="116" w:name="preservation-of-rights"/>
+    <w:bookmarkStart w:id="114" w:name="preservation-of-rights"/>
     <w:p>
       <w:pPr>
         <w:pStyle w:val="Heading3"/>
@@ -7428,9 +7312,9 @@
         </w:pict>
       </w:r>
     </w:p>
-    <w:bookmarkEnd w:id="116"/>
-    <w:bookmarkEnd w:id="117"/>
-    <w:bookmarkStart w:id="128" w:name="general-provisions"/>
+    <w:bookmarkEnd w:id="114"/>
+    <w:bookmarkEnd w:id="115"/>
+    <w:bookmarkStart w:id="126" w:name="general-provisions"/>
     <w:p>
       <w:pPr>
         <w:pBdr>
@@ -7459,7 +7343,7 @@
         <w:t xml:space="preserve">21. GENERAL PROVISIONS</w:t>
       </w:r>
     </w:p>
-    <w:bookmarkStart w:id="118" w:name="entire-agreement"/>
+    <w:bookmarkStart w:id="116" w:name="entire-agreement"/>
     <w:p>
       <w:pPr>
         <w:pStyle w:val="Heading3"/>
@@ -7484,8 +7368,60 @@
         <w:t xml:space="preserve">This Agreement, together with all Schedules annexed hereto, constitutes the entire agreement between the Parties with respect to its subject matter and supersedes all prior negotiations, representations, understandings, and agreements, whether written or oral, relating thereto.</w:t>
       </w:r>
     </w:p>
+    <w:bookmarkEnd w:id="116"/>
+    <w:bookmarkStart w:id="117" w:name="amendments"/>
+    <w:p>
+      <w:pPr>
+        <w:pStyle w:val="Heading3"/>
+        <w:rPr>
+          <w:color w:val="E08A00"/>
+        </w:rPr>
+      </w:pPr>
+      <w:r>
+        <w:rPr>
+          <w:b/>
+          <w:color w:val="E08A00"/>
+          <w:sz w:val="26"/>
+        </w:rPr>
+        <w:t xml:space="preserve">21.2 Amendments</w:t>
+      </w:r>
+    </w:p>
+    <w:p>
+      <w:pPr>
+        <w:pStyle w:val="FirstParagraph"/>
+      </w:pPr>
+      <w:r>
+        <w:t xml:space="preserve">No amendment, variation, or modification of this Agreement shall be valid or binding unless made in writing and signed by both Parties.</w:t>
+      </w:r>
+    </w:p>
+    <w:bookmarkEnd w:id="117"/>
+    <w:bookmarkStart w:id="118" w:name="waiver"/>
+    <w:p>
+      <w:pPr>
+        <w:pStyle w:val="Heading3"/>
+        <w:rPr>
+          <w:color w:val="E08A00"/>
+        </w:rPr>
+      </w:pPr>
+      <w:r>
+        <w:rPr>
+          <w:b/>
+          <w:color w:val="E08A00"/>
+          <w:sz w:val="26"/>
+        </w:rPr>
+        <w:t xml:space="preserve">21.3 Waiver</w:t>
+      </w:r>
+    </w:p>
+    <w:p>
+      <w:pPr>
+        <w:pStyle w:val="FirstParagraph"/>
+      </w:pPr>
+      <w:r>
+        <w:t xml:space="preserve">The failure of either Party to enforce any provision of this Agreement shall not constitute a waiver of such provision or of the right to enforce it at a later time. Any waiver must be in writing and signed by the waiving Party.</w:t>
+      </w:r>
+    </w:p>
     <w:bookmarkEnd w:id="118"/>
-    <w:bookmarkStart w:id="119" w:name="amendments"/>
+    <w:bookmarkStart w:id="119" w:name="severability"/>
     <w:p>
       <w:pPr>
         <w:pStyle w:val="Heading3"/>
@@ -7499,7 +7435,7 @@
           <w:color w:val="E08A00"/>
           <w:sz w:val="26"/>
         </w:rPr>
-        <w:t xml:space="preserve">21.2 Amendments</w:t>
+        <w:t xml:space="preserve">21.4 Severability</w:t>
       </w:r>
     </w:p>
     <w:p>
@@ -7507,11 +7443,11 @@
         <w:pStyle w:val="FirstParagraph"/>
       </w:pPr>
       <w:r>
-        <w:t xml:space="preserve">No amendment, variation, or modification of this Agreement shall be valid or binding unless made in writing and signed by both Parties.</w:t>
+        <w:t xml:space="preserve">If any provision of this Agreement is found to be invalid, illegal, or unenforceable by a court of competent jurisdiction, such provision shall be severed from the Agreement and the remaining provisions shall continue in full force and effect.</w:t>
       </w:r>
     </w:p>
     <w:bookmarkEnd w:id="119"/>
-    <w:bookmarkStart w:id="120" w:name="waiver"/>
+    <w:bookmarkStart w:id="120" w:name="assignment"/>
     <w:p>
       <w:pPr>
         <w:pStyle w:val="Heading3"/>
@@ -7525,7 +7461,7 @@
           <w:color w:val="E08A00"/>
           <w:sz w:val="26"/>
         </w:rPr>
-        <w:t xml:space="preserve">21.3 Waiver</w:t>
+        <w:t xml:space="preserve">21.5 Assignment</w:t>
       </w:r>
     </w:p>
     <w:p>
@@ -7533,11 +7469,11 @@
         <w:pStyle w:val="FirstParagraph"/>
       </w:pPr>
       <w:r>
-        <w:t xml:space="preserve">The failure of either Party to enforce any provision of this Agreement shall not constitute a waiver of such provision or of the right to enforce it at a later time. Any waiver must be in writing and signed by the waiving Party.</w:t>
+        <w:t xml:space="preserve">The Marketer shall not assign, transfer, or delegate any of their rights or obligations under this Agreement without the prior written consent of the Company. The Company may assign this Agreement to any Affiliate or successor entity without the Marketer’s consent.</w:t>
       </w:r>
     </w:p>
     <w:bookmarkEnd w:id="120"/>
-    <w:bookmarkStart w:id="121" w:name="severability"/>
+    <w:bookmarkStart w:id="121" w:name="notices"/>
     <w:p>
       <w:pPr>
         <w:pStyle w:val="Heading3"/>
@@ -7551,7 +7487,7 @@
           <w:color w:val="E08A00"/>
           <w:sz w:val="26"/>
         </w:rPr>
-        <w:t xml:space="preserve">21.4 Severability</w:t>
+        <w:t xml:space="preserve">21.6 Notices</w:t>
       </w:r>
     </w:p>
     <w:p>
@@ -7559,11 +7495,73 @@
         <w:pStyle w:val="FirstParagraph"/>
       </w:pPr>
       <w:r>
-        <w:t xml:space="preserve">If any provision of this Agreement is found to be invalid, illegal, or unenforceable by a court of competent jurisdiction, such provision shall be severed from the Agreement and the remaining provisions shall continue in full force and effect.</w:t>
+        <w:t xml:space="preserve">All notices, requests, demands, and other communications under this Agreement shall be in writing and shall be deemed to have been duly given when:</w:t>
+      </w:r>
+    </w:p>
+    <w:p>
+      <w:pPr>
+        <w:pStyle w:val="BodyText"/>
+      </w:pPr>
+      <w:r>
+        <w:rPr>
+          <w:bCs/>
+          <w:b/>
+        </w:rPr>
+        <w:t xml:space="preserve">(a)</w:t>
+      </w:r>
+      <w:r>
+        <w:t xml:space="preserve"> </w:t>
+      </w:r>
+      <w:r>
+        <w:t xml:space="preserve">Delivered personally;</w:t>
+      </w:r>
+    </w:p>
+    <w:p>
+      <w:pPr>
+        <w:pStyle w:val="BodyText"/>
+      </w:pPr>
+      <w:r>
+        <w:rPr>
+          <w:bCs/>
+          <w:b/>
+        </w:rPr>
+        <w:t xml:space="preserve">(b)</w:t>
+      </w:r>
+      <w:r>
+        <w:t xml:space="preserve"> </w:t>
+      </w:r>
+      <w:r>
+        <w:t xml:space="preserve">Sent by registered post or courier, three (3) business days after posting;</w:t>
+      </w:r>
+    </w:p>
+    <w:p>
+      <w:pPr>
+        <w:pStyle w:val="BodyText"/>
+      </w:pPr>
+      <w:r>
+        <w:rPr>
+          <w:bCs/>
+          <w:b/>
+        </w:rPr>
+        <w:t xml:space="preserve">(c)</w:t>
+      </w:r>
+      <w:r>
+        <w:t xml:space="preserve"> </w:t>
+      </w:r>
+      <w:r>
+        <w:t xml:space="preserve">Sent by email, upon confirmation of receipt by the receiving Party.</w:t>
+      </w:r>
+    </w:p>
+    <w:p>
+      <w:pPr>
+        <w:pStyle w:val="BodyText"/>
+      </w:pPr>
+      <w:r>
+        <w:t xml:space="preserve">Notices shall be sent to the addresses specified on the first page of this Agreement, or to such other address as either Party may designate in writing.</w:t>
       </w:r>
     </w:p>
     <w:bookmarkEnd w:id="121"/>
-    <w:bookmarkStart w:id="122" w:name="assignment"/>
+    <w:bookmarkStart w:id="122" w:name="force-majeure"/>
     <w:p>
       <w:pPr>
         <w:pStyle w:val="Heading3"/>
@@ -7577,7 +7575,7 @@
           <w:color w:val="E08A00"/>
           <w:sz w:val="26"/>
         </w:rPr>
-        <w:t xml:space="preserve">21.5 Assignment</w:t>
+        <w:t xml:space="preserve">21.7 Force Majeure</w:t>
       </w:r>
     </w:p>
     <w:p>
@@ -7585,11 +7583,11 @@
         <w:pStyle w:val="FirstParagraph"/>
       </w:pPr>
       <w:r>
-        <w:t xml:space="preserve">The Marketer shall not assign, transfer, or delegate any of their rights or obligations under this Agreement without the prior written consent of the Company. The Company may assign this Agreement to any Affiliate or successor entity without the Marketer’s consent.</w:t>
+        <w:t xml:space="preserve">Neither Party shall be liable for any failure or delay in performing their obligations under this Agreement to the extent that such failure or delay is caused by circumstances beyond their reasonable control, including but not limited to acts of God, natural disasters, war, terrorism, civil unrest, pandemics, government actions, power failures, or internet outages, provided that the affected Party gives prompt written notice to the other Party and uses reasonable efforts to mitigate the effects of the force majeure event.</w:t>
       </w:r>
     </w:p>
     <w:bookmarkEnd w:id="122"/>
-    <w:bookmarkStart w:id="123" w:name="notices"/>
+    <w:bookmarkStart w:id="123" w:name="relationship-with-other-agreements"/>
     <w:p>
       <w:pPr>
         <w:pStyle w:val="Heading3"/>
@@ -7603,7 +7601,7 @@
           <w:color w:val="E08A00"/>
           <w:sz w:val="26"/>
         </w:rPr>
-        <w:t xml:space="preserve">21.6 Notices</w:t>
+        <w:t xml:space="preserve">21.8 Relationship with Other Agreements</w:t>
       </w:r>
     </w:p>
     <w:p>
@@ -7611,73 +7609,11 @@
         <w:pStyle w:val="FirstParagraph"/>
       </w:pPr>
       <w:r>
-        <w:t xml:space="preserve">All notices, requests, demands, and other communications under this Agreement shall be in writing and shall be deemed to have been duly given when:</w:t>
-      </w:r>
-    </w:p>
-    <w:p>
-      <w:pPr>
-        <w:pStyle w:val="BodyText"/>
-      </w:pPr>
-      <w:r>
-        <w:rPr>
-          <w:bCs/>
-          <w:b/>
-        </w:rPr>
-        <w:t xml:space="preserve">(a)</w:t>
-      </w:r>
-      <w:r>
-        <w:t xml:space="preserve"> </w:t>
-      </w:r>
-      <w:r>
-        <w:t xml:space="preserve">Delivered personally;</w:t>
-      </w:r>
-    </w:p>
-    <w:p>
-      <w:pPr>
-        <w:pStyle w:val="BodyText"/>
-      </w:pPr>
-      <w:r>
-        <w:rPr>
-          <w:bCs/>
-          <w:b/>
-        </w:rPr>
-        <w:t xml:space="preserve">(b)</w:t>
-      </w:r>
-      <w:r>
-        <w:t xml:space="preserve"> </w:t>
-      </w:r>
-      <w:r>
-        <w:t xml:space="preserve">Sent by registered post or courier, three (3) business days after posting;</w:t>
-      </w:r>
-    </w:p>
-    <w:p>
-      <w:pPr>
-        <w:pStyle w:val="BodyText"/>
-      </w:pPr>
-      <w:r>
-        <w:rPr>
-          <w:bCs/>
-          <w:b/>
-        </w:rPr>
-        <w:t xml:space="preserve">(c)</w:t>
-      </w:r>
-      <w:r>
-        <w:t xml:space="preserve"> </w:t>
-      </w:r>
-      <w:r>
-        <w:t xml:space="preserve">Sent by email, upon confirmation of receipt by the receiving Party.</w:t>
-      </w:r>
-    </w:p>
-    <w:p>
-      <w:pPr>
-        <w:pStyle w:val="BodyText"/>
-      </w:pPr>
-      <w:r>
-        <w:t xml:space="preserve">Notices shall be sent to the addresses specified on the first page of this Agreement, or to such other address as either Party may designate in writing.</w:t>
+        <w:t xml:space="preserve">In the event of any conflict between the provisions of this Agreement and any other agreement between the Parties, the provisions of this Agreement shall prevail unless the other agreement expressly states that it takes precedence over this Commission Marketer Agreement.</w:t>
       </w:r>
     </w:p>
     <w:bookmarkEnd w:id="123"/>
-    <w:bookmarkStart w:id="124" w:name="force-majeure"/>
+    <w:bookmarkStart w:id="124" w:name="counterparts"/>
     <w:p>
       <w:pPr>
         <w:pStyle w:val="Heading3"/>
@@ -7691,7 +7627,7 @@
           <w:color w:val="E08A00"/>
           <w:sz w:val="26"/>
         </w:rPr>
-        <w:t xml:space="preserve">21.7 Force Majeure</w:t>
+        <w:t xml:space="preserve">21.9 Counterparts</w:t>
       </w:r>
     </w:p>
     <w:p>
@@ -7699,63 +7635,11 @@
         <w:pStyle w:val="FirstParagraph"/>
       </w:pPr>
       <w:r>
-        <w:t xml:space="preserve">Neither Party shall be liable for any failure or delay in performing their obligations under this Agreement to the extent that such failure or delay is caused by circumstances beyond their reasonable control, including but not limited to acts of God, natural disasters, war, terrorism, civil unrest, pandemics, government actions, power failures, or internet outages, provided that the affected Party gives prompt written notice to the other Party and uses reasonable efforts to mitigate the effects of the force majeure event.</w:t>
+        <w:t xml:space="preserve">This Agreement may be executed in any number of counterparts, each of which shall be deemed an original, and all of which together shall constitute one and the same instrument. Electronic signatures and scanned copies shall be deemed valid and binding.</w:t>
       </w:r>
     </w:p>
     <w:bookmarkEnd w:id="124"/>
-    <w:bookmarkStart w:id="125" w:name="relationship-with-other-agreements"/>
-    <w:p>
-      <w:pPr>
-        <w:pStyle w:val="Heading3"/>
-        <w:rPr>
-          <w:color w:val="E08A00"/>
-        </w:rPr>
-      </w:pPr>
-      <w:r>
-        <w:rPr>
-          <w:b/>
-          <w:color w:val="E08A00"/>
-          <w:sz w:val="26"/>
-        </w:rPr>
-        <w:t xml:space="preserve">21.8 Relationship with Other Agreements</w:t>
-      </w:r>
-    </w:p>
-    <w:p>
-      <w:pPr>
-        <w:pStyle w:val="FirstParagraph"/>
-      </w:pPr>
-      <w:r>
-        <w:t xml:space="preserve">In the event of any conflict between the provisions of this Agreement and any other agreement between the Parties, the provisions of this Agreement shall prevail unless the other agreement expressly states that it takes precedence over this Commission Marketer Agreement.</w:t>
-      </w:r>
-    </w:p>
-    <w:bookmarkEnd w:id="125"/>
-    <w:bookmarkStart w:id="126" w:name="counterparts"/>
-    <w:p>
-      <w:pPr>
-        <w:pStyle w:val="Heading3"/>
-        <w:rPr>
-          <w:color w:val="E08A00"/>
-        </w:rPr>
-      </w:pPr>
-      <w:r>
-        <w:rPr>
-          <w:b/>
-          <w:color w:val="E08A00"/>
-          <w:sz w:val="26"/>
-        </w:rPr>
-        <w:t xml:space="preserve">21.9 Counterparts</w:t>
-      </w:r>
-    </w:p>
-    <w:p>
-      <w:pPr>
-        <w:pStyle w:val="FirstParagraph"/>
-      </w:pPr>
-      <w:r>
-        <w:t xml:space="preserve">This Agreement may be executed in any number of counterparts, each of which shall be deemed an original, and all of which together shall constitute one and the same instrument. Electronic signatures and scanned copies shall be deemed valid and binding.</w:t>
-      </w:r>
-    </w:p>
-    <w:bookmarkEnd w:id="126"/>
-    <w:bookmarkStart w:id="127" w:name="no-third-party-rights"/>
+    <w:bookmarkStart w:id="125" w:name="no-third-party-rights"/>
     <w:p>
       <w:pPr>
         <w:pStyle w:val="Heading3"/>
@@ -7787,9 +7671,9 @@
         </w:pict>
       </w:r>
     </w:p>
-    <w:bookmarkEnd w:id="127"/>
-    <w:bookmarkEnd w:id="128"/>
-    <w:bookmarkStart w:id="132" w:name="signature-block"/>
+    <w:bookmarkEnd w:id="125"/>
+    <w:bookmarkEnd w:id="126"/>
+    <w:bookmarkStart w:id="130" w:name="signature-block"/>
     <w:p>
       <w:pPr>
         <w:pBdr>
@@ -7840,7 +7724,7 @@
         </w:pict>
       </w:r>
     </w:p>
-    <w:bookmarkStart w:id="129" w:name="X905809e017461aef765d96c1a5d05780fef9853"/>
+    <w:bookmarkStart w:id="127" w:name="X905809e017461aef765d96c1a5d05780fef9853"/>
     <w:p>
       <w:pPr>
         <w:pStyle w:val="Heading3"/>
@@ -7948,8 +7832,8 @@
         </w:pict>
       </w:r>
     </w:p>
-    <w:bookmarkEnd w:id="129"/>
-    <w:bookmarkStart w:id="130" w:name="the-marketer"/>
+    <w:bookmarkEnd w:id="127"/>
+    <w:bookmarkStart w:id="128" w:name="the-marketer"/>
     <w:p>
       <w:pPr>
         <w:pStyle w:val="Heading3"/>
@@ -8027,8 +7911,8 @@
         </w:pict>
       </w:r>
     </w:p>
-    <w:bookmarkEnd w:id="130"/>
-    <w:bookmarkStart w:id="131" w:name="witness"/>
+    <w:bookmarkEnd w:id="128"/>
+    <w:bookmarkStart w:id="129" w:name="witness"/>
     <w:p>
       <w:pPr>
         <w:pStyle w:val="Heading3"/>
@@ -8142,9 +8026,9 @@
         </w:pict>
       </w:r>
     </w:p>
-    <w:bookmarkEnd w:id="131"/>
-    <w:bookmarkEnd w:id="132"/>
-    <w:bookmarkStart w:id="138" w:name="schedule-a-commission-rate-table"/>
+    <w:bookmarkEnd w:id="129"/>
+    <w:bookmarkEnd w:id="130"/>
+    <w:bookmarkStart w:id="137" w:name="schedule-a-commission-rate-table"/>
     <w:p>
       <w:pPr>
         <w:pBdr>
@@ -8173,7 +8057,7 @@
         <w:t xml:space="preserve">23. SCHEDULE A: COMMISSION RATE TABLE</w:t>
       </w:r>
     </w:p>
-    <w:bookmarkStart w:id="133" w:name="a.1-base-commission-rates"/>
+    <w:bookmarkStart w:id="131" w:name="a.1-base-commission-rates"/>
     <w:p>
       <w:pPr>
         <w:pStyle w:val="Heading3"/>
@@ -8737,8 +8621,8 @@
         </w:tc>
       </w:tr>
     </w:tbl>
-    <w:bookmarkEnd w:id="133"/>
-    <w:bookmarkStart w:id="134" w:name="a.2-volume-bonus-tiers"/>
+    <w:bookmarkEnd w:id="131"/>
+    <w:bookmarkStart w:id="132" w:name="a.2-volume-bonus-tiers"/>
     <w:p>
       <w:pPr>
         <w:pStyle w:val="Heading3"/>
@@ -9062,80 +8946,80 @@
         </w:tc>
       </w:tr>
     </w:tbl>
+    <w:bookmarkEnd w:id="132"/>
+    <w:bookmarkStart w:id="133" w:name="a.3-authorised-territory"/>
+    <w:p>
+      <w:pPr>
+        <w:pStyle w:val="Heading3"/>
+        <w:rPr>
+          <w:color w:val="E08A00"/>
+        </w:rPr>
+      </w:pPr>
+      <w:r>
+        <w:rPr>
+          <w:b/>
+          <w:color w:val="E08A00"/>
+          <w:sz w:val="26"/>
+        </w:rPr>
+        <w:t xml:space="preserve">A.3 Authorised Territory</w:t>
+      </w:r>
+    </w:p>
+    <w:p>
+      <w:pPr>
+        <w:pStyle w:val="FirstParagraph"/>
+      </w:pPr>
+      <w:r>
+        <w:rPr>
+          <w:bCs/>
+          <w:b/>
+        </w:rPr>
+        <w:t xml:space="preserve">Territory:</w:t>
+      </w:r>
+      <w:r>
+        <w:t xml:space="preserve"> </w:t>
+      </w:r>
+      <w:r>
+        <w:t xml:space="preserve">_______________________________________________</w:t>
+      </w:r>
+    </w:p>
+    <w:bookmarkEnd w:id="133"/>
+    <w:bookmarkStart w:id="134" w:name="a.4-assigned-product-lines"/>
+    <w:p>
+      <w:pPr>
+        <w:pStyle w:val="Heading3"/>
+        <w:rPr>
+          <w:color w:val="E08A00"/>
+        </w:rPr>
+      </w:pPr>
+      <w:r>
+        <w:rPr>
+          <w:b/>
+          <w:color w:val="E08A00"/>
+          <w:sz w:val="26"/>
+        </w:rPr>
+        <w:t xml:space="preserve">A.4 Assigned Product Lines</w:t>
+      </w:r>
+    </w:p>
+    <w:p>
+      <w:pPr>
+        <w:pStyle w:val="FirstParagraph"/>
+      </w:pPr>
+      <w:r>
+        <w:rPr>
+          <w:bCs/>
+          <w:b/>
+        </w:rPr>
+        <w:t xml:space="preserve">Product Lines:</w:t>
+      </w:r>
+      <w:r>
+        <w:t xml:space="preserve"> </w:t>
+      </w:r>
+      <w:r>
+        <w:t xml:space="preserve">_______________________________________________</w:t>
+      </w:r>
+    </w:p>
     <w:bookmarkEnd w:id="134"/>
-    <w:bookmarkStart w:id="135" w:name="a.3-authorised-territory"/>
-    <w:p>
-      <w:pPr>
-        <w:pStyle w:val="Heading3"/>
-        <w:rPr>
-          <w:color w:val="E08A00"/>
-        </w:rPr>
-      </w:pPr>
-      <w:r>
-        <w:rPr>
-          <w:b/>
-          <w:color w:val="E08A00"/>
-          <w:sz w:val="26"/>
-        </w:rPr>
-        <w:t xml:space="preserve">A.3 Authorised Territory</w:t>
-      </w:r>
-    </w:p>
-    <w:p>
-      <w:pPr>
-        <w:pStyle w:val="FirstParagraph"/>
-      </w:pPr>
-      <w:r>
-        <w:rPr>
-          <w:bCs/>
-          <w:b/>
-        </w:rPr>
-        <w:t xml:space="preserve">Territory:</w:t>
-      </w:r>
-      <w:r>
-        <w:t xml:space="preserve"> </w:t>
-      </w:r>
-      <w:r>
-        <w:t xml:space="preserve">_______________________________________________</w:t>
-      </w:r>
-    </w:p>
-    <w:bookmarkEnd w:id="135"/>
-    <w:bookmarkStart w:id="136" w:name="a.4-assigned-product-lines"/>
-    <w:p>
-      <w:pPr>
-        <w:pStyle w:val="Heading3"/>
-        <w:rPr>
-          <w:color w:val="E08A00"/>
-        </w:rPr>
-      </w:pPr>
-      <w:r>
-        <w:rPr>
-          <w:b/>
-          <w:color w:val="E08A00"/>
-          <w:sz w:val="26"/>
-        </w:rPr>
-        <w:t xml:space="preserve">A.4 Assigned Product Lines</w:t>
-      </w:r>
-    </w:p>
-    <w:p>
-      <w:pPr>
-        <w:pStyle w:val="FirstParagraph"/>
-      </w:pPr>
-      <w:r>
-        <w:rPr>
-          <w:bCs/>
-          <w:b/>
-        </w:rPr>
-        <w:t xml:space="preserve">Product Lines:</w:t>
-      </w:r>
-      <w:r>
-        <w:t xml:space="preserve"> </w:t>
-      </w:r>
-      <w:r>
-        <w:t xml:space="preserve">_______________________________________________</w:t>
-      </w:r>
-    </w:p>
-    <w:bookmarkEnd w:id="136"/>
-    <w:bookmarkStart w:id="137" w:name="a.5-special-terms-if-any"/>
+    <w:bookmarkStart w:id="136" w:name="a.5-special-terms-if-any"/>
     <w:p>
       <w:pPr>
         <w:pStyle w:val="Heading3"/>
@@ -9287,7 +9171,7 @@
       <w:r>
         <w:t xml:space="preserve"> </w:t>
       </w:r>
-      <w:hyperlink r:id="rId20">
+      <w:hyperlink r:id="rId135">
         <w:r>
           <w:rPr>
             <w:rStyle w:val="Hyperlink"/>
@@ -9296,17 +9180,9 @@
         </w:r>
       </w:hyperlink>
     </w:p>
+    <w:bookmarkEnd w:id="136"/>
     <w:bookmarkEnd w:id="137"/>
-    <w:bookmarkEnd w:id="138"/>
-    <w:bookmarkEnd w:id="139"/>
-    <w:sectPr>
-      <w:pgBorders w:offsetFrom="page">
-        <w:top w:val="single" w:sz="18" w:space="24" w:color="00BFFF"/>
-        <w:left w:val="single" w:sz="18" w:space="24" w:color="0099CC"/>
-        <w:bottom w:val="single" w:sz="18" w:space="24" w:color="F5A623"/>
-        <w:right w:val="single" w:sz="18" w:space="24" w:color="E08A00"/>
-      </w:pgBorders>
-    </w:sectPr>
+    <w:sectPr/>
     <w:p>
       <w:pPr>
         <w:pBdr>
